--- a/Relatorio_Consolidado.docx
+++ b/Relatorio_Consolidado.docx
@@ -40,10 +40,10 @@
           <w:lang w:val="pt-BR"/>
         </w:rPr>
         <w:drawing>
-          <wp:inline distT="0" distB="0" distL="0" distR="0" wp14:anchorId="1AE6521D" wp14:editId="002ED719">
+          <wp:inline distT="0" distB="0" distL="0" distR="0" wp14:anchorId="42FD4B6D" wp14:editId="465FE4AA">
             <wp:extent cx="1366839" cy="585216"/>
             <wp:effectExtent l="0" t="0" r="0" b="0"/>
-            <wp:docPr id="1549378040" name="Imagem 3" descr="Logotipo&#10;&#10;O conteúdo gerado por IA pode estar incorreto."/>
+            <wp:docPr id="1549378040" name="Imagem 3" descr="Logotipo  O conteúdo gerado por IA pode estar incorreto."/>
             <wp:cNvGraphicFramePr>
               <a:graphicFrameLocks xmlns:a="http://schemas.openxmlformats.org/drawingml/2006/main" noChangeAspect="1"/>
             </wp:cNvGraphicFramePr>
@@ -51,7 +51,7 @@
               <a:graphicData uri="http://schemas.openxmlformats.org/drawingml/2006/picture">
                 <pic:pic xmlns:pic="http://schemas.openxmlformats.org/drawingml/2006/picture">
                   <pic:nvPicPr>
-                    <pic:cNvPr id="1549378040" name="Imagem 3" descr="Logotipo&#10;&#10;O conteúdo gerado por IA pode estar incorreto."/>
+                    <pic:cNvPr id="1549378040" name="Imagem 3" descr="Logotipo  O conteúdo gerado por IA pode estar incorreto."/>
                     <pic:cNvPicPr>
                       <a:picLocks noChangeAspect="1" noChangeArrowheads="1"/>
                     </pic:cNvPicPr>
@@ -166,60 +166,29 @@
     </w:p>
     <w:p>
       <w:pPr>
-        <w:pStyle w:val="Ttulo2"/>
+        <w:pStyle w:val="CabealhodoSumrio"/>
         <w:jc w:val="center"/>
         <w:rPr>
-          <w:rFonts w:ascii="Aptos" w:hAnsi="Aptos"/>
-          <w:bCs/>
-          <w:color w:val="0070C0"/>
-          <w:sz w:val="36"/>
-          <w:szCs w:val="36"/>
-          <w:lang w:val="pt-BR"/>
-        </w:rPr>
-      </w:pPr>
-      <w:r>
-        <w:rPr>
-          <w:rFonts w:ascii="Calibri" w:eastAsia="Calibri" w:hAnsi="Calibri"/>
-          <w:bCs/>
-          <w:color w:val="0070C0"/>
-          <w:sz w:val="36"/>
-          <w:szCs w:val="36"/>
-          <w:lang w:val="pt-BR"/>
-        </w:rPr>
-        <w:t>RELATÓRIO CONSOLIDAD</w:t>
-      </w:r>
-      <w:r>
-        <w:rPr>
-          <w:rFonts w:ascii="Calibri" w:eastAsia="Calibri" w:hAnsi="Calibri"/>
-          <w:bCs/>
-          <w:color w:val="0070C0"/>
-          <w:sz w:val="36"/>
-          <w:szCs w:val="36"/>
-          <w:lang w:val="pt-BR"/>
-        </w:rPr>
-        <w:t>O</w:t>
-      </w:r>
-    </w:p>
-    <w:p>
-      <w:pPr>
+          <w:lang w:val="pt-BR"/>
+        </w:rPr>
+      </w:pPr>
+      <w:r>
+        <w:rPr>
+          <w:lang w:val="pt-BR"/>
+        </w:rPr>
+        <w:t>RELATÓRIO CONSOLIDADO</w:t>
+      </w:r>
+    </w:p>
+    <w:p>
+      <w:pPr>
+        <w:pStyle w:val="CabealhodoSumrio"/>
         <w:jc w:val="center"/>
         <w:rPr>
-          <w:rFonts w:ascii="Aptos" w:hAnsi="Aptos"/>
-          <w:b/>
-          <w:bCs/>
-          <w:color w:val="0070C0"/>
-          <w:sz w:val="36"/>
-          <w:szCs w:val="36"/>
-          <w:lang w:val="pt-BR"/>
-        </w:rPr>
-      </w:pPr>
-      <w:r>
-        <w:rPr>
-          <w:b/>
-          <w:bCs/>
-          <w:color w:val="0070C0"/>
-          <w:sz w:val="36"/>
-          <w:szCs w:val="36"/>
+          <w:lang w:val="pt-BR"/>
+        </w:rPr>
+      </w:pPr>
+      <w:r>
+        <w:rPr>
           <w:lang w:val="pt-BR"/>
         </w:rPr>
         <w:t>ANÁLISE DE DADOS SECUNDÁRIOS IPEDF/PDAD 2021 + BENCHMARKING ESCOLAS CONCORRENTES</w:t>
@@ -227,7 +196,6 @@
     </w:p>
     <w:p>
       <w:pPr>
-        <w:jc w:val="center"/>
         <w:rPr>
           <w:rFonts w:ascii="Aptos" w:hAnsi="Aptos"/>
           <w:b/>
@@ -253,7 +221,6 @@
     </w:p>
     <w:p>
       <w:pPr>
-        <w:jc w:val="center"/>
         <w:rPr>
           <w:rFonts w:ascii="Aptos" w:hAnsi="Aptos"/>
           <w:b/>
@@ -266,18 +233,6 @@
     </w:p>
     <w:p>
       <w:pPr>
-        <w:rPr>
-          <w:rFonts w:ascii="Aptos" w:hAnsi="Aptos"/>
-          <w:b/>
-          <w:bCs/>
-          <w:sz w:val="44"/>
-          <w:szCs w:val="44"/>
-          <w:lang w:val="pt-BR"/>
-        </w:rPr>
-      </w:pPr>
-    </w:p>
-    <w:p>
-      <w:pPr>
         <w:pStyle w:val="Ttulo2"/>
         <w:spacing w:before="0" w:after="0" w:line="240" w:lineRule="auto"/>
         <w:jc w:val="center"/>
@@ -344,14 +299,7 @@
           <w:rFonts w:ascii="Calibri" w:eastAsia="Calibri" w:hAnsi="Calibri"/>
           <w:lang w:val="pt-BR"/>
         </w:rPr>
-        <w:t>ELABORADO POR</w:t>
-      </w:r>
-      <w:r>
-        <w:rPr>
-          <w:rFonts w:ascii="Calibri" w:eastAsia="Calibri" w:hAnsi="Calibri"/>
-          <w:lang w:val="pt-BR"/>
-        </w:rPr>
-        <w:t>:</w:t>
+        <w:t>ELABORADO POR:</w:t>
       </w:r>
     </w:p>
     <w:p>
@@ -369,7 +317,7 @@
           <w:lang w:val="pt-BR"/>
         </w:rPr>
         <w:drawing>
-          <wp:inline distT="0" distB="0" distL="0" distR="0" wp14:anchorId="50BFF33E" wp14:editId="0A85B56C">
+          <wp:inline distT="0" distB="0" distL="0" distR="0" wp14:anchorId="56CE3D6C" wp14:editId="41172BDB">
             <wp:extent cx="1077086" cy="594360"/>
             <wp:effectExtent l="0" t="0" r="0" b="0"/>
             <wp:docPr id="978276256" name="Imagem 1"/>
@@ -442,6 +390,7 @@
           <w:pPr>
             <w:pStyle w:val="CabealhodoSumrio"/>
             <w:rPr>
+              <w:noProof/>
               <w:lang w:val="pt-BR"/>
             </w:rPr>
           </w:pPr>
@@ -451,22 +400,10 @@
             </w:rPr>
             <w:t>Sumário</w:t>
           </w:r>
-        </w:p>
-        <w:p>
-          <w:pPr>
-            <w:pStyle w:val="Sumrio2"/>
-            <w:tabs>
-              <w:tab w:val="right" w:leader="dot" w:pos="8828"/>
-            </w:tabs>
-            <w:rPr>
-              <w:noProof/>
-              <w:lang w:val="pt-BR"/>
-            </w:rPr>
-          </w:pPr>
           <w:r>
             <w:rPr>
               <w:b w:val="0"/>
-              <w:bCs w:val="0"/>
+              <w:bCs/>
               <w:lang w:val="pt-BR"/>
             </w:rPr>
             <w:fldChar w:fldCharType="begin"/>
@@ -480,384 +417,11 @@
           <w:r>
             <w:rPr>
               <w:b w:val="0"/>
-              <w:bCs w:val="0"/>
+              <w:bCs/>
               <w:lang w:val="pt-BR"/>
             </w:rPr>
             <w:fldChar w:fldCharType="separate"/>
           </w:r>
-          <w:hyperlink w:anchor="_Toc223366749" w:history="1">
-            <w:r>
-              <w:rPr>
-                <w:rStyle w:val="Hyperlink"/>
-                <w:noProof/>
-                <w:lang w:val="pt-BR"/>
-              </w:rPr>
-              <w:t>Resumo Executivo</w:t>
-            </w:r>
-            <w:r>
-              <w:rPr>
-                <w:noProof/>
-                <w:webHidden/>
-                <w:lang w:val="pt-BR"/>
-              </w:rPr>
-              <w:tab/>
-            </w:r>
-            <w:r>
-              <w:rPr>
-                <w:noProof/>
-                <w:webHidden/>
-                <w:lang w:val="pt-BR"/>
-              </w:rPr>
-              <w:fldChar w:fldCharType="begin"/>
-            </w:r>
-            <w:r>
-              <w:rPr>
-                <w:noProof/>
-                <w:webHidden/>
-                <w:lang w:val="pt-BR"/>
-              </w:rPr>
-              <w:instrText xml:space="preserve"> PAGEREF _Toc223366749 \h </w:instrText>
-            </w:r>
-            <w:r>
-              <w:rPr>
-                <w:noProof/>
-                <w:webHidden/>
-                <w:lang w:val="pt-BR"/>
-              </w:rPr>
-            </w:r>
-            <w:r>
-              <w:rPr>
-                <w:noProof/>
-                <w:webHidden/>
-                <w:lang w:val="pt-BR"/>
-              </w:rPr>
-              <w:fldChar w:fldCharType="separate"/>
-            </w:r>
-            <w:r>
-              <w:rPr>
-                <w:noProof/>
-                <w:webHidden/>
-                <w:lang w:val="pt-BR"/>
-              </w:rPr>
-              <w:t>6</w:t>
-            </w:r>
-            <w:r>
-              <w:rPr>
-                <w:noProof/>
-                <w:webHidden/>
-                <w:lang w:val="pt-BR"/>
-              </w:rPr>
-              <w:fldChar w:fldCharType="end"/>
-            </w:r>
-          </w:hyperlink>
-        </w:p>
-        <w:p>
-          <w:pPr>
-            <w:pStyle w:val="Sumrio3"/>
-            <w:tabs>
-              <w:tab w:val="right" w:leader="dot" w:pos="8828"/>
-            </w:tabs>
-            <w:rPr>
-              <w:noProof/>
-              <w:lang w:val="pt-BR"/>
-            </w:rPr>
-          </w:pPr>
-          <w:hyperlink w:anchor="_Toc223366750" w:history="1">
-            <w:r>
-              <w:rPr>
-                <w:rStyle w:val="Hyperlink"/>
-                <w:noProof/>
-                <w:lang w:val="pt-BR"/>
-              </w:rPr>
-              <w:t>Objetivo</w:t>
-            </w:r>
-            <w:r>
-              <w:rPr>
-                <w:noProof/>
-                <w:webHidden/>
-                <w:lang w:val="pt-BR"/>
-              </w:rPr>
-              <w:tab/>
-            </w:r>
-            <w:r>
-              <w:rPr>
-                <w:noProof/>
-                <w:webHidden/>
-                <w:lang w:val="pt-BR"/>
-              </w:rPr>
-              <w:fldChar w:fldCharType="begin"/>
-            </w:r>
-            <w:r>
-              <w:rPr>
-                <w:noProof/>
-                <w:webHidden/>
-                <w:lang w:val="pt-BR"/>
-              </w:rPr>
-              <w:instrText xml:space="preserve"> PAGEREF _Toc223366750 \h </w:instrText>
-            </w:r>
-            <w:r>
-              <w:rPr>
-                <w:noProof/>
-                <w:webHidden/>
-                <w:lang w:val="pt-BR"/>
-              </w:rPr>
-            </w:r>
-            <w:r>
-              <w:rPr>
-                <w:noProof/>
-                <w:webHidden/>
-                <w:lang w:val="pt-BR"/>
-              </w:rPr>
-              <w:fldChar w:fldCharType="separate"/>
-            </w:r>
-            <w:r>
-              <w:rPr>
-                <w:noProof/>
-                <w:webHidden/>
-                <w:lang w:val="pt-BR"/>
-              </w:rPr>
-              <w:t>6</w:t>
-            </w:r>
-            <w:r>
-              <w:rPr>
-                <w:noProof/>
-                <w:webHidden/>
-                <w:lang w:val="pt-BR"/>
-              </w:rPr>
-              <w:fldChar w:fldCharType="end"/>
-            </w:r>
-          </w:hyperlink>
-        </w:p>
-        <w:p>
-          <w:pPr>
-            <w:pStyle w:val="Sumrio3"/>
-            <w:tabs>
-              <w:tab w:val="right" w:leader="dot" w:pos="8828"/>
-            </w:tabs>
-            <w:rPr>
-              <w:noProof/>
-              <w:lang w:val="pt-BR"/>
-            </w:rPr>
-          </w:pPr>
-          <w:hyperlink w:anchor="_Toc223366751" w:history="1">
-            <w:r>
-              <w:rPr>
-                <w:rStyle w:val="Hyperlink"/>
-                <w:noProof/>
-                <w:lang w:val="pt-BR"/>
-              </w:rPr>
-              <w:t>Premissas estratégicas</w:t>
-            </w:r>
-            <w:r>
-              <w:rPr>
-                <w:noProof/>
-                <w:webHidden/>
-                <w:lang w:val="pt-BR"/>
-              </w:rPr>
-              <w:tab/>
-            </w:r>
-            <w:r>
-              <w:rPr>
-                <w:noProof/>
-                <w:webHidden/>
-                <w:lang w:val="pt-BR"/>
-              </w:rPr>
-              <w:fldChar w:fldCharType="begin"/>
-            </w:r>
-            <w:r>
-              <w:rPr>
-                <w:noProof/>
-                <w:webHidden/>
-                <w:lang w:val="pt-BR"/>
-              </w:rPr>
-              <w:instrText xml:space="preserve"> PAGEREF _Toc223366751 \h </w:instrText>
-            </w:r>
-            <w:r>
-              <w:rPr>
-                <w:noProof/>
-                <w:webHidden/>
-                <w:lang w:val="pt-BR"/>
-              </w:rPr>
-            </w:r>
-            <w:r>
-              <w:rPr>
-                <w:noProof/>
-                <w:webHidden/>
-                <w:lang w:val="pt-BR"/>
-              </w:rPr>
-              <w:fldChar w:fldCharType="separate"/>
-            </w:r>
-            <w:r>
-              <w:rPr>
-                <w:noProof/>
-                <w:webHidden/>
-                <w:lang w:val="pt-BR"/>
-              </w:rPr>
-              <w:t>6</w:t>
-            </w:r>
-            <w:r>
-              <w:rPr>
-                <w:noProof/>
-                <w:webHidden/>
-                <w:lang w:val="pt-BR"/>
-              </w:rPr>
-              <w:fldChar w:fldCharType="end"/>
-            </w:r>
-          </w:hyperlink>
-        </w:p>
-        <w:p>
-          <w:pPr>
-            <w:pStyle w:val="Sumrio3"/>
-            <w:tabs>
-              <w:tab w:val="right" w:leader="dot" w:pos="8828"/>
-            </w:tabs>
-            <w:rPr>
-              <w:noProof/>
-              <w:lang w:val="pt-BR"/>
-            </w:rPr>
-          </w:pPr>
-          <w:hyperlink w:anchor="_Toc223366752" w:history="1">
-            <w:r>
-              <w:rPr>
-                <w:rStyle w:val="Hyperlink"/>
-                <w:noProof/>
-                <w:lang w:val="pt-BR"/>
-              </w:rPr>
-              <w:t>Números-chave (cenário central)</w:t>
-            </w:r>
-            <w:r>
-              <w:rPr>
-                <w:noProof/>
-                <w:webHidden/>
-                <w:lang w:val="pt-BR"/>
-              </w:rPr>
-              <w:tab/>
-            </w:r>
-            <w:r>
-              <w:rPr>
-                <w:noProof/>
-                <w:webHidden/>
-                <w:lang w:val="pt-BR"/>
-              </w:rPr>
-              <w:fldChar w:fldCharType="begin"/>
-            </w:r>
-            <w:r>
-              <w:rPr>
-                <w:noProof/>
-                <w:webHidden/>
-                <w:lang w:val="pt-BR"/>
-              </w:rPr>
-              <w:instrText xml:space="preserve"> PAGEREF _Toc223366752 \h </w:instrText>
-            </w:r>
-            <w:r>
-              <w:rPr>
-                <w:noProof/>
-                <w:webHidden/>
-                <w:lang w:val="pt-BR"/>
-              </w:rPr>
-            </w:r>
-            <w:r>
-              <w:rPr>
-                <w:noProof/>
-                <w:webHidden/>
-                <w:lang w:val="pt-BR"/>
-              </w:rPr>
-              <w:fldChar w:fldCharType="separate"/>
-            </w:r>
-            <w:r>
-              <w:rPr>
-                <w:noProof/>
-                <w:webHidden/>
-                <w:lang w:val="pt-BR"/>
-              </w:rPr>
-              <w:t>6</w:t>
-            </w:r>
-            <w:r>
-              <w:rPr>
-                <w:noProof/>
-                <w:webHidden/>
-                <w:lang w:val="pt-BR"/>
-              </w:rPr>
-              <w:fldChar w:fldCharType="end"/>
-            </w:r>
-          </w:hyperlink>
-        </w:p>
-        <w:p>
-          <w:pPr>
-            <w:pStyle w:val="Sumrio3"/>
-            <w:tabs>
-              <w:tab w:val="right" w:leader="dot" w:pos="8828"/>
-            </w:tabs>
-            <w:rPr>
-              <w:noProof/>
-              <w:lang w:val="pt-BR"/>
-            </w:rPr>
-          </w:pPr>
-          <w:hyperlink w:anchor="_Toc223366753" w:history="1">
-            <w:r>
-              <w:rPr>
-                <w:rStyle w:val="Hyperlink"/>
-                <w:noProof/>
-                <w:lang w:val="pt-BR"/>
-              </w:rPr>
-              <w:t>Conclusão executiva (GO condicional)</w:t>
-            </w:r>
-            <w:r>
-              <w:rPr>
-                <w:noProof/>
-                <w:webHidden/>
-                <w:lang w:val="pt-BR"/>
-              </w:rPr>
-              <w:tab/>
-            </w:r>
-            <w:r>
-              <w:rPr>
-                <w:noProof/>
-                <w:webHidden/>
-                <w:lang w:val="pt-BR"/>
-              </w:rPr>
-              <w:fldChar w:fldCharType="begin"/>
-            </w:r>
-            <w:r>
-              <w:rPr>
-                <w:noProof/>
-                <w:webHidden/>
-                <w:lang w:val="pt-BR"/>
-              </w:rPr>
-              <w:instrText xml:space="preserve"> PAGEREF _Toc223366753 \h </w:instrText>
-            </w:r>
-            <w:r>
-              <w:rPr>
-                <w:noProof/>
-                <w:webHidden/>
-                <w:lang w:val="pt-BR"/>
-              </w:rPr>
-            </w:r>
-            <w:r>
-              <w:rPr>
-                <w:noProof/>
-                <w:webHidden/>
-                <w:lang w:val="pt-BR"/>
-              </w:rPr>
-              <w:fldChar w:fldCharType="separate"/>
-            </w:r>
-            <w:r>
-              <w:rPr>
-                <w:noProof/>
-                <w:webHidden/>
-                <w:lang w:val="pt-BR"/>
-              </w:rPr>
-              <w:t>6</w:t>
-            </w:r>
-            <w:r>
-              <w:rPr>
-                <w:noProof/>
-                <w:webHidden/>
-                <w:lang w:val="pt-BR"/>
-              </w:rPr>
-              <w:fldChar w:fldCharType="end"/>
-            </w:r>
-          </w:hyperlink>
         </w:p>
         <w:p>
           <w:pPr>
@@ -1848,7 +1412,7 @@
                 <w:webHidden/>
                 <w:lang w:val="pt-BR"/>
               </w:rPr>
-              <w:t>9</w:t>
+              <w:t>10</w:t>
             </w:r>
             <w:r>
               <w:rPr>
@@ -3003,7 +2567,7 @@
                 <w:webHidden/>
                 <w:lang w:val="pt-BR"/>
               </w:rPr>
-              <w:t>13</w:t>
+              <w:t>14</w:t>
             </w:r>
             <w:r>
               <w:rPr>
@@ -3542,7 +3106,7 @@
                 <w:webHidden/>
                 <w:lang w:val="pt-BR"/>
               </w:rPr>
-              <w:t>16</w:t>
+              <w:t>17</w:t>
             </w:r>
             <w:r>
               <w:rPr>
@@ -3696,7 +3260,7 @@
                 <w:webHidden/>
                 <w:lang w:val="pt-BR"/>
               </w:rPr>
-              <w:t>17</w:t>
+              <w:t>18</w:t>
             </w:r>
             <w:r>
               <w:rPr>
@@ -3927,7 +3491,7 @@
                 <w:webHidden/>
                 <w:lang w:val="pt-BR"/>
               </w:rPr>
-              <w:t>19</w:t>
+              <w:t>20</w:t>
             </w:r>
             <w:r>
               <w:rPr>
@@ -4004,7 +3568,7 @@
                 <w:webHidden/>
                 <w:lang w:val="pt-BR"/>
               </w:rPr>
-              <w:t>19</w:t>
+              <w:t>20</w:t>
             </w:r>
             <w:r>
               <w:rPr>
@@ -4081,7 +3645,7 @@
                 <w:webHidden/>
                 <w:lang w:val="pt-BR"/>
               </w:rPr>
-              <w:t>19</w:t>
+              <w:t>20</w:t>
             </w:r>
             <w:r>
               <w:rPr>
@@ -4158,7 +3722,7 @@
                 <w:webHidden/>
                 <w:lang w:val="pt-BR"/>
               </w:rPr>
-              <w:t>19</w:t>
+              <w:t>20</w:t>
             </w:r>
             <w:r>
               <w:rPr>
@@ -4235,7 +3799,7 @@
                 <w:webHidden/>
                 <w:lang w:val="pt-BR"/>
               </w:rPr>
-              <w:t>19</w:t>
+              <w:t>21</w:t>
             </w:r>
             <w:r>
               <w:rPr>
@@ -4312,7 +3876,7 @@
                 <w:webHidden/>
                 <w:lang w:val="pt-BR"/>
               </w:rPr>
-              <w:t>20</w:t>
+              <w:t>21</w:t>
             </w:r>
             <w:r>
               <w:rPr>
@@ -4389,7 +3953,7 @@
                 <w:webHidden/>
                 <w:lang w:val="pt-BR"/>
               </w:rPr>
-              <w:t>20</w:t>
+              <w:t>22</w:t>
             </w:r>
             <w:r>
               <w:rPr>
@@ -4466,7 +4030,7 @@
                 <w:webHidden/>
                 <w:lang w:val="pt-BR"/>
               </w:rPr>
-              <w:t>21</w:t>
+              <w:t>22</w:t>
             </w:r>
             <w:r>
               <w:rPr>
@@ -4543,7 +4107,7 @@
                 <w:webHidden/>
                 <w:lang w:val="pt-BR"/>
               </w:rPr>
-              <w:t>21</w:t>
+              <w:t>23</w:t>
             </w:r>
             <w:r>
               <w:rPr>
@@ -4620,7 +4184,7 @@
                 <w:webHidden/>
                 <w:lang w:val="pt-BR"/>
               </w:rPr>
-              <w:t>23</w:t>
+              <w:t>24</w:t>
             </w:r>
             <w:r>
               <w:rPr>
@@ -4697,7 +4261,7 @@
                 <w:webHidden/>
                 <w:lang w:val="pt-BR"/>
               </w:rPr>
-              <w:t>23</w:t>
+              <w:t>24</w:t>
             </w:r>
             <w:r>
               <w:rPr>
@@ -4774,7 +4338,7 @@
                 <w:webHidden/>
                 <w:lang w:val="pt-BR"/>
               </w:rPr>
-              <w:t>23</w:t>
+              <w:t>24</w:t>
             </w:r>
             <w:r>
               <w:rPr>
@@ -4851,7 +4415,7 @@
                 <w:webHidden/>
                 <w:lang w:val="pt-BR"/>
               </w:rPr>
-              <w:t>23</w:t>
+              <w:t>24</w:t>
             </w:r>
             <w:r>
               <w:rPr>
@@ -4928,7 +4492,7 @@
                 <w:webHidden/>
                 <w:lang w:val="pt-BR"/>
               </w:rPr>
-              <w:t>24</w:t>
+              <w:t>25</w:t>
             </w:r>
             <w:r>
               <w:rPr>
@@ -5005,7 +4569,7 @@
                 <w:webHidden/>
                 <w:lang w:val="pt-BR"/>
               </w:rPr>
-              <w:t>24</w:t>
+              <w:t>26</w:t>
             </w:r>
             <w:r>
               <w:rPr>
@@ -5082,7 +4646,7 @@
                 <w:webHidden/>
                 <w:lang w:val="pt-BR"/>
               </w:rPr>
-              <w:t>25</w:t>
+              <w:t>26</w:t>
             </w:r>
             <w:r>
               <w:rPr>
@@ -5159,7 +4723,7 @@
                 <w:webHidden/>
                 <w:lang w:val="pt-BR"/>
               </w:rPr>
-              <w:t>25</w:t>
+              <w:t>26</w:t>
             </w:r>
             <w:r>
               <w:rPr>
@@ -5236,7 +4800,7 @@
                 <w:webHidden/>
                 <w:lang w:val="pt-BR"/>
               </w:rPr>
-              <w:t>26</w:t>
+              <w:t>28</w:t>
             </w:r>
             <w:r>
               <w:rPr>
@@ -5313,7 +4877,7 @@
                 <w:webHidden/>
                 <w:lang w:val="pt-BR"/>
               </w:rPr>
-              <w:t>26</w:t>
+              <w:t>28</w:t>
             </w:r>
             <w:r>
               <w:rPr>
@@ -5390,7 +4954,7 @@
                 <w:webHidden/>
                 <w:lang w:val="pt-BR"/>
               </w:rPr>
-              <w:t>26</w:t>
+              <w:t>28</w:t>
             </w:r>
             <w:r>
               <w:rPr>
@@ -5467,7 +5031,7 @@
                 <w:webHidden/>
                 <w:lang w:val="pt-BR"/>
               </w:rPr>
-              <w:t>26</w:t>
+              <w:t>28</w:t>
             </w:r>
             <w:r>
               <w:rPr>
@@ -5544,7 +5108,7 @@
                 <w:webHidden/>
                 <w:lang w:val="pt-BR"/>
               </w:rPr>
-              <w:t>27</w:t>
+              <w:t>29</w:t>
             </w:r>
             <w:r>
               <w:rPr>
@@ -5621,7 +5185,7 @@
                 <w:webHidden/>
                 <w:lang w:val="pt-BR"/>
               </w:rPr>
-              <w:t>27</w:t>
+              <w:t>30</w:t>
             </w:r>
             <w:r>
               <w:rPr>
@@ -5698,7 +5262,7 @@
                 <w:webHidden/>
                 <w:lang w:val="pt-BR"/>
               </w:rPr>
-              <w:t>28</w:t>
+              <w:t>30</w:t>
             </w:r>
             <w:r>
               <w:rPr>
@@ -5775,7 +5339,7 @@
                 <w:webHidden/>
                 <w:lang w:val="pt-BR"/>
               </w:rPr>
-              <w:t>29</w:t>
+              <w:t>31</w:t>
             </w:r>
             <w:r>
               <w:rPr>
@@ -5852,7 +5416,7 @@
                 <w:webHidden/>
                 <w:lang w:val="pt-BR"/>
               </w:rPr>
-              <w:t>29</w:t>
+              <w:t>31</w:t>
             </w:r>
             <w:r>
               <w:rPr>
@@ -5929,7 +5493,7 @@
                 <w:webHidden/>
                 <w:lang w:val="pt-BR"/>
               </w:rPr>
-              <w:t>29</w:t>
+              <w:t>31</w:t>
             </w:r>
             <w:r>
               <w:rPr>
@@ -6006,7 +5570,7 @@
                 <w:webHidden/>
                 <w:lang w:val="pt-BR"/>
               </w:rPr>
-              <w:t>29</w:t>
+              <w:t>31</w:t>
             </w:r>
             <w:r>
               <w:rPr>
@@ -6083,7 +5647,7 @@
                 <w:webHidden/>
                 <w:lang w:val="pt-BR"/>
               </w:rPr>
-              <w:t>29</w:t>
+              <w:t>31</w:t>
             </w:r>
             <w:r>
               <w:rPr>
@@ -6160,7 +5724,7 @@
                 <w:webHidden/>
                 <w:lang w:val="pt-BR"/>
               </w:rPr>
-              <w:t>30</w:t>
+              <w:t>32</w:t>
             </w:r>
             <w:r>
               <w:rPr>
@@ -6237,7 +5801,7 @@
                 <w:webHidden/>
                 <w:lang w:val="pt-BR"/>
               </w:rPr>
-              <w:t>30</w:t>
+              <w:t>33</w:t>
             </w:r>
             <w:r>
               <w:rPr>
@@ -6314,7 +5878,7 @@
                 <w:webHidden/>
                 <w:lang w:val="pt-BR"/>
               </w:rPr>
-              <w:t>30</w:t>
+              <w:t>33</w:t>
             </w:r>
             <w:r>
               <w:rPr>
@@ -6391,7 +5955,7 @@
                 <w:webHidden/>
                 <w:lang w:val="pt-BR"/>
               </w:rPr>
-              <w:t>31</w:t>
+              <w:t>33</w:t>
             </w:r>
             <w:r>
               <w:rPr>
@@ -6468,7 +6032,7 @@
                 <w:webHidden/>
                 <w:lang w:val="pt-BR"/>
               </w:rPr>
-              <w:t>31</w:t>
+              <w:t>33</w:t>
             </w:r>
             <w:r>
               <w:rPr>
@@ -6545,7 +6109,7 @@
                 <w:webHidden/>
                 <w:lang w:val="pt-BR"/>
               </w:rPr>
-              <w:t>31</w:t>
+              <w:t>34</w:t>
             </w:r>
             <w:r>
               <w:rPr>
@@ -6622,7 +6186,7 @@
                 <w:webHidden/>
                 <w:lang w:val="pt-BR"/>
               </w:rPr>
-              <w:t>31</w:t>
+              <w:t>34</w:t>
             </w:r>
             <w:r>
               <w:rPr>
@@ -6699,7 +6263,7 @@
                 <w:webHidden/>
                 <w:lang w:val="pt-BR"/>
               </w:rPr>
-              <w:t>32</w:t>
+              <w:t>34</w:t>
             </w:r>
             <w:r>
               <w:rPr>
@@ -6776,7 +6340,7 @@
                 <w:webHidden/>
                 <w:lang w:val="pt-BR"/>
               </w:rPr>
-              <w:t>32</w:t>
+              <w:t>34</w:t>
             </w:r>
             <w:r>
               <w:rPr>
@@ -6853,7 +6417,7 @@
                 <w:webHidden/>
                 <w:lang w:val="pt-BR"/>
               </w:rPr>
-              <w:t>32</w:t>
+              <w:t>34</w:t>
             </w:r>
             <w:r>
               <w:rPr>
@@ -6930,7 +6494,7 @@
                 <w:webHidden/>
                 <w:lang w:val="pt-BR"/>
               </w:rPr>
-              <w:t>32</w:t>
+              <w:t>35</w:t>
             </w:r>
             <w:r>
               <w:rPr>
@@ -7007,7 +6571,7 @@
                 <w:webHidden/>
                 <w:lang w:val="pt-BR"/>
               </w:rPr>
-              <w:t>32</w:t>
+              <w:t>35</w:t>
             </w:r>
             <w:r>
               <w:rPr>
@@ -7084,7 +6648,7 @@
                 <w:webHidden/>
                 <w:lang w:val="pt-BR"/>
               </w:rPr>
-              <w:t>33</w:t>
+              <w:t>36</w:t>
             </w:r>
             <w:r>
               <w:rPr>
@@ -7161,7 +6725,7 @@
                 <w:webHidden/>
                 <w:lang w:val="pt-BR"/>
               </w:rPr>
-              <w:t>33</w:t>
+              <w:t>36</w:t>
             </w:r>
             <w:r>
               <w:rPr>
@@ -7238,7 +6802,7 @@
                 <w:webHidden/>
                 <w:lang w:val="pt-BR"/>
               </w:rPr>
-              <w:t>34</w:t>
+              <w:t>36</w:t>
             </w:r>
             <w:r>
               <w:rPr>
@@ -7315,7 +6879,7 @@
                 <w:webHidden/>
                 <w:lang w:val="pt-BR"/>
               </w:rPr>
-              <w:t>34</w:t>
+              <w:t>37</w:t>
             </w:r>
             <w:r>
               <w:rPr>
@@ -7392,7 +6956,7 @@
                 <w:webHidden/>
                 <w:lang w:val="pt-BR"/>
               </w:rPr>
-              <w:t>35</w:t>
+              <w:t>38</w:t>
             </w:r>
             <w:r>
               <w:rPr>
@@ -7469,7 +7033,7 @@
                 <w:webHidden/>
                 <w:lang w:val="pt-BR"/>
               </w:rPr>
-              <w:t>35</w:t>
+              <w:t>38</w:t>
             </w:r>
             <w:r>
               <w:rPr>
@@ -7546,7 +7110,7 @@
                 <w:webHidden/>
                 <w:lang w:val="pt-BR"/>
               </w:rPr>
-              <w:t>35</w:t>
+              <w:t>38</w:t>
             </w:r>
             <w:r>
               <w:rPr>
@@ -7623,7 +7187,7 @@
                 <w:webHidden/>
                 <w:lang w:val="pt-BR"/>
               </w:rPr>
-              <w:t>35</w:t>
+              <w:t>38</w:t>
             </w:r>
             <w:r>
               <w:rPr>
@@ -7700,7 +7264,7 @@
                 <w:webHidden/>
                 <w:lang w:val="pt-BR"/>
               </w:rPr>
-              <w:t>35</w:t>
+              <w:t>39</w:t>
             </w:r>
             <w:r>
               <w:rPr>
@@ -7777,7 +7341,7 @@
                 <w:webHidden/>
                 <w:lang w:val="pt-BR"/>
               </w:rPr>
-              <w:t>36</w:t>
+              <w:t>39</w:t>
             </w:r>
             <w:r>
               <w:rPr>
@@ -7854,7 +7418,7 @@
                 <w:webHidden/>
                 <w:lang w:val="pt-BR"/>
               </w:rPr>
-              <w:t>36</w:t>
+              <w:t>39</w:t>
             </w:r>
             <w:r>
               <w:rPr>
@@ -7931,7 +7495,7 @@
                 <w:webHidden/>
                 <w:lang w:val="pt-BR"/>
               </w:rPr>
-              <w:t>37</w:t>
+              <w:t>40</w:t>
             </w:r>
             <w:r>
               <w:rPr>
@@ -8008,7 +7572,7 @@
                 <w:webHidden/>
                 <w:lang w:val="pt-BR"/>
               </w:rPr>
-              <w:t>37</w:t>
+              <w:t>40</w:t>
             </w:r>
             <w:r>
               <w:rPr>
@@ -8085,7 +7649,7 @@
                 <w:webHidden/>
                 <w:lang w:val="pt-BR"/>
               </w:rPr>
-              <w:t>37</w:t>
+              <w:t>40</w:t>
             </w:r>
             <w:r>
               <w:rPr>
@@ -8162,7 +7726,7 @@
                 <w:webHidden/>
                 <w:lang w:val="pt-BR"/>
               </w:rPr>
-              <w:t>37</w:t>
+              <w:t>40</w:t>
             </w:r>
             <w:r>
               <w:rPr>
@@ -8239,7 +7803,7 @@
                 <w:webHidden/>
                 <w:lang w:val="pt-BR"/>
               </w:rPr>
-              <w:t>37</w:t>
+              <w:t>40</w:t>
             </w:r>
             <w:r>
               <w:rPr>
@@ -8316,7 +7880,7 @@
                 <w:webHidden/>
                 <w:lang w:val="pt-BR"/>
               </w:rPr>
-              <w:t>37</w:t>
+              <w:t>41</w:t>
             </w:r>
             <w:r>
               <w:rPr>
@@ -8627,21 +8191,7 @@
         <w:rPr>
           <w:lang w:val="pt-BR"/>
         </w:rPr>
-        <w:t>Domicílios no recorte territorial (</w:t>
-      </w:r>
-      <w:proofErr w:type="spellStart"/>
-      <w:r>
-        <w:rPr>
-          <w:lang w:val="pt-BR"/>
-        </w:rPr>
-        <w:t>Primária+Secundária+Terciária</w:t>
-      </w:r>
-      <w:proofErr w:type="spellEnd"/>
-      <w:r>
-        <w:rPr>
-          <w:lang w:val="pt-BR"/>
-        </w:rPr>
-        <w:t xml:space="preserve">): </w:t>
+        <w:t xml:space="preserve">Domicílios no recorte territorial (Primária+Secundária+Terciária): </w:t>
       </w:r>
       <w:r>
         <w:rPr>
@@ -8768,21 +8318,7 @@
         <w:rPr>
           <w:lang w:val="pt-BR"/>
         </w:rPr>
-        <w:t xml:space="preserve"> sob condições: (i) </w:t>
-      </w:r>
-      <w:proofErr w:type="spellStart"/>
-      <w:r>
-        <w:rPr>
-          <w:lang w:val="pt-BR"/>
-        </w:rPr>
-        <w:t>micro-localização</w:t>
-      </w:r>
-      <w:proofErr w:type="spellEnd"/>
-      <w:r>
-        <w:rPr>
-          <w:lang w:val="pt-BR"/>
-        </w:rPr>
-        <w:t xml:space="preserve"> e acesso compatíveis com raio funcional </w:t>
+        <w:t xml:space="preserve"> sob condições: (i) micro-localização e acesso compatíveis com raio funcional </w:t>
       </w:r>
       <w:r>
         <w:rPr>
@@ -8796,21 +8332,7 @@
         <w:rPr>
           <w:lang w:val="pt-BR"/>
         </w:rPr>
-        <w:t xml:space="preserve"> (Primária); (</w:t>
-      </w:r>
-      <w:proofErr w:type="spellStart"/>
-      <w:r>
-        <w:rPr>
-          <w:lang w:val="pt-BR"/>
-        </w:rPr>
-        <w:t>ii</w:t>
-      </w:r>
-      <w:proofErr w:type="spellEnd"/>
-      <w:r>
-        <w:rPr>
-          <w:lang w:val="pt-BR"/>
-        </w:rPr>
-        <w:t xml:space="preserve">) tese premium com </w:t>
+        <w:t xml:space="preserve"> (Primária); (ii) tese premium com </w:t>
       </w:r>
       <w:r>
         <w:rPr>
@@ -8824,35 +8346,7 @@
         <w:rPr>
           <w:lang w:val="pt-BR"/>
         </w:rPr>
-        <w:t xml:space="preserve"> (acadêmico + bilinguismo defensável + inclusão com protocolo); (</w:t>
-      </w:r>
-      <w:proofErr w:type="spellStart"/>
-      <w:r>
-        <w:rPr>
-          <w:lang w:val="pt-BR"/>
-        </w:rPr>
-        <w:t>iii</w:t>
-      </w:r>
-      <w:proofErr w:type="spellEnd"/>
-      <w:r>
-        <w:rPr>
-          <w:lang w:val="pt-BR"/>
-        </w:rPr>
-        <w:t>) logística de chegada (</w:t>
-      </w:r>
-      <w:proofErr w:type="spellStart"/>
-      <w:r>
-        <w:rPr>
-          <w:lang w:val="pt-BR"/>
-        </w:rPr>
-        <w:t>drop</w:t>
-      </w:r>
-      <w:proofErr w:type="spellEnd"/>
-      <w:r>
-        <w:rPr>
-          <w:lang w:val="pt-BR"/>
-        </w:rPr>
-        <w:t>-off/pick-up) como parte do produto premium.</w:t>
+        <w:t xml:space="preserve"> (acadêmico + bilinguismo defensável + inclusão com protocolo); (iii) logística de chegada (drop-off/pick-up) como parte do produto premium.</w:t>
       </w:r>
     </w:p>
     <w:p>
@@ -9133,49 +8627,7 @@
         <w:rPr>
           <w:lang w:val="pt-BR"/>
         </w:rPr>
-        <w:t xml:space="preserve"> (núcleo prioritário). 2) Caracterizar perfil socioeconômico e familiar do público-alvo real (incluindo proxies de padrão e exigência). 3) Analisar sinais de mobilidade e conveniência (tempo/modal) e traduzir em implicações para </w:t>
-      </w:r>
-      <w:proofErr w:type="spellStart"/>
-      <w:r>
-        <w:rPr>
-          <w:lang w:val="pt-BR"/>
-        </w:rPr>
-        <w:t>micro-localização</w:t>
-      </w:r>
-      <w:proofErr w:type="spellEnd"/>
-      <w:r>
-        <w:rPr>
-          <w:lang w:val="pt-BR"/>
-        </w:rPr>
-        <w:t xml:space="preserve"> e operação. 4) Realizar benchmark competitivo (clientes secretos) para identificar padrões mínimos, diferenciais reais e lacunas (</w:t>
-      </w:r>
-      <w:proofErr w:type="spellStart"/>
-      <w:r>
-        <w:rPr>
-          <w:lang w:val="pt-BR"/>
-        </w:rPr>
-        <w:t>white</w:t>
-      </w:r>
-      <w:proofErr w:type="spellEnd"/>
-      <w:r>
-        <w:rPr>
-          <w:lang w:val="pt-BR"/>
-        </w:rPr>
-        <w:t xml:space="preserve"> </w:t>
-      </w:r>
-      <w:proofErr w:type="spellStart"/>
-      <w:r>
-        <w:rPr>
-          <w:lang w:val="pt-BR"/>
-        </w:rPr>
-        <w:t>spaces</w:t>
-      </w:r>
-      <w:proofErr w:type="spellEnd"/>
-      <w:r>
-        <w:rPr>
-          <w:lang w:val="pt-BR"/>
-        </w:rPr>
-        <w:t>). 5) Integrar evidências e produzir recomendações objetivas: tese de posicionamento, condições críticas de sucesso, riscos e próximos passos.</w:t>
+        <w:t xml:space="preserve"> (núcleo prioritário). 2) Caracterizar perfil socioeconômico e familiar do público-alvo real (incluindo proxies de padrão e exigência). 3) Analisar sinais de mobilidade e conveniência (tempo/modal) e traduzir em implicações para micro-localização e operação. 4) Realizar benchmark competitivo (clientes secretos) para identificar padrões mínimos, diferenciais reais e lacunas (white spaces). 5) Integrar evidências e produzir recomendações objetivas: tese de posicionamento, condições críticas de sucesso, riscos e próximos passos.</w:t>
       </w:r>
     </w:p>
     <w:p>
@@ -9302,6 +8754,7 @@
         <w:rPr>
           <w:lang w:val="pt-BR"/>
         </w:rPr>
+        <w:lastRenderedPageBreak/>
         <w:t>Qual tese defensável para o Everest e quais requisitos operacionais são críticos (localização, acesso, segurança, bilinguismo e inclusão)?</w:t>
       </w:r>
     </w:p>
@@ -9320,7 +8773,6 @@
           <w:rFonts w:ascii="Calibri" w:eastAsia="Calibri" w:hAnsi="Calibri"/>
           <w:lang w:val="pt-BR"/>
         </w:rPr>
-        <w:lastRenderedPageBreak/>
         <w:t>1.4 Escopo do relatório</w:t>
       </w:r>
       <w:bookmarkEnd w:id="19"/>
@@ -9366,21 +8818,7 @@
         <w:rPr>
           <w:lang w:val="pt-BR"/>
         </w:rPr>
-        <w:t xml:space="preserve"> modelagem financeira completa (CAPEX/OPEX/</w:t>
-      </w:r>
-      <w:proofErr w:type="spellStart"/>
-      <w:r>
-        <w:rPr>
-          <w:lang w:val="pt-BR"/>
-        </w:rPr>
-        <w:t>payback</w:t>
-      </w:r>
-      <w:proofErr w:type="spellEnd"/>
-      <w:r>
-        <w:rPr>
-          <w:lang w:val="pt-BR"/>
-        </w:rPr>
-        <w:t>), pesquisa primária com pais/responsáveis, medições porta-a-porta para um terreno específico e mapeamento exaustivo de todos concorrentes do DF.</w:t>
+        <w:t xml:space="preserve"> modelagem financeira completa (CAPEX/OPEX/payback), pesquisa primária com pais/responsáveis, medições porta-a-porta para um terreno específico e mapeamento exaustivo de todos concorrentes do DF.</w:t>
       </w:r>
     </w:p>
     <w:p>
@@ -9694,9 +9132,9 @@
         <w:tblLook w:val="0020" w:firstRow="1" w:lastRow="0" w:firstColumn="0" w:lastColumn="0" w:noHBand="0" w:noVBand="0"/>
       </w:tblPr>
       <w:tblGrid>
-        <w:gridCol w:w="2562"/>
-        <w:gridCol w:w="3417"/>
-        <w:gridCol w:w="3417"/>
+        <w:gridCol w:w="3397"/>
+        <w:gridCol w:w="3119"/>
+        <w:gridCol w:w="2880"/>
       </w:tblGrid>
       <w:tr>
         <w:trPr>
@@ -9705,7 +9143,7 @@
         </w:trPr>
         <w:tc>
           <w:tcPr>
-            <w:tcW w:w="2160" w:type="dxa"/>
+            <w:tcW w:w="3397" w:type="dxa"/>
             <w:shd w:val="clear" w:color="auto" w:fill="D0D0CE"/>
             <w:vAlign w:val="center"/>
           </w:tcPr>
@@ -9724,6 +9162,31 @@
                 <w:lang w:val="pt-BR"/>
               </w:rPr>
               <w:t>Parâmetro</w:t>
+            </w:r>
+          </w:p>
+        </w:tc>
+        <w:tc>
+          <w:tcPr>
+            <w:tcW w:w="3119" w:type="dxa"/>
+            <w:shd w:val="clear" w:color="auto" w:fill="D0D0CE"/>
+            <w:vAlign w:val="center"/>
+          </w:tcPr>
+          <w:p>
+            <w:pPr>
+              <w:pStyle w:val="Compact"/>
+              <w:spacing w:after="0"/>
+              <w:jc w:val="right"/>
+              <w:rPr>
+                <w:lang w:val="pt-BR"/>
+              </w:rPr>
+            </w:pPr>
+            <w:r>
+              <w:rPr>
+                <w:b/>
+                <w:sz w:val="20"/>
+                <w:lang w:val="pt-BR"/>
+              </w:rPr>
+              <w:t>Cenário central</w:t>
             </w:r>
           </w:p>
         </w:tc>
@@ -9748,31 +9211,6 @@
                 <w:sz w:val="20"/>
                 <w:lang w:val="pt-BR"/>
               </w:rPr>
-              <w:t>Cenário central</w:t>
-            </w:r>
-          </w:p>
-        </w:tc>
-        <w:tc>
-          <w:tcPr>
-            <w:tcW w:w="2880" w:type="dxa"/>
-            <w:shd w:val="clear" w:color="auto" w:fill="D0D0CE"/>
-            <w:vAlign w:val="center"/>
-          </w:tcPr>
-          <w:p>
-            <w:pPr>
-              <w:pStyle w:val="Compact"/>
-              <w:spacing w:after="0"/>
-              <w:jc w:val="right"/>
-              <w:rPr>
-                <w:lang w:val="pt-BR"/>
-              </w:rPr>
-            </w:pPr>
-            <w:r>
-              <w:rPr>
-                <w:b/>
-                <w:sz w:val="20"/>
-                <w:lang w:val="pt-BR"/>
-              </w:rPr>
               <w:t>Faixa / sensibilidade</w:t>
             </w:r>
           </w:p>
@@ -9781,14 +9219,15 @@
       <w:tr>
         <w:tc>
           <w:tcPr>
-            <w:tcW w:w="2160" w:type="dxa"/>
-            <w:vAlign w:val="center"/>
-          </w:tcPr>
-          <w:p>
-            <w:pPr>
-              <w:pStyle w:val="Compact"/>
-              <w:spacing w:after="0"/>
-              <w:rPr>
+            <w:tcW w:w="3397" w:type="dxa"/>
+            <w:vAlign w:val="center"/>
+          </w:tcPr>
+          <w:p>
+            <w:pPr>
+              <w:pStyle w:val="Compact"/>
+              <w:spacing w:after="0"/>
+              <w:rPr>
+                <w:sz w:val="20"/>
                 <w:lang w:val="pt-BR"/>
               </w:rPr>
             </w:pPr>
@@ -9799,133 +9238,69 @@
               </w:rPr>
               <w:t>Mensalidade (R</w:t>
             </w:r>
-            <m:oMath>
-              <m:r>
-                <m:rPr>
-                  <m:sty m:val="p"/>
-                </m:rPr>
-                <w:rPr>
-                  <w:rFonts w:ascii="Cambria Math" w:hAnsi="Cambria Math"/>
-                  <w:lang w:val="pt-BR"/>
-                </w:rPr>
-                <m:t>/</m:t>
-              </m:r>
-              <m:r>
-                <w:rPr>
-                  <w:rFonts w:ascii="Cambria Math" w:hAnsi="Cambria Math"/>
-                  <w:lang w:val="pt-BR"/>
-                </w:rPr>
-                <m:t>mês</m:t>
-              </m:r>
-              <m:r>
-                <m:rPr>
-                  <m:sty m:val="p"/>
-                </m:rPr>
-                <w:rPr>
-                  <w:rFonts w:ascii="Cambria Math" w:hAnsi="Cambria Math"/>
-                  <w:lang w:val="pt-BR"/>
-                </w:rPr>
-                <m:t>)</m:t>
-              </m:r>
-              <m:d>
-                <m:dPr>
-                  <m:begChr m:val="|"/>
-                  <m:endChr m:val="|"/>
-                  <m:ctrlPr>
-                    <w:rPr>
-                      <w:rFonts w:ascii="Cambria Math" w:hAnsi="Cambria Math"/>
-                      <w:lang w:val="pt-BR"/>
-                    </w:rPr>
-                  </m:ctrlPr>
-                </m:dPr>
-                <m:e>
-                  <m:r>
-                    <w:rPr>
-                      <w:rFonts w:ascii="Cambria Math" w:hAnsi="Cambria Math"/>
-                      <w:lang w:val="pt-BR"/>
-                    </w:rPr>
-                    <m:t>5.000</m:t>
-                  </m:r>
-                </m:e>
-              </m:d>
-              <m:r>
-                <w:rPr>
-                  <w:rFonts w:ascii="Cambria Math" w:hAnsi="Cambria Math"/>
-                  <w:lang w:val="pt-BR"/>
-                </w:rPr>
-                <m:t>5.000</m:t>
-              </m:r>
-              <m:r>
-                <m:rPr>
-                  <m:sty m:val="p"/>
-                </m:rPr>
-                <w:rPr>
-                  <w:rFonts w:ascii="Cambria Math" w:hAnsi="Cambria Math"/>
-                  <w:lang w:val="pt-BR"/>
-                </w:rPr>
-                <m:t>-</m:t>
-              </m:r>
-              <m:r>
-                <w:rPr>
-                  <w:rFonts w:ascii="Cambria Math" w:hAnsi="Cambria Math"/>
-                  <w:lang w:val="pt-BR"/>
-                </w:rPr>
-                <m:t>6.000</m:t>
-              </m:r>
-              <m:d>
-                <m:dPr>
-                  <m:begChr m:val="|"/>
-                  <m:endChr m:val="|"/>
-                  <m:ctrlPr>
-                    <w:rPr>
-                      <w:rFonts w:ascii="Cambria Math" w:hAnsi="Cambria Math"/>
-                      <w:lang w:val="pt-BR"/>
-                    </w:rPr>
-                  </m:ctrlPr>
-                </m:dPr>
-                <m:e/>
-              </m:d>
-              <m:r>
-                <m:rPr>
-                  <m:sty m:val="p"/>
-                </m:rPr>
-                <w:rPr>
-                  <w:rFonts w:ascii="Cambria Math" w:hAnsi="Cambria Math"/>
-                  <w:lang w:val="pt-BR"/>
-                </w:rPr>
-                <m:t>|</m:t>
-              </m:r>
-              <m:r>
-                <w:rPr>
-                  <w:rFonts w:ascii="Cambria Math" w:hAnsi="Cambria Math"/>
-                  <w:lang w:val="pt-BR"/>
-                </w:rPr>
-                <m:t>Rendamínimaelegível</m:t>
-              </m:r>
-              <m:r>
-                <m:rPr>
-                  <m:sty m:val="p"/>
-                </m:rPr>
-                <w:rPr>
-                  <w:rFonts w:ascii="Cambria Math" w:hAnsi="Cambria Math"/>
-                  <w:lang w:val="pt-BR"/>
-                </w:rPr>
-                <m:t>(</m:t>
-              </m:r>
-              <m:r>
-                <w:rPr>
-                  <w:rFonts w:ascii="Cambria Math" w:hAnsi="Cambria Math"/>
-                  <w:lang w:val="pt-BR"/>
-                </w:rPr>
-                <m:t>R</m:t>
-              </m:r>
-            </m:oMath>
-            <w:r>
-              <w:rPr>
-                <w:sz w:val="20"/>
-                <w:lang w:val="pt-BR"/>
-              </w:rPr>
-              <w:t>/mês)</w:t>
+            <w:r>
+              <w:rPr>
+                <w:sz w:val="20"/>
+                <w:lang w:val="pt-BR"/>
+              </w:rPr>
+              <w:t xml:space="preserve">$/mês) </w:t>
+            </w:r>
+          </w:p>
+          <w:p>
+            <w:pPr>
+              <w:pStyle w:val="Compact"/>
+              <w:spacing w:after="0"/>
+              <w:rPr>
+                <w:lang w:val="pt-BR"/>
+              </w:rPr>
+            </w:pPr>
+            <w:r>
+              <w:rPr>
+                <w:sz w:val="20"/>
+                <w:lang w:val="pt-BR"/>
+              </w:rPr>
+              <w:t>5.000 a 6.000</w:t>
+            </w:r>
+          </w:p>
+        </w:tc>
+        <w:tc>
+          <w:tcPr>
+            <w:tcW w:w="3119" w:type="dxa"/>
+            <w:vAlign w:val="center"/>
+          </w:tcPr>
+          <w:p>
+            <w:pPr>
+              <w:pStyle w:val="Compact"/>
+              <w:spacing w:after="0"/>
+              <w:jc w:val="right"/>
+              <w:rPr>
+                <w:sz w:val="20"/>
+                <w:lang w:val="pt-BR"/>
+              </w:rPr>
+            </w:pPr>
+            <w:r>
+              <w:rPr>
+                <w:sz w:val="20"/>
+                <w:lang w:val="pt-BR"/>
+              </w:rPr>
+              <w:t xml:space="preserve">Renda mínima </w:t>
+            </w:r>
+          </w:p>
+          <w:p>
+            <w:pPr>
+              <w:pStyle w:val="Compact"/>
+              <w:spacing w:after="0"/>
+              <w:jc w:val="right"/>
+              <w:rPr>
+                <w:lang w:val="pt-BR"/>
+              </w:rPr>
+            </w:pPr>
+            <w:r>
+              <w:rPr>
+                <w:sz w:val="20"/>
+                <w:lang w:val="pt-BR"/>
+              </w:rPr>
+              <w:t>(R$ 33.333/ mês)</w:t>
             </w:r>
           </w:p>
         </w:tc>
@@ -9940,23 +9315,18 @@
               <w:spacing w:after="0"/>
               <w:jc w:val="right"/>
               <w:rPr>
-                <w:lang w:val="pt-BR"/>
-              </w:rPr>
-            </w:pPr>
-            <w:r>
-              <w:rPr>
-                <w:sz w:val="20"/>
-                <w:lang w:val="pt-BR"/>
-              </w:rPr>
-              <w:t>33.333</w:t>
-            </w:r>
-          </w:p>
-        </w:tc>
-        <w:tc>
-          <w:tcPr>
-            <w:tcW w:w="2880" w:type="dxa"/>
-            <w:vAlign w:val="center"/>
-          </w:tcPr>
+                <w:sz w:val="20"/>
+                <w:lang w:val="pt-BR"/>
+              </w:rPr>
+            </w:pPr>
+            <w:r>
+              <w:rPr>
+                <w:sz w:val="20"/>
+                <w:lang w:val="pt-BR"/>
+              </w:rPr>
+              <w:t xml:space="preserve">25.000 (5k/20%) </w:t>
+            </w:r>
+          </w:p>
           <w:p>
             <w:pPr>
               <w:pStyle w:val="Compact"/>
@@ -9971,7 +9341,21 @@
                 <w:sz w:val="20"/>
                 <w:lang w:val="pt-BR"/>
               </w:rPr>
-              <w:t>25.000 (5k/20%) a 40.000 (6k/15%)</w:t>
+              <w:t>a 40.000</w:t>
+            </w:r>
+            <w:r>
+              <w:rPr>
+                <w:sz w:val="20"/>
+                <w:lang w:val="pt-BR"/>
+              </w:rPr>
+              <w:t xml:space="preserve"> </w:t>
+            </w:r>
+            <w:r>
+              <w:rPr>
+                <w:sz w:val="20"/>
+                <w:lang w:val="pt-BR"/>
+              </w:rPr>
+              <w:t>(6k/15%)</w:t>
             </w:r>
           </w:p>
         </w:tc>
@@ -9979,7 +9363,7 @@
       <w:tr>
         <w:tc>
           <w:tcPr>
-            <w:tcW w:w="2160" w:type="dxa"/>
+            <w:tcW w:w="3397" w:type="dxa"/>
             <w:vAlign w:val="center"/>
           </w:tcPr>
           <w:p>
@@ -10001,7 +9385,7 @@
         </w:tc>
         <w:tc>
           <w:tcPr>
-            <w:tcW w:w="2880" w:type="dxa"/>
+            <w:tcW w:w="3119" w:type="dxa"/>
             <w:vAlign w:val="center"/>
           </w:tcPr>
           <w:p>
@@ -10049,7 +9433,7 @@
       <w:tr>
         <w:tc>
           <w:tcPr>
-            <w:tcW w:w="2160" w:type="dxa"/>
+            <w:tcW w:w="3397" w:type="dxa"/>
             <w:vAlign w:val="center"/>
           </w:tcPr>
           <w:p>
@@ -10071,7 +9455,7 @@
         </w:tc>
         <w:tc>
           <w:tcPr>
-            <w:tcW w:w="2880" w:type="dxa"/>
+            <w:tcW w:w="3119" w:type="dxa"/>
             <w:vAlign w:val="center"/>
           </w:tcPr>
           <w:p>
@@ -10246,6 +9630,7 @@
           <w:rFonts w:ascii="Calibri" w:eastAsia="Calibri" w:hAnsi="Calibri"/>
           <w:lang w:val="pt-BR"/>
         </w:rPr>
+        <w:lastRenderedPageBreak/>
         <w:t>2.5 Hipóteses de trabalho</w:t>
       </w:r>
       <w:bookmarkEnd w:id="35"/>
@@ -10319,7 +9704,6 @@
         <w:rPr>
           <w:lang w:val="pt-BR"/>
         </w:rPr>
-        <w:lastRenderedPageBreak/>
         <w:t>H4: existe espaço para proposta integradora (atributos hoje fragmentados).</w:t>
       </w:r>
     </w:p>
@@ -10338,21 +9722,7 @@
         <w:rPr>
           <w:lang w:val="pt-BR"/>
         </w:rPr>
-        <w:t xml:space="preserve">H5: </w:t>
-      </w:r>
-      <w:proofErr w:type="spellStart"/>
-      <w:r>
-        <w:rPr>
-          <w:lang w:val="pt-BR"/>
-        </w:rPr>
-        <w:t>micro-localização</w:t>
-      </w:r>
-      <w:proofErr w:type="spellEnd"/>
-      <w:r>
-        <w:rPr>
-          <w:lang w:val="pt-BR"/>
-        </w:rPr>
-        <w:t xml:space="preserve"> e operação de acesso são parte do produto.</w:t>
+        <w:t>H5: micro-localização e operação de acesso são parte do produto.</w:t>
       </w:r>
     </w:p>
     <w:p>
@@ -10498,21 +9868,7 @@
         <w:rPr>
           <w:lang w:val="pt-BR"/>
         </w:rPr>
-        <w:t>Renda é autorreferida e sujeita a sub/</w:t>
-      </w:r>
-      <w:proofErr w:type="spellStart"/>
-      <w:r>
-        <w:rPr>
-          <w:lang w:val="pt-BR"/>
-        </w:rPr>
-        <w:t>superdeclaração</w:t>
-      </w:r>
-      <w:proofErr w:type="spellEnd"/>
-      <w:r>
-        <w:rPr>
-          <w:lang w:val="pt-BR"/>
-        </w:rPr>
-        <w:t>.</w:t>
+        <w:t>Renda é autorreferida e sujeita a sub/superdeclaração.</w:t>
       </w:r>
     </w:p>
     <w:p>
@@ -10945,120 +10301,57 @@
         </w:rPr>
         <w:t xml:space="preserve">, para mapear o posicionamento estratégico de quatro instituições: </w:t>
       </w:r>
-      <w:proofErr w:type="spellStart"/>
       <w:r>
         <w:rPr>
           <w:b/>
           <w:bCs/>
           <w:lang w:val="pt-BR"/>
         </w:rPr>
-        <w:t>Galois</w:t>
-      </w:r>
-      <w:proofErr w:type="spellEnd"/>
+        <w:t>Galois, Marista Champagnat, Heavenly International School e Eleva</w:t>
+      </w:r>
+      <w:r>
+        <w:rPr>
+          <w:lang w:val="pt-BR"/>
+        </w:rPr>
+        <w:t>.</w:t>
+      </w:r>
+    </w:p>
+    <w:p>
+      <w:pPr>
+        <w:jc w:val="both"/>
+        <w:rPr>
+          <w:lang w:val="pt-BR"/>
+        </w:rPr>
+      </w:pPr>
       <w:r>
         <w:rPr>
           <w:b/>
           <w:bCs/>
           <w:lang w:val="pt-BR"/>
         </w:rPr>
-        <w:t xml:space="preserve">, Marista Champagnat, </w:t>
-      </w:r>
-      <w:proofErr w:type="spellStart"/>
+        <w:t>Instrumentos:</w:t>
+      </w:r>
+      <w:r>
+        <w:rPr>
+          <w:lang w:val="pt-BR"/>
+        </w:rPr>
+        <w:t xml:space="preserve"> visita presencial, entrevista estruturada, análise documental e comparação estruturada.</w:t>
+      </w:r>
+    </w:p>
+    <w:p>
+      <w:pPr>
+        <w:jc w:val="both"/>
+        <w:rPr>
+          <w:lang w:val="pt-BR"/>
+        </w:rPr>
+      </w:pPr>
       <w:r>
         <w:rPr>
           <w:b/>
           <w:bCs/>
           <w:lang w:val="pt-BR"/>
         </w:rPr>
-        <w:t>Heavenly</w:t>
-      </w:r>
-      <w:proofErr w:type="spellEnd"/>
-      <w:r>
-        <w:rPr>
-          <w:b/>
-          <w:bCs/>
-          <w:lang w:val="pt-BR"/>
-        </w:rPr>
-        <w:t xml:space="preserve"> </w:t>
-      </w:r>
-      <w:proofErr w:type="spellStart"/>
-      <w:r>
-        <w:rPr>
-          <w:b/>
-          <w:bCs/>
-          <w:lang w:val="pt-BR"/>
-        </w:rPr>
-        <w:t>International</w:t>
-      </w:r>
-      <w:proofErr w:type="spellEnd"/>
-      <w:r>
-        <w:rPr>
-          <w:b/>
-          <w:bCs/>
-          <w:lang w:val="pt-BR"/>
-        </w:rPr>
-        <w:t xml:space="preserve"> </w:t>
-      </w:r>
-      <w:proofErr w:type="spellStart"/>
-      <w:r>
-        <w:rPr>
-          <w:b/>
-          <w:bCs/>
-          <w:lang w:val="pt-BR"/>
-        </w:rPr>
-        <w:t>School</w:t>
-      </w:r>
-      <w:proofErr w:type="spellEnd"/>
-      <w:r>
-        <w:rPr>
-          <w:b/>
-          <w:bCs/>
-          <w:lang w:val="pt-BR"/>
-        </w:rPr>
-        <w:t xml:space="preserve"> e Eleva</w:t>
-      </w:r>
-      <w:r>
-        <w:rPr>
-          <w:lang w:val="pt-BR"/>
-        </w:rPr>
-        <w:t>.</w:t>
-      </w:r>
-    </w:p>
-    <w:p>
-      <w:pPr>
-        <w:jc w:val="both"/>
-        <w:rPr>
-          <w:lang w:val="pt-BR"/>
-        </w:rPr>
-      </w:pPr>
-      <w:r>
-        <w:rPr>
-          <w:b/>
-          <w:bCs/>
-          <w:lang w:val="pt-BR"/>
-        </w:rPr>
-        <w:t>Instrumentos:</w:t>
-      </w:r>
-      <w:r>
-        <w:rPr>
-          <w:lang w:val="pt-BR"/>
-        </w:rPr>
-        <w:t xml:space="preserve"> visita presencial, entrevista estruturada, análise documental e comparação estruturada.</w:t>
-      </w:r>
-    </w:p>
-    <w:p>
-      <w:pPr>
-        <w:jc w:val="both"/>
-        <w:rPr>
-          <w:lang w:val="pt-BR"/>
-        </w:rPr>
-      </w:pPr>
-      <w:r>
-        <w:rPr>
-          <w:b/>
-          <w:bCs/>
-          <w:lang w:val="pt-BR"/>
-        </w:rPr>
+        <w:lastRenderedPageBreak/>
         <w:t>Critérios:</w:t>
       </w:r>
       <w:r>
@@ -11097,7 +10390,6 @@
           <w:rFonts w:ascii="Calibri" w:eastAsia="Calibri" w:hAnsi="Calibri"/>
           <w:lang w:val="pt-BR"/>
         </w:rPr>
-        <w:lastRenderedPageBreak/>
         <w:t>3.6 Limitações</w:t>
       </w:r>
       <w:bookmarkEnd w:id="53"/>
@@ -11383,23 +10675,7 @@
           <w:rFonts w:ascii="Calibri" w:eastAsia="Calibri" w:hAnsi="Calibri"/>
           <w:lang w:val="pt-BR"/>
         </w:rPr>
-        <w:t xml:space="preserve">4.3 Recorte territorial (3 </w:t>
-      </w:r>
-      <w:proofErr w:type="spellStart"/>
-      <w:r>
-        <w:rPr>
-          <w:rFonts w:ascii="Calibri" w:eastAsia="Calibri" w:hAnsi="Calibri"/>
-          <w:lang w:val="pt-BR"/>
-        </w:rPr>
-        <w:t>bullets</w:t>
-      </w:r>
-      <w:proofErr w:type="spellEnd"/>
-      <w:r>
-        <w:rPr>
-          <w:rFonts w:ascii="Calibri" w:eastAsia="Calibri" w:hAnsi="Calibri"/>
-          <w:lang w:val="pt-BR"/>
-        </w:rPr>
-        <w:t>)</w:t>
+        <w:t>4.3 Recorte territorial (3 bullets)</w:t>
       </w:r>
       <w:bookmarkEnd w:id="61"/>
     </w:p>
@@ -11550,21 +10826,7 @@
         <w:rPr>
           <w:lang w:val="pt-BR"/>
         </w:rPr>
-        <w:t xml:space="preserve"> reconhece mobilidade como condicionante real de conversão/</w:t>
-      </w:r>
-      <w:proofErr w:type="spellStart"/>
-      <w:r>
-        <w:rPr>
-          <w:lang w:val="pt-BR"/>
-        </w:rPr>
-        <w:t>retensão</w:t>
-      </w:r>
-      <w:proofErr w:type="spellEnd"/>
-      <w:r>
-        <w:rPr>
-          <w:lang w:val="pt-BR"/>
-        </w:rPr>
-        <w:t>.</w:t>
+        <w:t xml:space="preserve"> reconhece mobilidade como condicionante real de conversão/retensão.</w:t>
       </w:r>
     </w:p>
     <w:p>
@@ -11634,6 +10896,7 @@
           <w:rFonts w:ascii="Calibri" w:eastAsia="Calibri" w:hAnsi="Calibri"/>
           <w:lang w:val="pt-BR"/>
         </w:rPr>
+        <w:lastRenderedPageBreak/>
         <w:t>4.5 Relação com dimensionamento e dashboard</w:t>
       </w:r>
       <w:bookmarkEnd w:id="65"/>
@@ -11712,7 +10975,6 @@
                 <w:sz w:val="20"/>
                 <w:lang w:val="pt-BR"/>
               </w:rPr>
-              <w:lastRenderedPageBreak/>
               <w:t>Anel territorial</w:t>
             </w:r>
           </w:p>
@@ -12098,25 +11360,7 @@
           <w:bCs/>
           <w:lang w:val="pt-BR"/>
         </w:rPr>
-        <w:t xml:space="preserve">TAM (Total </w:t>
-      </w:r>
-      <w:proofErr w:type="spellStart"/>
-      <w:r>
-        <w:rPr>
-          <w:b/>
-          <w:bCs/>
-          <w:lang w:val="pt-BR"/>
-        </w:rPr>
-        <w:t>Addressable</w:t>
-      </w:r>
-      <w:proofErr w:type="spellEnd"/>
-      <w:r>
-        <w:rPr>
-          <w:b/>
-          <w:bCs/>
-          <w:lang w:val="pt-BR"/>
-        </w:rPr>
-        <w:t xml:space="preserve"> Market):</w:t>
+        <w:t>TAM (Total Addressable Market):</w:t>
       </w:r>
       <w:r>
         <w:rPr>
@@ -12142,43 +11386,7 @@
           <w:bCs/>
           <w:lang w:val="pt-BR"/>
         </w:rPr>
-        <w:t>SAM (</w:t>
-      </w:r>
-      <w:proofErr w:type="spellStart"/>
-      <w:r>
-        <w:rPr>
-          <w:b/>
-          <w:bCs/>
-          <w:lang w:val="pt-BR"/>
-        </w:rPr>
-        <w:t>Serviceable</w:t>
-      </w:r>
-      <w:proofErr w:type="spellEnd"/>
-      <w:r>
-        <w:rPr>
-          <w:b/>
-          <w:bCs/>
-          <w:lang w:val="pt-BR"/>
-        </w:rPr>
-        <w:t xml:space="preserve"> </w:t>
-      </w:r>
-      <w:proofErr w:type="spellStart"/>
-      <w:r>
-        <w:rPr>
-          <w:b/>
-          <w:bCs/>
-          <w:lang w:val="pt-BR"/>
-        </w:rPr>
-        <w:t>Addressable</w:t>
-      </w:r>
-      <w:proofErr w:type="spellEnd"/>
-      <w:r>
-        <w:rPr>
-          <w:b/>
-          <w:bCs/>
-          <w:lang w:val="pt-BR"/>
-        </w:rPr>
-        <w:t xml:space="preserve"> Market):</w:t>
+        <w:t>SAM (Serviceable Addressable Market):</w:t>
       </w:r>
       <w:r>
         <w:rPr>
@@ -13057,21 +12265,8 @@
         <w:rPr>
           <w:lang w:val="pt-BR"/>
         </w:rPr>
-        <w:t xml:space="preserve">Fonte: PDAD 2021 (tabulação ponderada); Desk </w:t>
-      </w:r>
-      <w:proofErr w:type="spellStart"/>
-      <w:r>
-        <w:rPr>
-          <w:lang w:val="pt-BR"/>
-        </w:rPr>
-        <w:t>Research</w:t>
-      </w:r>
-      <w:proofErr w:type="spellEnd"/>
-      <w:r>
-        <w:rPr>
-          <w:lang w:val="pt-BR"/>
-        </w:rPr>
-        <w:t>.</w:t>
+        <w:lastRenderedPageBreak/>
+        <w:t>Fonte: PDAD 2021 (tabulação ponderada); Desk Research.</w:t>
       </w:r>
     </w:p>
     <w:p>
@@ -13139,7 +12334,6 @@
           <w:rFonts w:ascii="Calibri" w:eastAsia="Calibri" w:hAnsi="Calibri"/>
           <w:lang w:val="pt-BR"/>
         </w:rPr>
-        <w:lastRenderedPageBreak/>
         <w:t>5.5 Sensibilidade do SAM (cortes de renda)</w:t>
       </w:r>
       <w:bookmarkEnd w:id="77"/>
@@ -15091,21 +14285,8 @@
         <w:rPr>
           <w:lang w:val="pt-BR"/>
         </w:rPr>
-        <w:t xml:space="preserve">Fonte: PDAD 2021 (tabulação ponderada); Desk </w:t>
-      </w:r>
-      <w:proofErr w:type="spellStart"/>
-      <w:r>
-        <w:rPr>
-          <w:lang w:val="pt-BR"/>
-        </w:rPr>
-        <w:t>Research</w:t>
-      </w:r>
-      <w:proofErr w:type="spellEnd"/>
-      <w:r>
-        <w:rPr>
-          <w:lang w:val="pt-BR"/>
-        </w:rPr>
-        <w:t>.</w:t>
+        <w:lastRenderedPageBreak/>
+        <w:t>Fonte: PDAD 2021 (tabulação ponderada); Desk Research.</w:t>
       </w:r>
     </w:p>
     <w:p>
@@ -15189,7 +14370,6 @@
           <w:bCs/>
           <w:lang w:val="pt-BR"/>
         </w:rPr>
-        <w:lastRenderedPageBreak/>
         <w:t>Tabela 5.2 — Funil do mercado premium por anel territorial (cenário central)</w:t>
       </w:r>
       <w:r>
@@ -16357,7 +15537,14 @@
         <w:rPr>
           <w:lang w:val="pt-BR"/>
         </w:rPr>
-        <w:t xml:space="preserve"> - A Primária não apenas tem mais renda compatível, como também tem proporção maior de domicílios com filhos — reforçando propensão. - Em Secundária/Terciária, parcela relevante de elegíveis não está no ciclo escolar (o que reduz conversão potencial).</w:t>
+        <w:t xml:space="preserve"> - A Primária não apenas tem mais renda compatível, como também tem proporção maior de domicílios com filhos — reforçando propensão. - Em </w:t>
+      </w:r>
+      <w:r>
+        <w:rPr>
+          <w:lang w:val="pt-BR"/>
+        </w:rPr>
+        <w:lastRenderedPageBreak/>
+        <w:t>Secundária/Terciária, parcela relevante de elegíveis não está no ciclo escolar (o que reduz conversão potencial).</w:t>
       </w:r>
     </w:p>
     <w:p>
@@ -16423,9 +15610,9 @@
         <w:tblLook w:val="0020" w:firstRow="1" w:lastRow="0" w:firstColumn="0" w:lastColumn="0" w:noHBand="0" w:noVBand="0"/>
       </w:tblPr>
       <w:tblGrid>
-        <w:gridCol w:w="2053"/>
-        <w:gridCol w:w="1811"/>
-        <w:gridCol w:w="1062"/>
+        <w:gridCol w:w="2554"/>
+        <w:gridCol w:w="2226"/>
+        <w:gridCol w:w="1263"/>
       </w:tblGrid>
       <w:tr>
         <w:trPr>
@@ -16878,7 +16065,6 @@
                 <w:sz w:val="20"/>
                 <w:lang w:val="pt-BR"/>
               </w:rPr>
-              <w:lastRenderedPageBreak/>
               <w:t>Total</w:t>
             </w:r>
           </w:p>
@@ -16968,35 +16154,7 @@
         <w:rPr>
           <w:lang w:val="pt-BR"/>
         </w:rPr>
-        <w:t xml:space="preserve"> - Plano Piloto é o maior polo em volume absoluto (30,5%), mas com competição alta e maior sensibilidade a diferenciação. - Lago Sul + Jardim Botânico juntos respondem por ~42% do núcleo e devem orientar implantação e go-</w:t>
-      </w:r>
-      <w:proofErr w:type="spellStart"/>
-      <w:r>
-        <w:rPr>
-          <w:lang w:val="pt-BR"/>
-        </w:rPr>
-        <w:t>to</w:t>
-      </w:r>
-      <w:proofErr w:type="spellEnd"/>
-      <w:r>
-        <w:rPr>
-          <w:lang w:val="pt-BR"/>
-        </w:rPr>
-        <w:t>-</w:t>
-      </w:r>
-      <w:proofErr w:type="spellStart"/>
-      <w:r>
-        <w:rPr>
-          <w:lang w:val="pt-BR"/>
-        </w:rPr>
-        <w:t>market</w:t>
-      </w:r>
-      <w:proofErr w:type="spellEnd"/>
-      <w:r>
-        <w:rPr>
-          <w:lang w:val="pt-BR"/>
-        </w:rPr>
-        <w:t xml:space="preserve"> inicial.</w:t>
+        <w:t xml:space="preserve"> - Plano Piloto é o maior polo em volume absoluto (30,5%), mas com competição alta e maior sensibilidade a diferenciação. - Lago Sul + Jardim Botânico juntos respondem por ~42% do núcleo e devem orientar implantação e go-to-market inicial.</w:t>
       </w:r>
     </w:p>
     <w:p>
@@ -17062,8 +16220,8 @@
         <w:tblLook w:val="0020" w:firstRow="1" w:lastRow="0" w:firstColumn="0" w:lastColumn="0" w:noHBand="0" w:noVBand="0"/>
       </w:tblPr>
       <w:tblGrid>
-        <w:gridCol w:w="1090"/>
-        <w:gridCol w:w="2271"/>
+        <w:gridCol w:w="1325"/>
+        <w:gridCol w:w="2806"/>
       </w:tblGrid>
       <w:tr>
         <w:trPr>
@@ -17350,6 +16508,7 @@
         <w:rPr>
           <w:lang w:val="pt-BR"/>
         </w:rPr>
+        <w:lastRenderedPageBreak/>
         <w:t>Ticket, política comercial e mitigadores logísticos precisam ser calibrados para não superestimar conversão.</w:t>
       </w:r>
     </w:p>
@@ -17524,21 +16683,7 @@
         <w:rPr>
           <w:lang w:val="pt-BR"/>
         </w:rPr>
-        <w:t>A utilidade do capítulo é transformar estatística em decisão: que atributos precisam ser “higiênicos”, quais viram diferenciais e onde investir em provas (</w:t>
-      </w:r>
-      <w:proofErr w:type="spellStart"/>
-      <w:r>
-        <w:rPr>
-          <w:lang w:val="pt-BR"/>
-        </w:rPr>
-        <w:t>proof</w:t>
-      </w:r>
-      <w:proofErr w:type="spellEnd"/>
-      <w:r>
-        <w:rPr>
-          <w:lang w:val="pt-BR"/>
-        </w:rPr>
-        <w:t xml:space="preserve"> points).</w:t>
+        <w:t>A utilidade do capítulo é transformar estatística em decisão: que atributos precisam ser “higiênicos”, quais viram diferenciais e onde investir em provas (proof points).</w:t>
       </w:r>
     </w:p>
     <w:p>
@@ -18536,21 +17681,7 @@
         <w:rPr>
           <w:lang w:val="pt-BR"/>
         </w:rPr>
-        <w:t xml:space="preserve">Fonte: PDAD 2021 (tabulação ponderada); Desk </w:t>
-      </w:r>
-      <w:proofErr w:type="spellStart"/>
-      <w:r>
-        <w:rPr>
-          <w:lang w:val="pt-BR"/>
-        </w:rPr>
-        <w:t>Research</w:t>
-      </w:r>
-      <w:proofErr w:type="spellEnd"/>
-      <w:r>
-        <w:rPr>
-          <w:lang w:val="pt-BR"/>
-        </w:rPr>
-        <w:t>.</w:t>
+        <w:t>Fonte: PDAD 2021 (tabulação ponderada); Desk Research.</w:t>
       </w:r>
     </w:p>
     <w:p>
@@ -18590,6 +17721,7 @@
           <w:rFonts w:ascii="Calibri" w:eastAsia="Calibri" w:hAnsi="Calibri"/>
           <w:lang w:val="pt-BR"/>
         </w:rPr>
+        <w:lastRenderedPageBreak/>
         <w:t>6.4 Classe econômica (CCEB) no núcleo prioritário</w:t>
       </w:r>
       <w:bookmarkEnd w:id="97"/>
@@ -18638,11 +17770,11 @@
         <w:tblLook w:val="0020" w:firstRow="1" w:lastRow="0" w:firstColumn="0" w:lastColumn="0" w:noHBand="0" w:noVBand="0"/>
       </w:tblPr>
       <w:tblGrid>
-        <w:gridCol w:w="2179"/>
-        <w:gridCol w:w="924"/>
-        <w:gridCol w:w="1135"/>
-        <w:gridCol w:w="938"/>
-        <w:gridCol w:w="675"/>
+        <w:gridCol w:w="2621"/>
+        <w:gridCol w:w="1112"/>
+        <w:gridCol w:w="1396"/>
+        <w:gridCol w:w="1124"/>
+        <w:gridCol w:w="761"/>
       </w:tblGrid>
       <w:tr>
         <w:trPr>
@@ -18669,7 +17801,6 @@
                 <w:sz w:val="20"/>
                 <w:lang w:val="pt-BR"/>
               </w:rPr>
-              <w:lastRenderedPageBreak/>
               <w:t>Classe (CCEB)</w:t>
             </w:r>
           </w:p>
@@ -20513,21 +19644,7 @@
         <w:rPr>
           <w:lang w:val="pt-BR"/>
         </w:rPr>
-        <w:t xml:space="preserve">Fonte: PDAD 2021 (tabulação ponderada); Desk </w:t>
-      </w:r>
-      <w:proofErr w:type="spellStart"/>
-      <w:r>
-        <w:rPr>
-          <w:lang w:val="pt-BR"/>
-        </w:rPr>
-        <w:t>Research</w:t>
-      </w:r>
-      <w:proofErr w:type="spellEnd"/>
-      <w:r>
-        <w:rPr>
-          <w:lang w:val="pt-BR"/>
-        </w:rPr>
-        <w:t>.</w:t>
+        <w:t>Fonte: PDAD 2021 (tabulação ponderada); Desk Research.</w:t>
       </w:r>
     </w:p>
     <w:p>
@@ -20543,27 +19660,14 @@
           <w:bCs/>
           <w:lang w:val="pt-BR"/>
         </w:rPr>
+        <w:lastRenderedPageBreak/>
         <w:t>Interpretação:</w:t>
       </w:r>
       <w:r>
         <w:rPr>
           <w:lang w:val="pt-BR"/>
         </w:rPr>
-        <w:t xml:space="preserve"> - A escolaridade é muito alta em todas as regiões do núcleo → maior propensão a comparar currículo, resultados, metodologia e provas. - Isso reforça a necessidade de comunicação “</w:t>
-      </w:r>
-      <w:proofErr w:type="spellStart"/>
-      <w:r>
-        <w:rPr>
-          <w:lang w:val="pt-BR"/>
-        </w:rPr>
-        <w:t>evidence-based</w:t>
-      </w:r>
-      <w:proofErr w:type="spellEnd"/>
-      <w:r>
-        <w:rPr>
-          <w:lang w:val="pt-BR"/>
-        </w:rPr>
-        <w:t>” (indicadores, certificações, método e acompanhamento).</w:t>
+        <w:t xml:space="preserve"> - A escolaridade é muito alta em todas as regiões do núcleo → maior propensão a comparar currículo, resultados, metodologia e provas. - Isso reforça a necessidade de comunicação “evidence-based” (indicadores, certificações, método e acompanhamento).</w:t>
       </w:r>
     </w:p>
     <w:p>
@@ -20611,7 +19715,6 @@
           <w:bCs/>
           <w:lang w:val="pt-BR"/>
         </w:rPr>
-        <w:lastRenderedPageBreak/>
         <w:t>Tabela 6.3 — Automóvel no núcleo prioritário (posse e quantidade), por anel territorial</w:t>
       </w:r>
     </w:p>
@@ -20630,10 +19733,10 @@
         <w:tblLook w:val="0020" w:firstRow="1" w:lastRow="0" w:firstColumn="0" w:lastColumn="0" w:noHBand="0" w:noVBand="0"/>
       </w:tblPr>
       <w:tblGrid>
-        <w:gridCol w:w="2030"/>
-        <w:gridCol w:w="924"/>
-        <w:gridCol w:w="1135"/>
-        <w:gridCol w:w="938"/>
+        <w:gridCol w:w="2451"/>
+        <w:gridCol w:w="1112"/>
+        <w:gridCol w:w="1396"/>
+        <w:gridCol w:w="1124"/>
       </w:tblGrid>
       <w:tr>
         <w:trPr>
@@ -20940,21 +20043,12 @@
                 <w:lang w:val="pt-BR"/>
               </w:rPr>
             </w:pPr>
-            <w:proofErr w:type="spellStart"/>
-            <w:r>
-              <w:rPr>
-                <w:sz w:val="20"/>
-                <w:lang w:val="pt-BR"/>
-              </w:rPr>
-              <w:t>Qtd</w:t>
-            </w:r>
-            <w:proofErr w:type="spellEnd"/>
-            <w:r>
-              <w:rPr>
-                <w:sz w:val="20"/>
-                <w:lang w:val="pt-BR"/>
-              </w:rPr>
-              <w:t>. automóveis: 0</w:t>
+            <w:r>
+              <w:rPr>
+                <w:sz w:val="20"/>
+                <w:lang w:val="pt-BR"/>
+              </w:rPr>
+              <w:t>Qtd. automóveis: 0</w:t>
             </w:r>
           </w:p>
         </w:tc>
@@ -21042,21 +20136,12 @@
                 <w:lang w:val="pt-BR"/>
               </w:rPr>
             </w:pPr>
-            <w:proofErr w:type="spellStart"/>
-            <w:r>
-              <w:rPr>
-                <w:sz w:val="20"/>
-                <w:lang w:val="pt-BR"/>
-              </w:rPr>
-              <w:t>Qtd</w:t>
-            </w:r>
-            <w:proofErr w:type="spellEnd"/>
-            <w:r>
-              <w:rPr>
-                <w:sz w:val="20"/>
-                <w:lang w:val="pt-BR"/>
-              </w:rPr>
-              <w:t>. automóveis: 1</w:t>
+            <w:r>
+              <w:rPr>
+                <w:sz w:val="20"/>
+                <w:lang w:val="pt-BR"/>
+              </w:rPr>
+              <w:t>Qtd. automóveis: 1</w:t>
             </w:r>
           </w:p>
         </w:tc>
@@ -21144,21 +20229,12 @@
                 <w:lang w:val="pt-BR"/>
               </w:rPr>
             </w:pPr>
-            <w:proofErr w:type="spellStart"/>
-            <w:r>
-              <w:rPr>
-                <w:sz w:val="20"/>
-                <w:lang w:val="pt-BR"/>
-              </w:rPr>
-              <w:t>Qtd</w:t>
-            </w:r>
-            <w:proofErr w:type="spellEnd"/>
-            <w:r>
-              <w:rPr>
-                <w:sz w:val="20"/>
-                <w:lang w:val="pt-BR"/>
-              </w:rPr>
-              <w:t>. automóveis: 2</w:t>
+            <w:r>
+              <w:rPr>
+                <w:sz w:val="20"/>
+                <w:lang w:val="pt-BR"/>
+              </w:rPr>
+              <w:t>Qtd. automóveis: 2</w:t>
             </w:r>
           </w:p>
         </w:tc>
@@ -21246,21 +20322,12 @@
                 <w:lang w:val="pt-BR"/>
               </w:rPr>
             </w:pPr>
-            <w:proofErr w:type="spellStart"/>
-            <w:r>
-              <w:rPr>
-                <w:sz w:val="20"/>
-                <w:lang w:val="pt-BR"/>
-              </w:rPr>
-              <w:t>Qtd</w:t>
-            </w:r>
-            <w:proofErr w:type="spellEnd"/>
-            <w:r>
-              <w:rPr>
-                <w:sz w:val="20"/>
-                <w:lang w:val="pt-BR"/>
-              </w:rPr>
-              <w:t>. automóveis: 3+</w:t>
+            <w:r>
+              <w:rPr>
+                <w:sz w:val="20"/>
+                <w:lang w:val="pt-BR"/>
+              </w:rPr>
+              <w:t>Qtd. automóveis: 3+</w:t>
             </w:r>
           </w:p>
         </w:tc>
@@ -21368,21 +20435,7 @@
         <w:rPr>
           <w:lang w:val="pt-BR"/>
         </w:rPr>
-        <w:t xml:space="preserve"> - </w:t>
-      </w:r>
-      <w:proofErr w:type="spellStart"/>
-      <w:r>
-        <w:rPr>
-          <w:lang w:val="pt-BR"/>
-        </w:rPr>
-        <w:t>Drop</w:t>
-      </w:r>
-      <w:proofErr w:type="spellEnd"/>
-      <w:r>
-        <w:rPr>
-          <w:lang w:val="pt-BR"/>
-        </w:rPr>
-        <w:t>-off/pick-up precisa ser desenhado como parte do produto premium (segurança, fluidez, fila interna). - Terrenos com pouca capacidade de fila interna aumentam fricção e reduzem retenção.</w:t>
+        <w:t xml:space="preserve"> - Drop-off/pick-up precisa ser desenhado como parte do produto premium (segurança, fluidez, fila interna). - Terrenos com pouca capacidade de fila interna aumentam fricção e reduzem retenção.</w:t>
       </w:r>
     </w:p>
     <w:p>
@@ -21448,10 +20501,10 @@
         <w:tblLook w:val="0020" w:firstRow="1" w:lastRow="0" w:firstColumn="0" w:lastColumn="0" w:noHBand="0" w:noVBand="0"/>
       </w:tblPr>
       <w:tblGrid>
-        <w:gridCol w:w="2297"/>
-        <w:gridCol w:w="924"/>
-        <w:gridCol w:w="1135"/>
-        <w:gridCol w:w="938"/>
+        <w:gridCol w:w="2864"/>
+        <w:gridCol w:w="1112"/>
+        <w:gridCol w:w="1396"/>
+        <w:gridCol w:w="1124"/>
       </w:tblGrid>
       <w:tr>
         <w:trPr>
@@ -22338,6 +21391,7 @@
           <w:bCs/>
           <w:lang w:val="pt-BR"/>
         </w:rPr>
+        <w:lastRenderedPageBreak/>
         <w:t>Interpretação (produto e retenção):</w:t>
       </w:r>
       <w:r>
@@ -22445,7 +21499,6 @@
         <w:rPr>
           <w:lang w:val="pt-BR"/>
         </w:rPr>
-        <w:lastRenderedPageBreak/>
         <w:br w:type="page"/>
       </w:r>
     </w:p>
@@ -22525,7 +21578,6 @@
         </w:rPr>
         <w:t xml:space="preserve"> de deslocamento como sinais de conveniência e fricção operacional, traduzindo achados em implicações para </w:t>
       </w:r>
-      <w:proofErr w:type="spellStart"/>
       <w:r>
         <w:rPr>
           <w:b/>
@@ -22534,7 +21586,6 @@
         </w:rPr>
         <w:t>micro-localização</w:t>
       </w:r>
-      <w:proofErr w:type="spellEnd"/>
       <w:r>
         <w:rPr>
           <w:lang w:val="pt-BR"/>
@@ -22547,25 +21598,7 @@
           <w:bCs/>
           <w:lang w:val="pt-BR"/>
         </w:rPr>
-        <w:t>operação de acesso (</w:t>
-      </w:r>
-      <w:proofErr w:type="spellStart"/>
-      <w:r>
-        <w:rPr>
-          <w:b/>
-          <w:bCs/>
-          <w:lang w:val="pt-BR"/>
-        </w:rPr>
-        <w:t>drop</w:t>
-      </w:r>
-      <w:proofErr w:type="spellEnd"/>
-      <w:r>
-        <w:rPr>
-          <w:b/>
-          <w:bCs/>
-          <w:lang w:val="pt-BR"/>
-        </w:rPr>
-        <w:t>-off/pick-up)</w:t>
+        <w:t>operação de acesso (drop-off/pick-up)</w:t>
       </w:r>
       <w:r>
         <w:rPr>
@@ -23469,21 +22502,7 @@
         <w:rPr>
           <w:lang w:val="pt-BR"/>
         </w:rPr>
-        <w:t xml:space="preserve"> - A Secundária tem forte concentração em trajetos curtos (até 15 min), sugerindo que a escolha escolar ali tende a ser mais “local” — competir nesse anel exige vencer outras escolas muito próximas. - A Primária tem distribuição mais dispersa, o que indica maior probabilidade de deslocamentos </w:t>
-      </w:r>
-      <w:proofErr w:type="spellStart"/>
-      <w:r>
-        <w:rPr>
-          <w:lang w:val="pt-BR"/>
-        </w:rPr>
-        <w:t>inter-RAs</w:t>
-      </w:r>
-      <w:proofErr w:type="spellEnd"/>
-      <w:r>
-        <w:rPr>
-          <w:lang w:val="pt-BR"/>
-        </w:rPr>
-        <w:t xml:space="preserve"> e, portanto, maior sensibilidade ao </w:t>
+        <w:t xml:space="preserve"> - A Secundária tem forte concentração em trajetos curtos (até 15 min), sugerindo que a escolha escolar ali tende a ser mais “local” — competir nesse anel exige vencer outras escolas muito próximas. - A Primária tem distribuição mais dispersa, o que indica maior probabilidade de deslocamentos inter-RAs e, portanto, maior sensibilidade ao </w:t>
       </w:r>
       <w:r>
         <w:rPr>
@@ -23497,21 +22516,7 @@
         <w:rPr>
           <w:lang w:val="pt-BR"/>
         </w:rPr>
-        <w:t xml:space="preserve"> e à </w:t>
-      </w:r>
-      <w:proofErr w:type="spellStart"/>
-      <w:r>
-        <w:rPr>
-          <w:lang w:val="pt-BR"/>
-        </w:rPr>
-        <w:t>micro-localização</w:t>
-      </w:r>
-      <w:proofErr w:type="spellEnd"/>
-      <w:r>
-        <w:rPr>
-          <w:lang w:val="pt-BR"/>
-        </w:rPr>
-        <w:t xml:space="preserve"> do terreno. - A Terciária concentra em 15–30 min: é um anel que pode escalar se a unidade oferecer previsibilidade e mitigadores.</w:t>
+        <w:t xml:space="preserve"> e à micro-localização do terreno. - A Terciária concentra em 15–30 min: é um anel que pode escalar se a unidade oferecer previsibilidade e mitigadores.</w:t>
       </w:r>
     </w:p>
     <w:p>
@@ -23573,6 +22578,7 @@
           <w:bCs/>
           <w:lang w:val="pt-BR"/>
         </w:rPr>
+        <w:lastRenderedPageBreak/>
         <w:t>Tabela 7.2 — Tempo de deslocamento casa → escola (núcleo prioritário), por região</w:t>
       </w:r>
       <w:r>
@@ -23605,11 +22611,11 @@
         <w:tblLook w:val="0020" w:firstRow="1" w:lastRow="0" w:firstColumn="0" w:lastColumn="0" w:noHBand="0" w:noVBand="0"/>
       </w:tblPr>
       <w:tblGrid>
-        <w:gridCol w:w="1115"/>
-        <w:gridCol w:w="1120"/>
-        <w:gridCol w:w="1086"/>
-        <w:gridCol w:w="1086"/>
-        <w:gridCol w:w="1739"/>
+        <w:gridCol w:w="1348"/>
+        <w:gridCol w:w="1302"/>
+        <w:gridCol w:w="1233"/>
+        <w:gridCol w:w="1292"/>
+        <w:gridCol w:w="2117"/>
       </w:tblGrid>
       <w:tr>
         <w:trPr>
@@ -24101,7 +23107,6 @@
         <w:rPr>
           <w:lang w:val="pt-BR"/>
         </w:rPr>
-        <w:lastRenderedPageBreak/>
         <w:t>Fonte: PDAD 2021 (tabulação ponderada); consolidações de mobilidade no recorte do núcleo prioritário.</w:t>
       </w:r>
     </w:p>
@@ -25026,6 +24031,7 @@
           <w:rFonts w:ascii="Calibri" w:eastAsia="Calibri" w:hAnsi="Calibri"/>
           <w:lang w:val="pt-BR"/>
         </w:rPr>
+        <w:lastRenderedPageBreak/>
         <w:t>7.5 Modal de transporte (núcleo prioritário)</w:t>
       </w:r>
       <w:bookmarkEnd w:id="117"/>
@@ -25088,11 +24094,11 @@
         <w:tblLook w:val="0020" w:firstRow="1" w:lastRow="0" w:firstColumn="0" w:lastColumn="0" w:noHBand="0" w:noVBand="0"/>
       </w:tblPr>
       <w:tblGrid>
-        <w:gridCol w:w="1115"/>
-        <w:gridCol w:w="1137"/>
-        <w:gridCol w:w="1485"/>
-        <w:gridCol w:w="803"/>
-        <w:gridCol w:w="1739"/>
+        <w:gridCol w:w="1348"/>
+        <w:gridCol w:w="1372"/>
+        <w:gridCol w:w="1829"/>
+        <w:gridCol w:w="965"/>
+        <w:gridCol w:w="2117"/>
       </w:tblGrid>
       <w:tr>
         <w:trPr>
@@ -25624,7 +24630,6 @@
           <w:rFonts w:ascii="Calibri" w:eastAsia="Calibri" w:hAnsi="Calibri"/>
           <w:lang w:val="pt-BR"/>
         </w:rPr>
-        <w:lastRenderedPageBreak/>
         <w:t>7.6 Implicações práticas (localização, operação e captação)</w:t>
       </w:r>
       <w:bookmarkEnd w:id="119"/>
@@ -25680,23 +24685,13 @@
           <w:lang w:val="pt-BR"/>
         </w:rPr>
       </w:pPr>
-      <w:proofErr w:type="spellStart"/>
       <w:r>
         <w:rPr>
           <w:b/>
           <w:bCs/>
           <w:lang w:val="pt-BR"/>
         </w:rPr>
-        <w:t>Micro-localização</w:t>
-      </w:r>
-      <w:proofErr w:type="spellEnd"/>
-      <w:r>
-        <w:rPr>
-          <w:b/>
-          <w:bCs/>
-          <w:lang w:val="pt-BR"/>
-        </w:rPr>
-        <w:t xml:space="preserve"> e acesso viário:</w:t>
+        <w:t>Micro-localização e acesso viário:</w:t>
       </w:r>
       <w:r>
         <w:rPr>
@@ -25855,6 +24850,7 @@
         <w:rPr>
           <w:lang w:val="pt-BR"/>
         </w:rPr>
+        <w:lastRenderedPageBreak/>
         <w:br w:type="page"/>
       </w:r>
     </w:p>
@@ -25998,8 +24994,8 @@
         <w:tblLook w:val="0020" w:firstRow="1" w:lastRow="0" w:firstColumn="0" w:lastColumn="0" w:noHBand="0" w:noVBand="0"/>
       </w:tblPr>
       <w:tblGrid>
-        <w:gridCol w:w="3529"/>
-        <w:gridCol w:w="1386"/>
+        <w:gridCol w:w="4238"/>
+        <w:gridCol w:w="1436"/>
       </w:tblGrid>
       <w:tr>
         <w:trPr>
@@ -26436,35 +25432,7 @@
         <w:rPr>
           <w:lang w:val="pt-BR"/>
         </w:rPr>
-        <w:t xml:space="preserve"> - Priorizar terreno que maximize previsibilidade de acesso para Lago Sul/Jardim Botânico. - Operação de </w:t>
-      </w:r>
-      <w:proofErr w:type="spellStart"/>
-      <w:r>
-        <w:rPr>
-          <w:lang w:val="pt-BR"/>
-        </w:rPr>
-        <w:t>drop</w:t>
-      </w:r>
-      <w:proofErr w:type="spellEnd"/>
-      <w:r>
-        <w:rPr>
-          <w:lang w:val="pt-BR"/>
-        </w:rPr>
-        <w:t>-off/pick-up como diferencial explícito (fila interna, bolsões segregados, segurança de fluxo). - Comunicação comercial com “</w:t>
-      </w:r>
-      <w:proofErr w:type="spellStart"/>
-      <w:r>
-        <w:rPr>
-          <w:lang w:val="pt-BR"/>
-        </w:rPr>
-        <w:t>proof</w:t>
-      </w:r>
-      <w:proofErr w:type="spellEnd"/>
-      <w:r>
-        <w:rPr>
-          <w:lang w:val="pt-BR"/>
-        </w:rPr>
-        <w:t xml:space="preserve"> points” (acadêmico, bilíngue, inclusão) para um público que compara alternativas com alto rigor.</w:t>
+        <w:t xml:space="preserve"> - Priorizar terreno que maximize previsibilidade de acesso para Lago Sul/Jardim Botânico. - Operação de drop-off/pick-up como diferencial explícito (fila interna, bolsões segregados, segurança de fluxo). - Comunicação comercial com “proof points” (acadêmico, bilíngue, inclusão) para um público que compara alternativas com alto rigor.</w:t>
       </w:r>
     </w:p>
     <w:p>
@@ -26526,6 +25494,7 @@
           <w:bCs/>
           <w:lang w:val="pt-BR"/>
         </w:rPr>
+        <w:lastRenderedPageBreak/>
         <w:t>Tabela 8.2 — Região Secundária: indicadores-chave (cenário central)</w:t>
       </w:r>
       <w:r>
@@ -26558,8 +25527,8 @@
         <w:tblLook w:val="0020" w:firstRow="1" w:lastRow="0" w:firstColumn="0" w:lastColumn="0" w:noHBand="0" w:noVBand="0"/>
       </w:tblPr>
       <w:tblGrid>
-        <w:gridCol w:w="3529"/>
-        <w:gridCol w:w="1234"/>
+        <w:gridCol w:w="4238"/>
+        <w:gridCol w:w="1331"/>
       </w:tblGrid>
       <w:tr>
         <w:trPr>
@@ -26823,7 +25792,6 @@
                 <w:sz w:val="20"/>
                 <w:lang w:val="pt-BR"/>
               </w:rPr>
-              <w:lastRenderedPageBreak/>
               <w:t>Posse de automóvel no núcleo</w:t>
             </w:r>
           </w:p>
@@ -26955,73 +25923,35 @@
           <w:bCs/>
           <w:lang w:val="pt-BR"/>
         </w:rPr>
-        <w:t>trade-</w:t>
-      </w:r>
-      <w:proofErr w:type="spellStart"/>
+        <w:t>trade-offs</w:t>
+      </w:r>
+      <w:r>
+        <w:rPr>
+          <w:lang w:val="pt-BR"/>
+        </w:rPr>
+        <w:t>: bilinguismo, reputação acadêmica, jornada, extracurriculares e conveniência. - A conversão depende mais de “por que escolher o Everest” e de mitigadores logísticos (previsibilidade/tempo).</w:t>
+      </w:r>
+    </w:p>
+    <w:p>
+      <w:pPr>
+        <w:jc w:val="both"/>
+        <w:rPr>
+          <w:lang w:val="pt-BR"/>
+        </w:rPr>
+      </w:pPr>
       <w:r>
         <w:rPr>
           <w:b/>
           <w:bCs/>
           <w:lang w:val="pt-BR"/>
         </w:rPr>
-        <w:t>offs</w:t>
-      </w:r>
-      <w:proofErr w:type="spellEnd"/>
-      <w:r>
-        <w:rPr>
-          <w:lang w:val="pt-BR"/>
-        </w:rPr>
-        <w:t>: bilinguismo, reputação acadêmica, jornada, extracurriculares e conveniência. - A conversão depende mais de “por que escolher o Everest” e de mitigadores logísticos (previsibilidade/tempo).</w:t>
-      </w:r>
-    </w:p>
-    <w:p>
-      <w:pPr>
-        <w:jc w:val="both"/>
-        <w:rPr>
-          <w:lang w:val="pt-BR"/>
-        </w:rPr>
-      </w:pPr>
-      <w:r>
-        <w:rPr>
-          <w:b/>
-          <w:bCs/>
-          <w:lang w:val="pt-BR"/>
-        </w:rPr>
         <w:t>Implicações:</w:t>
       </w:r>
       <w:r>
         <w:rPr>
           <w:lang w:val="pt-BR"/>
         </w:rPr>
-        <w:t xml:space="preserve"> - Mensagem comercial segmentada (performance </w:t>
-      </w:r>
-      <w:proofErr w:type="spellStart"/>
-      <w:r>
-        <w:rPr>
-          <w:lang w:val="pt-BR"/>
-        </w:rPr>
-        <w:t>vs</w:t>
-      </w:r>
-      <w:proofErr w:type="spellEnd"/>
-      <w:r>
-        <w:rPr>
-          <w:lang w:val="pt-BR"/>
-        </w:rPr>
-        <w:t xml:space="preserve"> internacionalização </w:t>
-      </w:r>
-      <w:proofErr w:type="spellStart"/>
-      <w:r>
-        <w:rPr>
-          <w:lang w:val="pt-BR"/>
-        </w:rPr>
-        <w:t>vs</w:t>
-      </w:r>
-      <w:proofErr w:type="spellEnd"/>
-      <w:r>
-        <w:rPr>
-          <w:lang w:val="pt-BR"/>
-        </w:rPr>
-        <w:t xml:space="preserve"> inclusão) e provas objetivas. - Estratégia de expansão: ativar subáreas com menor fricção de deslocamento e/ou oferecer mitigadores (transporte/parcerias). - Monitorar conversão por subárea para evitar dispersão de CAC.</w:t>
+        <w:t xml:space="preserve"> - Mensagem comercial segmentada (performance vs internacionalização vs inclusão) e provas objetivas. - Estratégia de expansão: ativar subáreas com menor fricção de deslocamento e/ou oferecer mitigadores (transporte/parcerias). - Monitorar conversão por subárea para evitar dispersão de CAC.</w:t>
       </w:r>
     </w:p>
     <w:p>
@@ -27115,8 +26045,8 @@
         <w:tblLook w:val="0020" w:firstRow="1" w:lastRow="0" w:firstColumn="0" w:lastColumn="0" w:noHBand="0" w:noVBand="0"/>
       </w:tblPr>
       <w:tblGrid>
-        <w:gridCol w:w="3529"/>
-        <w:gridCol w:w="1132"/>
+        <w:gridCol w:w="4238"/>
+        <w:gridCol w:w="1284"/>
       </w:tblGrid>
       <w:tr>
         <w:trPr>
@@ -27489,21 +26419,7 @@
         <w:rPr>
           <w:lang w:val="pt-BR"/>
         </w:rPr>
-        <w:t xml:space="preserve"> - A Terciária tem núcleo quase do tamanho da Secundária (725 </w:t>
-      </w:r>
-      <w:proofErr w:type="spellStart"/>
-      <w:r>
-        <w:rPr>
-          <w:lang w:val="pt-BR"/>
-        </w:rPr>
-        <w:t>vs</w:t>
-      </w:r>
-      <w:proofErr w:type="spellEnd"/>
-      <w:r>
-        <w:rPr>
-          <w:lang w:val="pt-BR"/>
-        </w:rPr>
-        <w:t xml:space="preserve"> 813), com </w:t>
+        <w:t xml:space="preserve"> - A Terciária tem núcleo quase do tamanho da Secundária (725 vs 813), com </w:t>
       </w:r>
       <w:r>
         <w:rPr>
@@ -27533,6 +26449,7 @@
           <w:bCs/>
           <w:lang w:val="pt-BR"/>
         </w:rPr>
+        <w:lastRenderedPageBreak/>
         <w:t>Implicações:</w:t>
       </w:r>
       <w:r>
@@ -27605,9 +26522,9 @@
         <w:tblLook w:val="0020" w:firstRow="1" w:lastRow="0" w:firstColumn="0" w:lastColumn="0" w:noHBand="0" w:noVBand="0"/>
       </w:tblPr>
       <w:tblGrid>
-        <w:gridCol w:w="1115"/>
-        <w:gridCol w:w="1693"/>
-        <w:gridCol w:w="2477"/>
+        <w:gridCol w:w="1348"/>
+        <w:gridCol w:w="2057"/>
+        <w:gridCol w:w="3014"/>
       </w:tblGrid>
       <w:tr>
         <w:trPr>
@@ -27634,7 +26551,6 @@
                 <w:sz w:val="20"/>
                 <w:lang w:val="pt-BR"/>
               </w:rPr>
-              <w:lastRenderedPageBreak/>
               <w:t>Região</w:t>
             </w:r>
           </w:p>
@@ -28004,21 +26920,7 @@
         <w:rPr>
           <w:lang w:val="pt-BR"/>
         </w:rPr>
-        <w:t xml:space="preserve"> - O projeto é viável com ancoragem na Primária. - A escala adicional vem de Secundária/Terciária, mas exige mitigadores de conveniência e diferenciação consistente. - Isso justifica uma estratégia em fases: primeiro consolidar conversão/</w:t>
-      </w:r>
-      <w:proofErr w:type="spellStart"/>
-      <w:r>
-        <w:rPr>
-          <w:lang w:val="pt-BR"/>
-        </w:rPr>
-        <w:t>retensão</w:t>
-      </w:r>
-      <w:proofErr w:type="spellEnd"/>
-      <w:r>
-        <w:rPr>
-          <w:lang w:val="pt-BR"/>
-        </w:rPr>
-        <w:t xml:space="preserve"> na Primária e, em seguida, escalar com disciplina territorial.</w:t>
+        <w:t xml:space="preserve"> - O projeto é viável com ancoragem na Primária. - A escala adicional vem de Secundária/Terciária, mas exige mitigadores de conveniência e diferenciação consistente. - Isso justifica uma estratégia em fases: primeiro consolidar conversão/retensão na Primária e, em seguida, escalar com disciplina territorial.</w:t>
       </w:r>
     </w:p>
     <w:p>
@@ -28158,34 +27060,14 @@
         </w:rPr>
         <w:t xml:space="preserve">; identificar </w:t>
       </w:r>
-      <w:proofErr w:type="spellStart"/>
       <w:r>
         <w:rPr>
           <w:b/>
           <w:bCs/>
           <w:lang w:val="pt-BR"/>
         </w:rPr>
-        <w:t>white</w:t>
-      </w:r>
-      <w:proofErr w:type="spellEnd"/>
-      <w:r>
-        <w:rPr>
-          <w:b/>
-          <w:bCs/>
-          <w:lang w:val="pt-BR"/>
-        </w:rPr>
-        <w:t xml:space="preserve"> </w:t>
-      </w:r>
-      <w:proofErr w:type="spellStart"/>
-      <w:r>
-        <w:rPr>
-          <w:b/>
-          <w:bCs/>
-          <w:lang w:val="pt-BR"/>
-        </w:rPr>
-        <w:t>spaces</w:t>
-      </w:r>
-      <w:proofErr w:type="spellEnd"/>
+        <w:t>white spaces</w:t>
+      </w:r>
       <w:r>
         <w:rPr>
           <w:lang w:val="pt-BR"/>
@@ -28239,77 +27121,13 @@
         </w:rPr>
         <w:t xml:space="preserve">, comparando quatro instituições: </w:t>
       </w:r>
-      <w:proofErr w:type="spellStart"/>
       <w:r>
         <w:rPr>
           <w:b/>
           <w:bCs/>
           <w:lang w:val="pt-BR"/>
         </w:rPr>
-        <w:t>Galois</w:t>
-      </w:r>
-      <w:proofErr w:type="spellEnd"/>
-      <w:r>
-        <w:rPr>
-          <w:b/>
-          <w:bCs/>
-          <w:lang w:val="pt-BR"/>
-        </w:rPr>
-        <w:t xml:space="preserve">, Marista Champagnat, </w:t>
-      </w:r>
-      <w:proofErr w:type="spellStart"/>
-      <w:r>
-        <w:rPr>
-          <w:b/>
-          <w:bCs/>
-          <w:lang w:val="pt-BR"/>
-        </w:rPr>
-        <w:t>Heavenly</w:t>
-      </w:r>
-      <w:proofErr w:type="spellEnd"/>
-      <w:r>
-        <w:rPr>
-          <w:b/>
-          <w:bCs/>
-          <w:lang w:val="pt-BR"/>
-        </w:rPr>
-        <w:t xml:space="preserve"> </w:t>
-      </w:r>
-      <w:proofErr w:type="spellStart"/>
-      <w:r>
-        <w:rPr>
-          <w:b/>
-          <w:bCs/>
-          <w:lang w:val="pt-BR"/>
-        </w:rPr>
-        <w:t>International</w:t>
-      </w:r>
-      <w:proofErr w:type="spellEnd"/>
-      <w:r>
-        <w:rPr>
-          <w:b/>
-          <w:bCs/>
-          <w:lang w:val="pt-BR"/>
-        </w:rPr>
-        <w:t xml:space="preserve"> </w:t>
-      </w:r>
-      <w:proofErr w:type="spellStart"/>
-      <w:r>
-        <w:rPr>
-          <w:b/>
-          <w:bCs/>
-          <w:lang w:val="pt-BR"/>
-        </w:rPr>
-        <w:t>School</w:t>
-      </w:r>
-      <w:proofErr w:type="spellEnd"/>
-      <w:r>
-        <w:rPr>
-          <w:b/>
-          <w:bCs/>
-          <w:lang w:val="pt-BR"/>
-        </w:rPr>
-        <w:t xml:space="preserve"> e Eleva</w:t>
+        <w:t>Galois, Marista Champagnat, Heavenly International School e Eleva</w:t>
       </w:r>
       <w:r>
         <w:rPr>
@@ -28513,23 +27331,7 @@
                 <w:sz w:val="20"/>
                 <w:lang w:val="pt-BR"/>
               </w:rPr>
-              <w:t xml:space="preserve">4 escolas — </w:t>
-            </w:r>
-            <w:proofErr w:type="spellStart"/>
-            <w:r>
-              <w:rPr>
-                <w:sz w:val="20"/>
-                <w:lang w:val="pt-BR"/>
-              </w:rPr>
-              <w:t>Fev</w:t>
-            </w:r>
-            <w:proofErr w:type="spellEnd"/>
-            <w:r>
-              <w:rPr>
-                <w:sz w:val="20"/>
-                <w:lang w:val="pt-BR"/>
-              </w:rPr>
-              <w:t>/2026</w:t>
+              <w:t>4 escolas — Fev/2026</w:t>
             </w:r>
           </w:p>
         </w:tc>
@@ -28597,23 +27399,7 @@
                 <w:sz w:val="20"/>
                 <w:lang w:val="pt-BR"/>
               </w:rPr>
-              <w:t xml:space="preserve">4 escolas — </w:t>
-            </w:r>
-            <w:proofErr w:type="spellStart"/>
-            <w:r>
-              <w:rPr>
-                <w:sz w:val="20"/>
-                <w:lang w:val="pt-BR"/>
-              </w:rPr>
-              <w:t>Fev</w:t>
-            </w:r>
-            <w:proofErr w:type="spellEnd"/>
-            <w:r>
-              <w:rPr>
-                <w:sz w:val="20"/>
-                <w:lang w:val="pt-BR"/>
-              </w:rPr>
-              <w:t>/2026</w:t>
+              <w:t>4 escolas — Fev/2026</w:t>
             </w:r>
           </w:p>
         </w:tc>
@@ -28835,6 +27621,7 @@
                 <w:sz w:val="20"/>
                 <w:lang w:val="pt-BR"/>
               </w:rPr>
+              <w:lastRenderedPageBreak/>
               <w:t>#</w:t>
             </w:r>
           </w:p>
@@ -29115,7 +27902,6 @@
                 <w:sz w:val="20"/>
                 <w:lang w:val="pt-BR"/>
               </w:rPr>
-              <w:lastRenderedPageBreak/>
               <w:t>4</w:t>
             </w:r>
           </w:p>
@@ -29959,6 +28745,7 @@
                 <w:sz w:val="20"/>
                 <w:lang w:val="pt-BR"/>
               </w:rPr>
+              <w:lastRenderedPageBreak/>
               <w:t>Preocupações Centrais</w:t>
             </w:r>
           </w:p>
@@ -29981,23 +28768,7 @@
                 <w:sz w:val="20"/>
                 <w:lang w:val="pt-BR"/>
               </w:rPr>
-              <w:t xml:space="preserve">Formação integral, segurança, bilinguismo, suporte a </w:t>
-            </w:r>
-            <w:proofErr w:type="spellStart"/>
-            <w:r>
-              <w:rPr>
-                <w:sz w:val="20"/>
-                <w:lang w:val="pt-BR"/>
-              </w:rPr>
-              <w:t>neurodivergências</w:t>
-            </w:r>
-            <w:proofErr w:type="spellEnd"/>
-            <w:r>
-              <w:rPr>
-                <w:sz w:val="20"/>
-                <w:lang w:val="pt-BR"/>
-              </w:rPr>
-              <w:t>, logística da jornada</w:t>
+              <w:t>Formação integral, segurança, bilinguismo, suporte a neurodivergências, logística da jornada</w:t>
             </w:r>
           </w:p>
         </w:tc>
@@ -30068,63 +28839,7 @@
         <w:rPr>
           <w:lang w:val="pt-BR"/>
         </w:rPr>
-        <w:t xml:space="preserve"> a </w:t>
-      </w:r>
-      <w:proofErr w:type="spellStart"/>
-      <w:r>
-        <w:rPr>
-          <w:lang w:val="pt-BR"/>
-        </w:rPr>
-        <w:t>Heavenly</w:t>
-      </w:r>
-      <w:proofErr w:type="spellEnd"/>
-      <w:r>
-        <w:rPr>
-          <w:lang w:val="pt-BR"/>
-        </w:rPr>
-        <w:t xml:space="preserve"> </w:t>
-      </w:r>
-      <w:proofErr w:type="spellStart"/>
-      <w:r>
-        <w:rPr>
-          <w:lang w:val="pt-BR"/>
-        </w:rPr>
-        <w:t>International</w:t>
-      </w:r>
-      <w:proofErr w:type="spellEnd"/>
-      <w:r>
-        <w:rPr>
-          <w:lang w:val="pt-BR"/>
-        </w:rPr>
-        <w:t xml:space="preserve"> </w:t>
-      </w:r>
-      <w:proofErr w:type="spellStart"/>
-      <w:r>
-        <w:rPr>
-          <w:lang w:val="pt-BR"/>
-        </w:rPr>
-        <w:t>School</w:t>
-      </w:r>
-      <w:proofErr w:type="spellEnd"/>
-      <w:r>
-        <w:rPr>
-          <w:lang w:val="pt-BR"/>
-        </w:rPr>
-        <w:t xml:space="preserve"> originou-se da rede Everest (</w:t>
-      </w:r>
-      <w:proofErr w:type="spellStart"/>
-      <w:r>
-        <w:rPr>
-          <w:lang w:val="pt-BR"/>
-        </w:rPr>
-        <w:t>rebranding</w:t>
-      </w:r>
-      <w:proofErr w:type="spellEnd"/>
-      <w:r>
-        <w:rPr>
-          <w:lang w:val="pt-BR"/>
-        </w:rPr>
-        <w:t xml:space="preserve"> em 2024). Isso cria risco direto de confusão de marca, exigindo que o Everest demarque seus diferenciais com clareza.</w:t>
+        <w:t xml:space="preserve"> a Heavenly International School originou-se da rede Everest (rebranding em 2024). Isso cria risco direto de confusão de marca, exigindo que o Everest demarque seus diferenciais com clareza.</w:t>
       </w:r>
     </w:p>
     <w:p>
@@ -30184,7 +28899,6 @@
           <w:bCs/>
           <w:lang w:val="pt-BR"/>
         </w:rPr>
-        <w:lastRenderedPageBreak/>
         <w:t>Leitura do mercado:</w:t>
       </w:r>
       <w:r>
@@ -30193,29 +28907,33 @@
         </w:rPr>
         <w:t xml:space="preserve"> cada escola ocupa um nicho narrativo distinto (baixa guerra de preços direta): - </w:t>
       </w:r>
-      <w:proofErr w:type="spellStart"/>
       <w:r>
         <w:rPr>
           <w:b/>
           <w:bCs/>
           <w:lang w:val="pt-BR"/>
         </w:rPr>
-        <w:t>Galois</w:t>
-      </w:r>
-      <w:proofErr w:type="spellEnd"/>
+        <w:t>Galois:</w:t>
+      </w:r>
+      <w:r>
+        <w:rPr>
+          <w:lang w:val="pt-BR"/>
+        </w:rPr>
+        <w:t xml:space="preserve"> excelência competitiva e performance. - </w:t>
+      </w:r>
       <w:r>
         <w:rPr>
           <w:b/>
           <w:bCs/>
           <w:lang w:val="pt-BR"/>
         </w:rPr>
-        <w:t>:</w:t>
-      </w:r>
-      <w:r>
-        <w:rPr>
-          <w:lang w:val="pt-BR"/>
-        </w:rPr>
-        <w:t xml:space="preserve"> excelência competitiva e performance. - </w:t>
+        <w:t>Marista:</w:t>
+      </w:r>
+      <w:r>
+        <w:rPr>
+          <w:lang w:val="pt-BR"/>
+        </w:rPr>
+        <w:t xml:space="preserve"> formação integral + cidadania + inclusão (com sinais institucionais fortes). - </w:t>
       </w:r>
       <w:r>
         <w:rPr>
@@ -30223,79 +28941,13 @@
           <w:bCs/>
           <w:lang w:val="pt-BR"/>
         </w:rPr>
-        <w:t>Marista:</w:t>
-      </w:r>
-      <w:r>
-        <w:rPr>
-          <w:lang w:val="pt-BR"/>
-        </w:rPr>
-        <w:t xml:space="preserve"> formação integral + cidadania + inclusão (com sinais institucionais fortes). - </w:t>
-      </w:r>
-      <w:proofErr w:type="spellStart"/>
-      <w:r>
-        <w:rPr>
-          <w:b/>
-          <w:bCs/>
-          <w:lang w:val="pt-BR"/>
-        </w:rPr>
-        <w:t>Heavenly</w:t>
-      </w:r>
-      <w:proofErr w:type="spellEnd"/>
-      <w:r>
-        <w:rPr>
-          <w:b/>
-          <w:bCs/>
-          <w:lang w:val="pt-BR"/>
-        </w:rPr>
-        <w:t>:</w:t>
-      </w:r>
-      <w:r>
-        <w:rPr>
-          <w:lang w:val="pt-BR"/>
-        </w:rPr>
-        <w:t xml:space="preserve"> bilinguismo integrado à identidade católica (</w:t>
-      </w:r>
-      <w:proofErr w:type="spellStart"/>
-      <w:r>
-        <w:rPr>
-          <w:lang w:val="pt-BR"/>
-        </w:rPr>
-        <w:t>rebranding</w:t>
-      </w:r>
-      <w:proofErr w:type="spellEnd"/>
-      <w:r>
-        <w:rPr>
-          <w:lang w:val="pt-BR"/>
-        </w:rPr>
-        <w:t xml:space="preserve"> e promessa “</w:t>
-      </w:r>
-      <w:proofErr w:type="spellStart"/>
-      <w:r>
-        <w:rPr>
-          <w:lang w:val="pt-BR"/>
-        </w:rPr>
-        <w:t>We</w:t>
-      </w:r>
-      <w:proofErr w:type="spellEnd"/>
-      <w:r>
-        <w:rPr>
-          <w:lang w:val="pt-BR"/>
-        </w:rPr>
-        <w:t xml:space="preserve"> </w:t>
-      </w:r>
-      <w:proofErr w:type="spellStart"/>
-      <w:r>
-        <w:rPr>
-          <w:lang w:val="pt-BR"/>
-        </w:rPr>
-        <w:t>Care</w:t>
-      </w:r>
-      <w:proofErr w:type="spellEnd"/>
-      <w:r>
-        <w:rPr>
-          <w:lang w:val="pt-BR"/>
-        </w:rPr>
-        <w:t xml:space="preserve">…”). - </w:t>
+        <w:t>Heavenly:</w:t>
+      </w:r>
+      <w:r>
+        <w:rPr>
+          <w:lang w:val="pt-BR"/>
+        </w:rPr>
+        <w:t xml:space="preserve"> bilinguismo integrado à identidade católica (rebranding e promessa “We Care…”). - </w:t>
       </w:r>
       <w:r>
         <w:rPr>
@@ -30386,21 +29038,7 @@
         <w:rPr>
           <w:lang w:val="pt-BR"/>
         </w:rPr>
-        <w:t xml:space="preserve"> </w:t>
-      </w:r>
-      <w:proofErr w:type="spellStart"/>
-      <w:r>
-        <w:rPr>
-          <w:lang w:val="pt-BR"/>
-        </w:rPr>
-        <w:t>Galois</w:t>
-      </w:r>
-      <w:proofErr w:type="spellEnd"/>
-      <w:r>
-        <w:rPr>
-          <w:lang w:val="pt-BR"/>
-        </w:rPr>
-        <w:t xml:space="preserve"> e Marista (integral opcional; Marista é o mais flexível até 18h30). - </w:t>
+        <w:t xml:space="preserve"> Galois e Marista (integral opcional; Marista é o mais flexível até 18h30). - </w:t>
       </w:r>
       <w:r>
         <w:rPr>
@@ -30414,21 +29052,7 @@
         <w:rPr>
           <w:lang w:val="pt-BR"/>
         </w:rPr>
-        <w:t xml:space="preserve"> </w:t>
-      </w:r>
-      <w:proofErr w:type="spellStart"/>
-      <w:r>
-        <w:rPr>
-          <w:lang w:val="pt-BR"/>
-        </w:rPr>
-        <w:t>Heavenly</w:t>
-      </w:r>
-      <w:proofErr w:type="spellEnd"/>
-      <w:r>
-        <w:rPr>
-          <w:lang w:val="pt-BR"/>
-        </w:rPr>
-        <w:t xml:space="preserve"> e Eleva (7h30–17h30) com alimentação incluída — “solução completa” para dupla renda.</w:t>
+        <w:t xml:space="preserve"> Heavenly e Eleva (7h30–17h30) com alimentação incluída — “solução completa” para dupla renda.</w:t>
       </w:r>
     </w:p>
     <w:p>
@@ -30452,29 +29076,33 @@
         </w:rPr>
         <w:t xml:space="preserve"> - </w:t>
       </w:r>
-      <w:proofErr w:type="spellStart"/>
       <w:r>
         <w:rPr>
           <w:b/>
           <w:bCs/>
           <w:lang w:val="pt-BR"/>
         </w:rPr>
-        <w:t>Galois</w:t>
-      </w:r>
-      <w:proofErr w:type="spellEnd"/>
+        <w:t>Galois:</w:t>
+      </w:r>
+      <w:r>
+        <w:rPr>
+          <w:lang w:val="pt-BR"/>
+        </w:rPr>
+        <w:t xml:space="preserve"> R$ 3.000–4.500/mês - </w:t>
+      </w:r>
       <w:r>
         <w:rPr>
           <w:b/>
           <w:bCs/>
           <w:lang w:val="pt-BR"/>
         </w:rPr>
-        <w:t>:</w:t>
-      </w:r>
-      <w:r>
-        <w:rPr>
-          <w:lang w:val="pt-BR"/>
-        </w:rPr>
-        <w:t xml:space="preserve"> R$ 3.000–4.500/mês - </w:t>
+        <w:t>Marista:</w:t>
+      </w:r>
+      <w:r>
+        <w:rPr>
+          <w:lang w:val="pt-BR"/>
+        </w:rPr>
+        <w:t xml:space="preserve"> R$ 3.500–5.000/mês - </w:t>
       </w:r>
       <w:r>
         <w:rPr>
@@ -30482,101 +29110,49 @@
           <w:bCs/>
           <w:lang w:val="pt-BR"/>
         </w:rPr>
-        <w:t>Marista:</w:t>
-      </w:r>
-      <w:r>
-        <w:rPr>
-          <w:lang w:val="pt-BR"/>
-        </w:rPr>
-        <w:t xml:space="preserve"> R$ 3.500–5.000/mês - </w:t>
-      </w:r>
-      <w:proofErr w:type="spellStart"/>
+        <w:t>Heavenly:</w:t>
+      </w:r>
+      <w:r>
+        <w:rPr>
+          <w:lang w:val="pt-BR"/>
+        </w:rPr>
+        <w:t xml:space="preserve"> R$ 6.000–8.000/mês - </w:t>
+      </w:r>
       <w:r>
         <w:rPr>
           <w:b/>
           <w:bCs/>
           <w:lang w:val="pt-BR"/>
         </w:rPr>
-        <w:t>Heavenly</w:t>
-      </w:r>
-      <w:proofErr w:type="spellEnd"/>
+        <w:t>Eleva:</w:t>
+      </w:r>
+      <w:r>
+        <w:rPr>
+          <w:lang w:val="pt-BR"/>
+        </w:rPr>
+        <w:t xml:space="preserve"> R$ 6.500–8.000/mês</w:t>
+      </w:r>
+    </w:p>
+    <w:p>
+      <w:pPr>
+        <w:jc w:val="both"/>
+        <w:rPr>
+          <w:lang w:val="pt-BR"/>
+        </w:rPr>
+      </w:pPr>
       <w:r>
         <w:rPr>
           <w:b/>
           <w:bCs/>
           <w:lang w:val="pt-BR"/>
         </w:rPr>
-        <w:t>:</w:t>
-      </w:r>
-      <w:r>
-        <w:rPr>
-          <w:lang w:val="pt-BR"/>
-        </w:rPr>
-        <w:t xml:space="preserve"> R$ 6.000–8.000/mês - </w:t>
-      </w:r>
-      <w:r>
-        <w:rPr>
-          <w:b/>
-          <w:bCs/>
-          <w:lang w:val="pt-BR"/>
-        </w:rPr>
-        <w:t>Eleva:</w:t>
-      </w:r>
-      <w:r>
-        <w:rPr>
-          <w:lang w:val="pt-BR"/>
-        </w:rPr>
-        <w:t xml:space="preserve"> R$ 6.500–8.000/mês</w:t>
-      </w:r>
-    </w:p>
-    <w:p>
-      <w:pPr>
-        <w:jc w:val="both"/>
-        <w:rPr>
-          <w:lang w:val="pt-BR"/>
-        </w:rPr>
-      </w:pPr>
-      <w:r>
-        <w:rPr>
-          <w:b/>
-          <w:bCs/>
-          <w:lang w:val="pt-BR"/>
-        </w:rPr>
         <w:t>Implicação Everest:</w:t>
       </w:r>
       <w:r>
         <w:rPr>
           <w:lang w:val="pt-BR"/>
         </w:rPr>
-        <w:t xml:space="preserve"> definir se o produto será “solução completa” (integral) ou “premium flexível”. Essa escolha altera (i) público-alvo, (</w:t>
-      </w:r>
-      <w:proofErr w:type="spellStart"/>
-      <w:r>
-        <w:rPr>
-          <w:lang w:val="pt-BR"/>
-        </w:rPr>
-        <w:t>ii</w:t>
-      </w:r>
-      <w:proofErr w:type="spellEnd"/>
-      <w:r>
-        <w:rPr>
-          <w:lang w:val="pt-BR"/>
-        </w:rPr>
-        <w:t>) concorrência direta e (</w:t>
-      </w:r>
-      <w:proofErr w:type="spellStart"/>
-      <w:r>
-        <w:rPr>
-          <w:lang w:val="pt-BR"/>
-        </w:rPr>
-        <w:t>iii</w:t>
-      </w:r>
-      <w:proofErr w:type="spellEnd"/>
-      <w:r>
-        <w:rPr>
-          <w:lang w:val="pt-BR"/>
-        </w:rPr>
-        <w:t>) desenho operacional (alimentação, transporte, extracurriculares).</w:t>
+        <w:t xml:space="preserve"> definir se o produto será “solução completa” (integral) ou “premium flexível”. Essa escolha altera (i) público-alvo, (ii) concorrência direta e (iii) desenho operacional (alimentação, transporte, extracurriculares).</w:t>
       </w:r>
     </w:p>
     <w:p>
@@ -30619,47 +29195,27 @@
         </w:rPr>
         <w:t xml:space="preserve"> - </w:t>
       </w:r>
-      <w:proofErr w:type="spellStart"/>
       <w:r>
         <w:rPr>
           <w:b/>
           <w:bCs/>
           <w:lang w:val="pt-BR"/>
         </w:rPr>
-        <w:t>Galois</w:t>
-      </w:r>
-      <w:proofErr w:type="spellEnd"/>
+        <w:t>Galois e Marista:</w:t>
+      </w:r>
+      <w:r>
+        <w:rPr>
+          <w:lang w:val="pt-BR"/>
+        </w:rPr>
+        <w:t xml:space="preserve"> não têm bilinguismo (inglês como disciplina BNCC) → gap crítico no A+. - </w:t>
+      </w:r>
       <w:r>
         <w:rPr>
           <w:b/>
           <w:bCs/>
           <w:lang w:val="pt-BR"/>
         </w:rPr>
-        <w:t xml:space="preserve"> e Marista:</w:t>
-      </w:r>
-      <w:r>
-        <w:rPr>
-          <w:lang w:val="pt-BR"/>
-        </w:rPr>
-        <w:t xml:space="preserve"> não têm bilinguismo (inglês como disciplina BNCC) → gap crítico no A+. - </w:t>
-      </w:r>
-      <w:proofErr w:type="spellStart"/>
-      <w:r>
-        <w:rPr>
-          <w:b/>
-          <w:bCs/>
-          <w:lang w:val="pt-BR"/>
-        </w:rPr>
-        <w:t>Heavenly</w:t>
-      </w:r>
-      <w:proofErr w:type="spellEnd"/>
-      <w:r>
-        <w:rPr>
-          <w:b/>
-          <w:bCs/>
-          <w:lang w:val="pt-BR"/>
-        </w:rPr>
-        <w:t xml:space="preserve"> e Eleva:</w:t>
+        <w:t>Heavenly e Eleva:</w:t>
       </w:r>
       <w:r>
         <w:rPr>
@@ -30719,6 +29275,7 @@
           <w:rFonts w:eastAsia="Calibri"/>
           <w:lang w:val="pt-BR"/>
         </w:rPr>
+        <w:lastRenderedPageBreak/>
         <w:t>9.6.4 Formação religiosa/ética (segmentação e risco de alienação)</w:t>
       </w:r>
       <w:bookmarkEnd w:id="157"/>
@@ -30752,33 +29309,11 @@
           <w:lang w:val="pt-BR"/>
         </w:rPr>
       </w:pPr>
-      <w:proofErr w:type="spellStart"/>
-      <w:r>
-        <w:rPr>
-          <w:lang w:val="pt-BR"/>
-        </w:rPr>
-        <w:t>Heavenly</w:t>
-      </w:r>
-      <w:proofErr w:type="spellEnd"/>
-      <w:r>
-        <w:rPr>
-          <w:lang w:val="pt-BR"/>
-        </w:rPr>
-        <w:t xml:space="preserve"> usa app (</w:t>
-      </w:r>
-      <w:proofErr w:type="spellStart"/>
-      <w:r>
-        <w:rPr>
-          <w:lang w:val="pt-BR"/>
-        </w:rPr>
-        <w:t>Hallow</w:t>
-      </w:r>
-      <w:proofErr w:type="spellEnd"/>
-      <w:r>
-        <w:rPr>
-          <w:lang w:val="pt-BR"/>
-        </w:rPr>
-        <w:t>) como extensão espiritual no ambiente doméstico (inovação diferenciadora).</w:t>
+      <w:r>
+        <w:rPr>
+          <w:lang w:val="pt-BR"/>
+        </w:rPr>
+        <w:t>Heavenly usa app (Hallow) como extensão espiritual no ambiente doméstico (inovação diferenciadora).</w:t>
       </w:r>
     </w:p>
     <w:p>
@@ -30833,43 +29368,19 @@
           <w:lang w:val="pt-BR"/>
         </w:rPr>
       </w:pPr>
-      <w:proofErr w:type="spellStart"/>
       <w:r>
         <w:rPr>
           <w:b/>
           <w:bCs/>
           <w:lang w:val="pt-BR"/>
         </w:rPr>
-        <w:t>Galois</w:t>
-      </w:r>
-      <w:proofErr w:type="spellEnd"/>
-      <w:r>
-        <w:rPr>
-          <w:b/>
-          <w:bCs/>
-          <w:lang w:val="pt-BR"/>
-        </w:rPr>
-        <w:t>:</w:t>
-      </w:r>
-      <w:r>
-        <w:rPr>
-          <w:lang w:val="pt-BR"/>
-        </w:rPr>
-        <w:t xml:space="preserve"> tradição em olimpíadas; </w:t>
-      </w:r>
-      <w:proofErr w:type="spellStart"/>
-      <w:r>
-        <w:rPr>
-          <w:lang w:val="pt-BR"/>
-        </w:rPr>
-        <w:t>FazMaker</w:t>
-      </w:r>
-      <w:proofErr w:type="spellEnd"/>
-      <w:r>
-        <w:rPr>
-          <w:lang w:val="pt-BR"/>
-        </w:rPr>
-        <w:t xml:space="preserve"> como ponte para inovação.</w:t>
+        <w:t>Galois:</w:t>
+      </w:r>
+      <w:r>
+        <w:rPr>
+          <w:lang w:val="pt-BR"/>
+        </w:rPr>
+        <w:t xml:space="preserve"> tradição em olimpíadas; FazMaker como ponte para inovação.</w:t>
       </w:r>
     </w:p>
     <w:p>
@@ -30895,21 +29406,7 @@
         <w:rPr>
           <w:lang w:val="pt-BR"/>
         </w:rPr>
-        <w:t xml:space="preserve"> PIS (Projeto de Intervenção Social) é o mais robusto (tema anual, mensurável; 2026 focado em </w:t>
-      </w:r>
-      <w:proofErr w:type="spellStart"/>
-      <w:r>
-        <w:rPr>
-          <w:lang w:val="pt-BR"/>
-        </w:rPr>
-        <w:t>neurodivergências</w:t>
-      </w:r>
-      <w:proofErr w:type="spellEnd"/>
-      <w:r>
-        <w:rPr>
-          <w:lang w:val="pt-BR"/>
-        </w:rPr>
-        <w:t>).</w:t>
+        <w:t xml:space="preserve"> PIS (Projeto de Intervenção Social) é o mais robusto (tema anual, mensurável; 2026 focado em neurodivergências).</w:t>
       </w:r>
     </w:p>
     <w:p>
@@ -30935,49 +29432,7 @@
         <w:rPr>
           <w:lang w:val="pt-BR"/>
         </w:rPr>
-        <w:t xml:space="preserve"> resultados em olimpíadas + IPC; “</w:t>
-      </w:r>
-      <w:proofErr w:type="spellStart"/>
-      <w:r>
-        <w:rPr>
-          <w:lang w:val="pt-BR"/>
-        </w:rPr>
-        <w:t>Class</w:t>
-      </w:r>
-      <w:proofErr w:type="spellEnd"/>
-      <w:r>
-        <w:rPr>
-          <w:lang w:val="pt-BR"/>
-        </w:rPr>
-        <w:t xml:space="preserve"> </w:t>
-      </w:r>
-      <w:proofErr w:type="spellStart"/>
-      <w:r>
-        <w:rPr>
-          <w:lang w:val="pt-BR"/>
-        </w:rPr>
-        <w:t>Without</w:t>
-      </w:r>
-      <w:proofErr w:type="spellEnd"/>
-      <w:r>
-        <w:rPr>
-          <w:lang w:val="pt-BR"/>
-        </w:rPr>
-        <w:t xml:space="preserve"> </w:t>
-      </w:r>
-      <w:proofErr w:type="spellStart"/>
-      <w:r>
-        <w:rPr>
-          <w:lang w:val="pt-BR"/>
-        </w:rPr>
-        <w:t>Walls</w:t>
-      </w:r>
-      <w:proofErr w:type="spellEnd"/>
-      <w:r>
-        <w:rPr>
-          <w:lang w:val="pt-BR"/>
-        </w:rPr>
-        <w:t>”.</w:t>
+        <w:t xml:space="preserve"> resultados em olimpíadas + IPC; “Class Without Walls”.</w:t>
       </w:r>
     </w:p>
     <w:p>
@@ -30999,21 +29454,7 @@
         <w:rPr>
           <w:lang w:val="pt-BR"/>
         </w:rPr>
-        <w:t xml:space="preserve"> performance e STEAM viraram “higiênicos” em parte do premium; o diferencial é a coerência do pacote e as provas (</w:t>
-      </w:r>
-      <w:proofErr w:type="spellStart"/>
-      <w:r>
-        <w:rPr>
-          <w:lang w:val="pt-BR"/>
-        </w:rPr>
-        <w:t>evidence-based</w:t>
-      </w:r>
-      <w:proofErr w:type="spellEnd"/>
-      <w:r>
-        <w:rPr>
-          <w:lang w:val="pt-BR"/>
-        </w:rPr>
-        <w:t xml:space="preserve"> communication).</w:t>
+        <w:t xml:space="preserve"> performance e STEAM viraram “higiênicos” em parte do premium; o diferencial é a coerência do pacote e as provas (evidence-based communication).</w:t>
       </w:r>
     </w:p>
     <w:p>
@@ -31031,7 +29472,6 @@
           <w:rFonts w:eastAsia="Calibri"/>
           <w:lang w:val="pt-BR"/>
         </w:rPr>
-        <w:lastRenderedPageBreak/>
         <w:t>9.6.6 Tecnologia e inovação (experiência e controle da jornada)</w:t>
       </w:r>
       <w:bookmarkEnd w:id="161"/>
@@ -31047,19 +29487,11 @@
           <w:lang w:val="pt-BR"/>
         </w:rPr>
       </w:pPr>
-      <w:proofErr w:type="spellStart"/>
-      <w:r>
-        <w:rPr>
-          <w:lang w:val="pt-BR"/>
-        </w:rPr>
-        <w:t>Heavenly</w:t>
-      </w:r>
-      <w:proofErr w:type="spellEnd"/>
-      <w:r>
-        <w:rPr>
-          <w:lang w:val="pt-BR"/>
-        </w:rPr>
-        <w:t xml:space="preserve"> e Eleva têm apps bilíngues próprios (maior controle da experiência das famílias).</w:t>
+      <w:r>
+        <w:rPr>
+          <w:lang w:val="pt-BR"/>
+        </w:rPr>
+        <w:t>Heavenly e Eleva têm apps bilíngues próprios (maior controle da experiência das famílias).</w:t>
       </w:r>
     </w:p>
     <w:p>
@@ -31213,6 +29645,7 @@
         <w:rPr>
           <w:lang w:val="pt-BR"/>
         </w:rPr>
+        <w:lastRenderedPageBreak/>
         <w:t>Segurança aparece como preocupação transversal (câmeras/biometria/controle de acesso).</w:t>
       </w:r>
     </w:p>
@@ -31231,21 +29664,7 @@
         <w:rPr>
           <w:lang w:val="pt-BR"/>
         </w:rPr>
-        <w:t xml:space="preserve">Comunicação: Marista formaliza bimestralmente; </w:t>
-      </w:r>
-      <w:proofErr w:type="spellStart"/>
-      <w:r>
-        <w:rPr>
-          <w:lang w:val="pt-BR"/>
-        </w:rPr>
-        <w:t>Heavenly</w:t>
-      </w:r>
-      <w:proofErr w:type="spellEnd"/>
-      <w:r>
-        <w:rPr>
-          <w:lang w:val="pt-BR"/>
-        </w:rPr>
-        <w:t>/Eleva reforçam app e canais estruturados.</w:t>
+        <w:t>Comunicação: Marista formaliza bimestralmente; Heavenly/Eleva reforçam app e canais estruturados.</w:t>
       </w:r>
     </w:p>
     <w:p>
@@ -31436,7 +29855,6 @@
                 <w:lang w:val="pt-BR"/>
               </w:rPr>
             </w:pPr>
-            <w:proofErr w:type="spellStart"/>
             <w:r>
               <w:rPr>
                 <w:b/>
@@ -31445,7 +29863,6 @@
               </w:rPr>
               <w:t>Galois</w:t>
             </w:r>
-            <w:proofErr w:type="spellEnd"/>
           </w:p>
         </w:tc>
         <w:tc>
@@ -31486,7 +29903,6 @@
                 <w:lang w:val="pt-BR"/>
               </w:rPr>
             </w:pPr>
-            <w:proofErr w:type="spellStart"/>
             <w:r>
               <w:rPr>
                 <w:b/>
@@ -31495,7 +29911,6 @@
               </w:rPr>
               <w:t>Heavenly</w:t>
             </w:r>
-            <w:proofErr w:type="spellEnd"/>
           </w:p>
         </w:tc>
         <w:tc>
@@ -31990,7 +30405,6 @@
                 <w:sz w:val="20"/>
                 <w:lang w:val="pt-BR"/>
               </w:rPr>
-              <w:lastRenderedPageBreak/>
               <w:t>Desenvolvimento Socioemocional</w:t>
             </w:r>
           </w:p>
@@ -32035,23 +30449,7 @@
                 <w:sz w:val="20"/>
                 <w:lang w:val="pt-BR"/>
               </w:rPr>
-              <w:t xml:space="preserve">★★★ </w:t>
-            </w:r>
-            <w:proofErr w:type="spellStart"/>
-            <w:r>
-              <w:rPr>
-                <w:sz w:val="20"/>
-                <w:lang w:val="pt-BR"/>
-              </w:rPr>
-              <w:t>PIS+Restaur</w:t>
-            </w:r>
-            <w:proofErr w:type="spellEnd"/>
-            <w:r>
-              <w:rPr>
-                <w:sz w:val="20"/>
-                <w:lang w:val="pt-BR"/>
-              </w:rPr>
-              <w:t>.</w:t>
+              <w:t>★★★ PIS+Restaur.</w:t>
             </w:r>
           </w:p>
         </w:tc>
@@ -32119,17 +30517,8 @@
                 <w:sz w:val="20"/>
                 <w:lang w:val="pt-BR"/>
               </w:rPr>
-              <w:t xml:space="preserve">Inclusão / </w:t>
-            </w:r>
-            <w:proofErr w:type="spellStart"/>
-            <w:r>
-              <w:rPr>
-                <w:sz w:val="20"/>
-                <w:lang w:val="pt-BR"/>
-              </w:rPr>
-              <w:t>Neurodivergências</w:t>
-            </w:r>
-            <w:proofErr w:type="spellEnd"/>
+              <w:t>Inclusão / Neurodivergências</w:t>
+            </w:r>
           </w:p>
         </w:tc>
         <w:tc>
@@ -32240,23 +30629,7 @@
                 <w:sz w:val="20"/>
                 <w:lang w:val="pt-BR"/>
               </w:rPr>
-              <w:t xml:space="preserve">STEAM e </w:t>
-            </w:r>
-            <w:proofErr w:type="spellStart"/>
-            <w:r>
-              <w:rPr>
-                <w:sz w:val="20"/>
-                <w:lang w:val="pt-BR"/>
-              </w:rPr>
-              <w:t>Maker</w:t>
-            </w:r>
-            <w:proofErr w:type="spellEnd"/>
-            <w:r>
-              <w:rPr>
-                <w:sz w:val="20"/>
-                <w:lang w:val="pt-BR"/>
-              </w:rPr>
-              <w:t xml:space="preserve"> Space</w:t>
+              <w:t>STEAM e Maker Space</w:t>
             </w:r>
           </w:p>
         </w:tc>
@@ -32278,17 +30651,8 @@
                 <w:sz w:val="20"/>
                 <w:lang w:val="pt-BR"/>
               </w:rPr>
-              <w:t xml:space="preserve">★★★ </w:t>
-            </w:r>
-            <w:proofErr w:type="spellStart"/>
-            <w:r>
-              <w:rPr>
-                <w:sz w:val="20"/>
-                <w:lang w:val="pt-BR"/>
-              </w:rPr>
-              <w:t>FazMaker</w:t>
-            </w:r>
-            <w:proofErr w:type="spellEnd"/>
+              <w:t>★★★ FazMaker</w:t>
+            </w:r>
           </w:p>
         </w:tc>
         <w:tc>
@@ -32421,23 +30785,7 @@
                 <w:sz w:val="20"/>
                 <w:lang w:val="pt-BR"/>
               </w:rPr>
-              <w:t xml:space="preserve">★ Não </w:t>
-            </w:r>
-            <w:proofErr w:type="spellStart"/>
-            <w:r>
-              <w:rPr>
-                <w:sz w:val="20"/>
-                <w:lang w:val="pt-BR"/>
-              </w:rPr>
-              <w:t>evid</w:t>
-            </w:r>
-            <w:proofErr w:type="spellEnd"/>
-            <w:r>
-              <w:rPr>
-                <w:sz w:val="20"/>
-                <w:lang w:val="pt-BR"/>
-              </w:rPr>
-              <w:t>.</w:t>
+              <w:t>★ Não evid.</w:t>
             </w:r>
           </w:p>
         </w:tc>
@@ -32459,23 +30807,7 @@
                 <w:sz w:val="20"/>
                 <w:lang w:val="pt-BR"/>
               </w:rPr>
-              <w:t xml:space="preserve">★ Não </w:t>
-            </w:r>
-            <w:proofErr w:type="spellStart"/>
-            <w:r>
-              <w:rPr>
-                <w:sz w:val="20"/>
-                <w:lang w:val="pt-BR"/>
-              </w:rPr>
-              <w:t>evid</w:t>
-            </w:r>
-            <w:proofErr w:type="spellEnd"/>
-            <w:r>
-              <w:rPr>
-                <w:sz w:val="20"/>
-                <w:lang w:val="pt-BR"/>
-              </w:rPr>
-              <w:t>.</w:t>
+              <w:t>★ Não evid.</w:t>
             </w:r>
           </w:p>
         </w:tc>
@@ -32633,6 +30965,7 @@
                 <w:sz w:val="20"/>
                 <w:lang w:val="pt-BR"/>
               </w:rPr>
+              <w:lastRenderedPageBreak/>
               <w:t>Maturidade Digital</w:t>
             </w:r>
           </w:p>
@@ -32699,17 +31032,8 @@
                 <w:sz w:val="20"/>
                 <w:lang w:val="pt-BR"/>
               </w:rPr>
-              <w:t xml:space="preserve">★★★ </w:t>
-            </w:r>
-            <w:proofErr w:type="spellStart"/>
-            <w:r>
-              <w:rPr>
-                <w:sz w:val="20"/>
-                <w:lang w:val="pt-BR"/>
-              </w:rPr>
-              <w:t>App+Hallow</w:t>
-            </w:r>
-            <w:proofErr w:type="spellEnd"/>
+              <w:t>★★★ App+Hallow</w:t>
+            </w:r>
           </w:p>
         </w:tc>
         <w:tc>
@@ -32730,17 +31054,8 @@
                 <w:sz w:val="20"/>
                 <w:lang w:val="pt-BR"/>
               </w:rPr>
-              <w:t xml:space="preserve">★★★ </w:t>
-            </w:r>
-            <w:proofErr w:type="spellStart"/>
-            <w:r>
-              <w:rPr>
-                <w:sz w:val="20"/>
-                <w:lang w:val="pt-BR"/>
-              </w:rPr>
-              <w:t>App+IPC</w:t>
-            </w:r>
-            <w:proofErr w:type="spellEnd"/>
+              <w:t>★★★ App+IPC</w:t>
+            </w:r>
           </w:p>
         </w:tc>
       </w:tr>
@@ -32941,23 +31256,7 @@
                 <w:sz w:val="20"/>
                 <w:lang w:val="pt-BR"/>
               </w:rPr>
-              <w:t xml:space="preserve">★★★ App </w:t>
-            </w:r>
-            <w:proofErr w:type="spellStart"/>
-            <w:r>
-              <w:rPr>
-                <w:sz w:val="20"/>
-                <w:lang w:val="pt-BR"/>
-              </w:rPr>
-              <w:t>bil</w:t>
-            </w:r>
-            <w:proofErr w:type="spellEnd"/>
-            <w:r>
-              <w:rPr>
-                <w:sz w:val="20"/>
-                <w:lang w:val="pt-BR"/>
-              </w:rPr>
-              <w:t>.</w:t>
+              <w:t>★★★ App bil.</w:t>
             </w:r>
           </w:p>
         </w:tc>
@@ -32979,17 +31278,8 @@
                 <w:sz w:val="20"/>
                 <w:lang w:val="pt-BR"/>
               </w:rPr>
-              <w:t xml:space="preserve">★★★ </w:t>
-            </w:r>
-            <w:proofErr w:type="spellStart"/>
-            <w:r>
-              <w:rPr>
-                <w:sz w:val="20"/>
-                <w:lang w:val="pt-BR"/>
-              </w:rPr>
-              <w:t>App+LIV</w:t>
-            </w:r>
-            <w:proofErr w:type="spellEnd"/>
+              <w:t>★★★ App+LIV</w:t>
+            </w:r>
           </w:p>
         </w:tc>
       </w:tr>
@@ -33100,23 +31390,7 @@
                 <w:sz w:val="20"/>
                 <w:lang w:val="pt-BR"/>
               </w:rPr>
-              <w:t xml:space="preserve">★★★ </w:t>
-            </w:r>
-            <w:proofErr w:type="spellStart"/>
-            <w:r>
-              <w:rPr>
-                <w:sz w:val="20"/>
-                <w:lang w:val="pt-BR"/>
-              </w:rPr>
-              <w:t>Alta+diagn</w:t>
-            </w:r>
-            <w:proofErr w:type="spellEnd"/>
-            <w:r>
-              <w:rPr>
-                <w:sz w:val="20"/>
-                <w:lang w:val="pt-BR"/>
-              </w:rPr>
-              <w:t>.</w:t>
+              <w:t>★★★ Alta+diagn.</w:t>
             </w:r>
           </w:p>
         </w:tc>
@@ -33162,17 +31436,8 @@
                 <w:sz w:val="20"/>
                 <w:lang w:val="pt-BR"/>
               </w:rPr>
-              <w:t xml:space="preserve">★★ </w:t>
-            </w:r>
-            <w:proofErr w:type="spellStart"/>
-            <w:r>
-              <w:rPr>
-                <w:sz w:val="20"/>
-                <w:lang w:val="pt-BR"/>
-              </w:rPr>
-              <w:t>FazMaker</w:t>
-            </w:r>
-            <w:proofErr w:type="spellEnd"/>
+              <w:t>★★ FazMaker</w:t>
+            </w:r>
           </w:p>
         </w:tc>
         <w:tc>
@@ -33215,17 +31480,8 @@
                 <w:sz w:val="20"/>
                 <w:lang w:val="pt-BR"/>
               </w:rPr>
-              <w:t xml:space="preserve">★★ </w:t>
-            </w:r>
-            <w:proofErr w:type="spellStart"/>
-            <w:r>
-              <w:rPr>
-                <w:sz w:val="20"/>
-                <w:lang w:val="pt-BR"/>
-              </w:rPr>
-              <w:t>Hallow</w:t>
-            </w:r>
-            <w:proofErr w:type="spellEnd"/>
+              <w:t>★★ Hallow</w:t>
+            </w:r>
           </w:p>
         </w:tc>
         <w:tc>
@@ -33282,23 +31538,13 @@
           <w:lang w:val="pt-BR"/>
         </w:rPr>
       </w:pPr>
-      <w:proofErr w:type="spellStart"/>
       <w:r>
         <w:rPr>
           <w:b/>
           <w:bCs/>
           <w:lang w:val="pt-BR"/>
         </w:rPr>
-        <w:t>Galois</w:t>
-      </w:r>
-      <w:proofErr w:type="spellEnd"/>
-      <w:r>
-        <w:rPr>
-          <w:b/>
-          <w:bCs/>
-          <w:lang w:val="pt-BR"/>
-        </w:rPr>
-        <w:t>:</w:t>
+        <w:t>Galois:</w:t>
       </w:r>
       <w:r>
         <w:rPr>
@@ -33344,23 +31590,13 @@
           <w:lang w:val="pt-BR"/>
         </w:rPr>
       </w:pPr>
-      <w:proofErr w:type="spellStart"/>
       <w:r>
         <w:rPr>
           <w:b/>
           <w:bCs/>
           <w:lang w:val="pt-BR"/>
         </w:rPr>
-        <w:t>Heavenly</w:t>
-      </w:r>
-      <w:proofErr w:type="spellEnd"/>
-      <w:r>
-        <w:rPr>
-          <w:b/>
-          <w:bCs/>
-          <w:lang w:val="pt-BR"/>
-        </w:rPr>
-        <w:t>:</w:t>
+        <w:t>Heavenly:</w:t>
       </w:r>
       <w:r>
         <w:rPr>
@@ -33481,35 +31717,7 @@
         <w:rPr>
           <w:lang w:val="pt-BR"/>
         </w:rPr>
-        <w:t xml:space="preserve">Eixos de escolha observáveis no premium: bilinguismo, religiosidade, jornada (flexível </w:t>
-      </w:r>
-      <w:proofErr w:type="spellStart"/>
-      <w:r>
-        <w:rPr>
-          <w:lang w:val="pt-BR"/>
-        </w:rPr>
-        <w:t>vs</w:t>
-      </w:r>
-      <w:proofErr w:type="spellEnd"/>
-      <w:r>
-        <w:rPr>
-          <w:lang w:val="pt-BR"/>
-        </w:rPr>
-        <w:t xml:space="preserve"> integral), rigor </w:t>
-      </w:r>
-      <w:proofErr w:type="spellStart"/>
-      <w:r>
-        <w:rPr>
-          <w:lang w:val="pt-BR"/>
-        </w:rPr>
-        <w:t>vs</w:t>
-      </w:r>
-      <w:proofErr w:type="spellEnd"/>
-      <w:r>
-        <w:rPr>
-          <w:lang w:val="pt-BR"/>
-        </w:rPr>
-        <w:t xml:space="preserve"> formação integral, inovação/experiência, inclusão estruturada e conveniência logística.</w:t>
+        <w:t>Eixos de escolha observáveis no premium: bilinguismo, religiosidade, jornada (flexível vs integral), rigor vs formação integral, inovação/experiência, inclusão estruturada e conveniência logística.</w:t>
       </w:r>
     </w:p>
     <w:p>
@@ -33527,24 +31735,7 @@
           <w:rFonts w:ascii="Calibri" w:eastAsia="Calibri" w:hAnsi="Calibri"/>
           <w:lang w:val="pt-BR"/>
         </w:rPr>
-        <w:lastRenderedPageBreak/>
-        <w:t xml:space="preserve">9.10 White </w:t>
-      </w:r>
-      <w:proofErr w:type="spellStart"/>
-      <w:r>
-        <w:rPr>
-          <w:rFonts w:ascii="Calibri" w:eastAsia="Calibri" w:hAnsi="Calibri"/>
-          <w:lang w:val="pt-BR"/>
-        </w:rPr>
-        <w:t>spaces</w:t>
-      </w:r>
-      <w:proofErr w:type="spellEnd"/>
-      <w:r>
-        <w:rPr>
-          <w:rFonts w:ascii="Calibri" w:eastAsia="Calibri" w:hAnsi="Calibri"/>
-          <w:lang w:val="pt-BR"/>
-        </w:rPr>
-        <w:t xml:space="preserve"> (oportunidades)</w:t>
+        <w:t>9.10 White spaces (oportunidades)</w:t>
       </w:r>
       <w:bookmarkEnd w:id="175"/>
     </w:p>
@@ -33597,21 +31788,7 @@
         <w:rPr>
           <w:lang w:val="pt-BR"/>
         </w:rPr>
-        <w:t xml:space="preserve"> bilinguismo + inclusão para </w:t>
-      </w:r>
-      <w:proofErr w:type="spellStart"/>
-      <w:r>
-        <w:rPr>
-          <w:lang w:val="pt-BR"/>
-        </w:rPr>
-        <w:t>neurodivergências</w:t>
-      </w:r>
-      <w:proofErr w:type="spellEnd"/>
-      <w:r>
-        <w:rPr>
-          <w:lang w:val="pt-BR"/>
-        </w:rPr>
-        <w:t xml:space="preserve"> (Marista lidera inclusão, mas sem bilinguismo).</w:t>
+        <w:t xml:space="preserve"> bilinguismo + inclusão para neurodivergências (Marista lidera inclusão, mas sem bilinguismo).</w:t>
       </w:r>
     </w:p>
     <w:p>
@@ -33631,27 +31808,14 @@
           <w:bCs/>
           <w:lang w:val="pt-BR"/>
         </w:rPr>
+        <w:lastRenderedPageBreak/>
         <w:t>Gap 3:</w:t>
       </w:r>
       <w:r>
         <w:rPr>
           <w:lang w:val="pt-BR"/>
         </w:rPr>
-        <w:t xml:space="preserve"> </w:t>
-      </w:r>
-      <w:proofErr w:type="spellStart"/>
-      <w:r>
-        <w:rPr>
-          <w:lang w:val="pt-BR"/>
-        </w:rPr>
-        <w:t>evidence-based</w:t>
-      </w:r>
-      <w:proofErr w:type="spellEnd"/>
-      <w:r>
-        <w:rPr>
-          <w:lang w:val="pt-BR"/>
-        </w:rPr>
-        <w:t xml:space="preserve"> communication (mercado comunica pouco com métricas e provas).</w:t>
+        <w:t xml:space="preserve"> evidence-based communication (mercado comunica pouco com métricas e provas).</w:t>
       </w:r>
     </w:p>
     <w:p>
@@ -33684,43 +31848,19 @@
           <w:lang w:val="pt-BR"/>
         </w:rPr>
       </w:pPr>
-      <w:proofErr w:type="spellStart"/>
       <w:r>
         <w:rPr>
           <w:b/>
           <w:bCs/>
           <w:lang w:val="pt-BR"/>
         </w:rPr>
-        <w:t>Descomoditização</w:t>
-      </w:r>
-      <w:proofErr w:type="spellEnd"/>
-      <w:r>
-        <w:rPr>
-          <w:b/>
-          <w:bCs/>
-          <w:lang w:val="pt-BR"/>
-        </w:rPr>
-        <w:t xml:space="preserve"> da excelência acadêmica:</w:t>
-      </w:r>
-      <w:r>
-        <w:rPr>
-          <w:lang w:val="pt-BR"/>
-        </w:rPr>
-        <w:t xml:space="preserve"> rigor intelectual tende a virar </w:t>
-      </w:r>
-      <w:proofErr w:type="spellStart"/>
-      <w:r>
-        <w:rPr>
-          <w:lang w:val="pt-BR"/>
-        </w:rPr>
-        <w:t>threshold</w:t>
-      </w:r>
-      <w:proofErr w:type="spellEnd"/>
-      <w:r>
-        <w:rPr>
-          <w:lang w:val="pt-BR"/>
-        </w:rPr>
-        <w:t>; diferenciação migra para bilinguismo, socioemocional e inclusão.</w:t>
+        <w:t>Descomoditização da excelência acadêmica:</w:t>
+      </w:r>
+      <w:r>
+        <w:rPr>
+          <w:lang w:val="pt-BR"/>
+        </w:rPr>
+        <w:t xml:space="preserve"> rigor intelectual tende a virar threshold; diferenciação migra para bilinguismo, socioemocional e inclusão.</w:t>
       </w:r>
     </w:p>
     <w:p>
@@ -33746,21 +31886,7 @@
         <w:rPr>
           <w:lang w:val="pt-BR"/>
         </w:rPr>
-        <w:t xml:space="preserve"> </w:t>
-      </w:r>
-      <w:proofErr w:type="spellStart"/>
-      <w:r>
-        <w:rPr>
-          <w:lang w:val="pt-BR"/>
-        </w:rPr>
-        <w:t>neurodivergências</w:t>
-      </w:r>
-      <w:proofErr w:type="spellEnd"/>
-      <w:r>
-        <w:rPr>
-          <w:lang w:val="pt-BR"/>
-        </w:rPr>
-        <w:t xml:space="preserve"> e suporte especializado aumentam relevância e disposição a pagar.</w:t>
+        <w:t xml:space="preserve"> neurodivergências e suporte especializado aumentam relevância e disposição a pagar.</w:t>
       </w:r>
     </w:p>
     <w:p>
@@ -33899,21 +32025,7 @@
         <w:rPr>
           <w:lang w:val="pt-BR"/>
         </w:rPr>
-        <w:t xml:space="preserve"> - Pelo lado da demanda (PDAD), há massa crítica de domicílios com renda compatível e presença de crianças em idade escolar. - Pelo lado da oferta (clientes secretos), as escolas líderes se diferenciam por teses específicas (performance, institucional/inclusão, internacionalização, identidade/valores), com trade-</w:t>
-      </w:r>
-      <w:proofErr w:type="spellStart"/>
-      <w:r>
-        <w:rPr>
-          <w:lang w:val="pt-BR"/>
-        </w:rPr>
-        <w:t>offs</w:t>
-      </w:r>
-      <w:proofErr w:type="spellEnd"/>
-      <w:r>
-        <w:rPr>
-          <w:lang w:val="pt-BR"/>
-        </w:rPr>
-        <w:t xml:space="preserve"> claros. - Isso cria um espaço competitivo para quem consiga integrar pilares (acadêmico + bilinguismo + inclusão + experiência) com execução consistente.</w:t>
+        <w:t xml:space="preserve"> - Pelo lado da demanda (PDAD), há massa crítica de domicílios com renda compatível e presença de crianças em idade escolar. - Pelo lado da oferta (clientes secretos), as escolas líderes se diferenciam por teses específicas (performance, institucional/inclusão, internacionalização, identidade/valores), com trade-offs claros. - Isso cria um espaço competitivo para quem consiga integrar pilares (acadêmico + bilinguismo + inclusão + experiência) com execução consistente.</w:t>
       </w:r>
     </w:p>
     <w:p>
@@ -34032,35 +32144,7 @@
         <w:rPr>
           <w:lang w:val="pt-BR"/>
         </w:rPr>
-        <w:t xml:space="preserve"> o go-</w:t>
-      </w:r>
-      <w:proofErr w:type="spellStart"/>
-      <w:r>
-        <w:rPr>
-          <w:lang w:val="pt-BR"/>
-        </w:rPr>
-        <w:t>to</w:t>
-      </w:r>
-      <w:proofErr w:type="spellEnd"/>
-      <w:r>
-        <w:rPr>
-          <w:lang w:val="pt-BR"/>
-        </w:rPr>
-        <w:t>-</w:t>
-      </w:r>
-      <w:proofErr w:type="spellStart"/>
-      <w:r>
-        <w:rPr>
-          <w:lang w:val="pt-BR"/>
-        </w:rPr>
-        <w:t>market</w:t>
-      </w:r>
-      <w:proofErr w:type="spellEnd"/>
-      <w:r>
-        <w:rPr>
-          <w:lang w:val="pt-BR"/>
-        </w:rPr>
-        <w:t xml:space="preserve"> deve ser faseado. Primeiro consolidar a Primária (conversão e retenção) e, em seguida, escalar com disciplina territorial.</w:t>
+        <w:t xml:space="preserve"> o go-to-market deve ser faseado. Primeiro consolidar a Primária (conversão e retenção) e, em seguida, escalar com disciplina territorial.</w:t>
       </w:r>
     </w:p>
     <w:p>
@@ -34093,21 +32177,7 @@
         <w:rPr>
           <w:lang w:val="pt-BR"/>
         </w:rPr>
-        <w:t xml:space="preserve">Excelência acadêmica comprovável + bilinguismo defensável e mensurável + inclusão/acolhimento com protocolo, sustentada por </w:t>
-      </w:r>
-      <w:proofErr w:type="spellStart"/>
-      <w:r>
-        <w:rPr>
-          <w:lang w:val="pt-BR"/>
-        </w:rPr>
-        <w:t>proof</w:t>
-      </w:r>
-      <w:proofErr w:type="spellEnd"/>
-      <w:r>
-        <w:rPr>
-          <w:lang w:val="pt-BR"/>
-        </w:rPr>
-        <w:t xml:space="preserve"> points e execução operacional premium.</w:t>
+        <w:t>Excelência acadêmica comprovável + bilinguismo defensável e mensurável + inclusão/acolhimento com protocolo, sustentada por proof points e execução operacional premium.</w:t>
       </w:r>
     </w:p>
     <w:p>
@@ -34123,25 +32193,7 @@
           <w:bCs/>
           <w:lang w:val="pt-BR"/>
         </w:rPr>
-        <w:t xml:space="preserve">Como traduzir a tese em produto (exemplos de </w:t>
-      </w:r>
-      <w:proofErr w:type="spellStart"/>
-      <w:r>
-        <w:rPr>
-          <w:b/>
-          <w:bCs/>
-          <w:lang w:val="pt-BR"/>
-        </w:rPr>
-        <w:t>proof</w:t>
-      </w:r>
-      <w:proofErr w:type="spellEnd"/>
-      <w:r>
-        <w:rPr>
-          <w:b/>
-          <w:bCs/>
-          <w:lang w:val="pt-BR"/>
-        </w:rPr>
-        <w:t xml:space="preserve"> points):</w:t>
+        <w:t>Como traduzir a tese em produto (exemplos de proof points):</w:t>
       </w:r>
       <w:r>
         <w:rPr>
@@ -34165,23 +32217,8 @@
           <w:rFonts w:ascii="Calibri" w:eastAsia="Calibri" w:hAnsi="Calibri"/>
           <w:lang w:val="pt-BR"/>
         </w:rPr>
-        <w:t xml:space="preserve">10.4 Requisitos mínimos (higiênicos) </w:t>
-      </w:r>
-      <w:proofErr w:type="spellStart"/>
-      <w:r>
-        <w:rPr>
-          <w:rFonts w:ascii="Calibri" w:eastAsia="Calibri" w:hAnsi="Calibri"/>
-          <w:lang w:val="pt-BR"/>
-        </w:rPr>
-        <w:t>vs</w:t>
-      </w:r>
-      <w:proofErr w:type="spellEnd"/>
-      <w:r>
-        <w:rPr>
-          <w:rFonts w:ascii="Calibri" w:eastAsia="Calibri" w:hAnsi="Calibri"/>
-          <w:lang w:val="pt-BR"/>
-        </w:rPr>
-        <w:t xml:space="preserve"> diferenciais</w:t>
+        <w:lastRenderedPageBreak/>
+        <w:t>10.4 Requisitos mínimos (higiênicos) vs diferenciais</w:t>
       </w:r>
       <w:bookmarkEnd w:id="187"/>
     </w:p>
@@ -34226,21 +32263,7 @@
         <w:rPr>
           <w:lang w:val="pt-BR"/>
         </w:rPr>
-        <w:t xml:space="preserve"> </w:t>
-      </w:r>
-      <w:proofErr w:type="spellStart"/>
-      <w:r>
-        <w:rPr>
-          <w:lang w:val="pt-BR"/>
-        </w:rPr>
-        <w:t>proof</w:t>
-      </w:r>
-      <w:proofErr w:type="spellEnd"/>
-      <w:r>
-        <w:rPr>
-          <w:lang w:val="pt-BR"/>
-        </w:rPr>
-        <w:t xml:space="preserve"> points acadêmicos, bilinguismo defensável, inclusão com protocolo, logística superior.</w:t>
+        <w:t xml:space="preserve"> proof points acadêmicos, bilinguismo defensável, inclusão com protocolo, logística superior.</w:t>
       </w:r>
     </w:p>
     <w:p>
@@ -34258,24 +32281,7 @@
           <w:rFonts w:ascii="Calibri" w:eastAsia="Calibri" w:hAnsi="Calibri"/>
           <w:lang w:val="pt-BR"/>
         </w:rPr>
-        <w:lastRenderedPageBreak/>
-        <w:t xml:space="preserve">10.5 </w:t>
-      </w:r>
-      <w:proofErr w:type="spellStart"/>
-      <w:r>
-        <w:rPr>
-          <w:rFonts w:ascii="Calibri" w:eastAsia="Calibri" w:hAnsi="Calibri"/>
-          <w:lang w:val="pt-BR"/>
-        </w:rPr>
-        <w:t>Micro-localização</w:t>
-      </w:r>
-      <w:proofErr w:type="spellEnd"/>
-      <w:r>
-        <w:rPr>
-          <w:rFonts w:ascii="Calibri" w:eastAsia="Calibri" w:hAnsi="Calibri"/>
-          <w:lang w:val="pt-BR"/>
-        </w:rPr>
-        <w:t xml:space="preserve"> e operação (checklist)</w:t>
+        <w:t>10.5 Micro-localização e operação (checklist)</w:t>
       </w:r>
       <w:bookmarkEnd w:id="189"/>
     </w:p>
@@ -34567,21 +32573,7 @@
         <w:rPr>
           <w:lang w:val="pt-BR"/>
         </w:rPr>
-        <w:t xml:space="preserve"> (i) </w:t>
-      </w:r>
-      <w:proofErr w:type="spellStart"/>
-      <w:r>
-        <w:rPr>
-          <w:lang w:val="pt-BR"/>
-        </w:rPr>
-        <w:t>micro-localização</w:t>
-      </w:r>
-      <w:proofErr w:type="spellEnd"/>
-      <w:r>
-        <w:rPr>
-          <w:lang w:val="pt-BR"/>
-        </w:rPr>
-        <w:t xml:space="preserve"> e acesso compatíveis com raio funcional </w:t>
+        <w:t xml:space="preserve"> (i) micro-localização e acesso compatíveis com raio funcional </w:t>
       </w:r>
       <w:r>
         <w:rPr>
@@ -34595,35 +32587,7 @@
         <w:rPr>
           <w:lang w:val="pt-BR"/>
         </w:rPr>
-        <w:t xml:space="preserve"> para a Primária; (</w:t>
-      </w:r>
-      <w:proofErr w:type="spellStart"/>
-      <w:r>
-        <w:rPr>
-          <w:lang w:val="pt-BR"/>
-        </w:rPr>
-        <w:t>ii</w:t>
-      </w:r>
-      <w:proofErr w:type="spellEnd"/>
-      <w:r>
-        <w:rPr>
-          <w:lang w:val="pt-BR"/>
-        </w:rPr>
-        <w:t>) tese premium com provas; (</w:t>
-      </w:r>
-      <w:proofErr w:type="spellStart"/>
-      <w:r>
-        <w:rPr>
-          <w:lang w:val="pt-BR"/>
-        </w:rPr>
-        <w:t>iii</w:t>
-      </w:r>
-      <w:proofErr w:type="spellEnd"/>
-      <w:r>
-        <w:rPr>
-          <w:lang w:val="pt-BR"/>
-        </w:rPr>
-        <w:t>) logística de chegada como parte do produto premium.</w:t>
+        <w:t xml:space="preserve"> para a Primária; (ii) tese premium com provas; (iii) logística de chegada como parte do produto premium.</w:t>
       </w:r>
     </w:p>
     <w:p>
@@ -34660,35 +32624,7 @@
         <w:rPr>
           <w:lang w:val="pt-BR"/>
         </w:rPr>
-        <w:t>Definir tese clara (</w:t>
-      </w:r>
-      <w:proofErr w:type="spellStart"/>
-      <w:r>
-        <w:rPr>
-          <w:lang w:val="pt-BR"/>
-        </w:rPr>
-        <w:t>one-liner</w:t>
-      </w:r>
-      <w:proofErr w:type="spellEnd"/>
-      <w:r>
-        <w:rPr>
-          <w:lang w:val="pt-BR"/>
-        </w:rPr>
-        <w:t xml:space="preserve">) + 3–5 </w:t>
-      </w:r>
-      <w:proofErr w:type="spellStart"/>
-      <w:r>
-        <w:rPr>
-          <w:lang w:val="pt-BR"/>
-        </w:rPr>
-        <w:t>proof</w:t>
-      </w:r>
-      <w:proofErr w:type="spellEnd"/>
-      <w:r>
-        <w:rPr>
-          <w:lang w:val="pt-BR"/>
-        </w:rPr>
-        <w:t xml:space="preserve"> points por pilar.</w:t>
+        <w:t>Definir tese clara (one-liner) + 3–5 proof points por pilar.</w:t>
       </w:r>
     </w:p>
     <w:p>
@@ -34720,19 +32656,11 @@
           <w:lang w:val="pt-BR"/>
         </w:rPr>
       </w:pPr>
-      <w:proofErr w:type="spellStart"/>
-      <w:r>
-        <w:rPr>
-          <w:lang w:val="pt-BR"/>
-        </w:rPr>
-        <w:t>Micro-localização</w:t>
-      </w:r>
-      <w:proofErr w:type="spellEnd"/>
-      <w:r>
-        <w:rPr>
-          <w:lang w:val="pt-BR"/>
-        </w:rPr>
-        <w:t>/logística como critério explícito do terreno (checklist + validação em pico).</w:t>
+      <w:r>
+        <w:rPr>
+          <w:lang w:val="pt-BR"/>
+        </w:rPr>
+        <w:t>Micro-localização/logística como critério explícito do terreno (checklist + validação em pico).</w:t>
       </w:r>
     </w:p>
     <w:p>
@@ -34750,21 +32678,7 @@
         <w:rPr>
           <w:lang w:val="pt-BR"/>
         </w:rPr>
-        <w:t xml:space="preserve">Desenhar </w:t>
-      </w:r>
-      <w:proofErr w:type="spellStart"/>
-      <w:r>
-        <w:rPr>
-          <w:lang w:val="pt-BR"/>
-        </w:rPr>
-        <w:t>drop</w:t>
-      </w:r>
-      <w:proofErr w:type="spellEnd"/>
-      <w:r>
-        <w:rPr>
-          <w:lang w:val="pt-BR"/>
-        </w:rPr>
-        <w:t>-off/pick-up como parte do produto (fluxo, segurança, sinalização, comunicação).</w:t>
+        <w:t>Desenhar drop-off/pick-up como parte do produto (fluxo, segurança, sinalização, comunicação).</w:t>
       </w:r>
     </w:p>
     <w:p>
@@ -34819,21 +32733,7 @@
         <w:rPr>
           <w:lang w:val="pt-BR"/>
         </w:rPr>
-        <w:t>Validar elasticidade de preço e ticket familiar (</w:t>
-      </w:r>
-      <w:proofErr w:type="spellStart"/>
-      <w:r>
-        <w:rPr>
-          <w:lang w:val="pt-BR"/>
-        </w:rPr>
-        <w:t>bundles</w:t>
-      </w:r>
-      <w:proofErr w:type="spellEnd"/>
-      <w:r>
-        <w:rPr>
-          <w:lang w:val="pt-BR"/>
-        </w:rPr>
-        <w:t>, descontos por múltiplos filhos, barreiras de troca).</w:t>
+        <w:t>Validar elasticidade de preço e ticket familiar (bundles, descontos por múltiplos filhos, barreiras de troca).</w:t>
       </w:r>
     </w:p>
     <w:p>
@@ -34960,6 +32860,7 @@
         <w:rPr>
           <w:lang w:val="pt-BR"/>
         </w:rPr>
+        <w:lastRenderedPageBreak/>
         <w:t>Conversão menor fora da Primária → ativação seletiva e monitoramento; ajustar CAC por subárea.</w:t>
       </w:r>
     </w:p>
@@ -34978,21 +32879,7 @@
         <w:rPr>
           <w:lang w:val="pt-BR"/>
         </w:rPr>
-        <w:t>Confusão de marca (</w:t>
-      </w:r>
-      <w:proofErr w:type="spellStart"/>
-      <w:r>
-        <w:rPr>
-          <w:lang w:val="pt-BR"/>
-        </w:rPr>
-        <w:t>Heavenly</w:t>
-      </w:r>
-      <w:proofErr w:type="spellEnd"/>
-      <w:r>
-        <w:rPr>
-          <w:lang w:val="pt-BR"/>
-        </w:rPr>
-        <w:t>/Everest) → demarcação clara de identidade e diferenciais desde o início.</w:t>
+        <w:t>Confusão de marca (Heavenly/Everest) → demarcação clara de identidade e diferenciais desde o início.</w:t>
       </w:r>
     </w:p>
     <w:p>
@@ -35029,21 +32916,7 @@
         <w:rPr>
           <w:lang w:val="pt-BR"/>
         </w:rPr>
-        <w:t xml:space="preserve">Fechar tese e </w:t>
-      </w:r>
-      <w:proofErr w:type="spellStart"/>
-      <w:r>
-        <w:rPr>
-          <w:lang w:val="pt-BR"/>
-        </w:rPr>
-        <w:t>proof</w:t>
-      </w:r>
-      <w:proofErr w:type="spellEnd"/>
-      <w:r>
-        <w:rPr>
-          <w:lang w:val="pt-BR"/>
-        </w:rPr>
-        <w:t xml:space="preserve"> points (definições, evidências e narrativa comercial).</w:t>
+        <w:t>Fechar tese e proof points (definições, evidências e narrativa comercial).</w:t>
       </w:r>
     </w:p>
     <w:p>
@@ -35061,35 +32934,7 @@
         <w:rPr>
           <w:lang w:val="pt-BR"/>
         </w:rPr>
-        <w:t>Checklist de terreno e trade-</w:t>
-      </w:r>
-      <w:proofErr w:type="spellStart"/>
-      <w:r>
-        <w:rPr>
-          <w:lang w:val="pt-BR"/>
-        </w:rPr>
-        <w:t>offs</w:t>
-      </w:r>
-      <w:proofErr w:type="spellEnd"/>
-      <w:r>
-        <w:rPr>
-          <w:lang w:val="pt-BR"/>
-        </w:rPr>
-        <w:t xml:space="preserve">; </w:t>
-      </w:r>
-      <w:proofErr w:type="spellStart"/>
-      <w:r>
-        <w:rPr>
-          <w:lang w:val="pt-BR"/>
-        </w:rPr>
-        <w:t>shortlist</w:t>
-      </w:r>
-      <w:proofErr w:type="spellEnd"/>
-      <w:r>
-        <w:rPr>
-          <w:lang w:val="pt-BR"/>
-        </w:rPr>
-        <w:t xml:space="preserve"> de 3–5 opções.</w:t>
+        <w:t>Checklist de terreno e trade-offs; shortlist de 3–5 opções.</w:t>
       </w:r>
     </w:p>
     <w:p>
@@ -35107,7 +32952,6 @@
         <w:rPr>
           <w:lang w:val="pt-BR"/>
         </w:rPr>
-        <w:lastRenderedPageBreak/>
         <w:t>Validação em pico (manhã e tarde): acessos, tempo, fila, segurança.</w:t>
       </w:r>
     </w:p>
@@ -35144,21 +32988,7 @@
         <w:rPr>
           <w:lang w:val="pt-BR"/>
         </w:rPr>
-        <w:t>Desenhar operação logística (</w:t>
-      </w:r>
-      <w:proofErr w:type="spellStart"/>
-      <w:r>
-        <w:rPr>
-          <w:lang w:val="pt-BR"/>
-        </w:rPr>
-        <w:t>drop</w:t>
-      </w:r>
-      <w:proofErr w:type="spellEnd"/>
-      <w:r>
-        <w:rPr>
-          <w:lang w:val="pt-BR"/>
-        </w:rPr>
-        <w:t>-off/pick-up e transporte) e protocolos.</w:t>
+        <w:t>Desenhar operação logística (drop-off/pick-up e transporte) e protocolos.</w:t>
       </w:r>
     </w:p>
     <w:p>
@@ -35225,40 +33055,68 @@
 <w:ftr xmlns:wpc="http://schemas.microsoft.com/office/word/2010/wordprocessingCanvas" xmlns:cx="http://schemas.microsoft.com/office/drawing/2014/chartex" xmlns:cx1="http://schemas.microsoft.com/office/drawing/2015/9/8/chartex" xmlns:cx2="http://schemas.microsoft.com/office/drawing/2015/10/21/chartex" xmlns:cx3="http://schemas.microsoft.com/office/drawing/2016/5/9/chartex" xmlns:cx4="http://schemas.microsoft.com/office/drawing/2016/5/10/chartex" xmlns:cx5="http://schemas.microsoft.com/office/drawing/2016/5/11/chartex" xmlns:cx6="http://schemas.microsoft.com/office/drawing/2016/5/12/chartex" xmlns:cx7="http://schemas.microsoft.com/office/drawing/2016/5/13/chartex" xmlns:cx8="http://schemas.microsoft.com/office/drawing/2016/5/14/chartex" xmlns:mc="http://schemas.openxmlformats.org/markup-compatibility/2006" xmlns:aink="http://schemas.microsoft.com/office/drawing/2016/ink" xmlns:am3d="http://schemas.microsoft.com/office/drawing/2017/model3d" xmlns:o="urn:schemas-microsoft-com:office:office" xmlns:oel="http://schemas.microsoft.com/office/2019/extlst" xmlns:r="http://schemas.openxmlformats.org/officeDocument/2006/relationships" xmlns:m="http://schemas.openxmlformats.org/officeDocument/2006/math" xmlns:v="urn:schemas-microsoft-com:vml" xmlns:wp14="http://schemas.microsoft.com/office/word/2010/wordprocessingDrawing" xmlns:wp="http://schemas.openxmlformats.org/drawingml/2006/wordprocessingDrawing" xmlns:w10="urn:schemas-microsoft-com:office:word" xmlns:w="http://schemas.openxmlformats.org/wordprocessingml/2006/main" xmlns:w14="http://schemas.microsoft.com/office/word/2010/wordml" xmlns:w15="http://schemas.microsoft.com/office/word/2012/wordml" xmlns:w16cex="http://schemas.microsoft.com/office/word/2018/wordml/cex" xmlns:w16cid="http://schemas.microsoft.com/office/word/2016/wordml/cid" xmlns:w16="http://schemas.microsoft.com/office/word/2018/wordml" xmlns:w16du="http://schemas.microsoft.com/office/word/2023/wordml/word16du" xmlns:w16sdtdh="http://schemas.microsoft.com/office/word/2020/wordml/sdtdatahash" xmlns:w16sdtfl="http://schemas.microsoft.com/office/word/2024/wordml/sdtformatlock" xmlns:w16se="http://schemas.microsoft.com/office/word/2015/wordml/symex" xmlns:wpg="http://schemas.microsoft.com/office/word/2010/wordprocessingGroup" xmlns:wpi="http://schemas.microsoft.com/office/word/2010/wordprocessingInk" xmlns:wne="http://schemas.microsoft.com/office/word/2006/wordml" xmlns:wps="http://schemas.microsoft.com/office/word/2010/wordprocessingShape" mc:Ignorable="w14 w15 w16se w16cid w16 w16cex w16sdtdh w16sdtfl w16du wp14">
   <w:p>
     <w:pPr>
-      <w:jc w:val="center"/>
+      <w:pBdr>
+        <w:top w:val="single" w:sz="12" w:space="4" w:color="8B1E24"/>
+      </w:pBdr>
+      <w:tabs>
+        <w:tab w:val="right" w:pos="9026"/>
+      </w:tabs>
+      <w:spacing w:before="80" w:after="80"/>
     </w:pPr>
     <w:r>
       <w:rPr>
-        <w:color w:val="747678"/>
-        <w:sz w:val="18"/>
+        <w:color w:val="5B616B"/>
+        <w:sz w:val="16"/>
+        <w:szCs w:val="16"/>
+      </w:rPr>
+      <w:t>Opinião Consultoria · Brasília, DF</w:t>
+    </w:r>
+    <w:r>
+      <w:rPr>
+        <w:color w:val="5B616B"/>
+        <w:sz w:val="16"/>
+        <w:szCs w:val="16"/>
+      </w:rPr>
+      <w:tab/>
+    </w:r>
+    <w:r>
+      <w:rPr>
+        <w:color w:val="5B616B"/>
+        <w:sz w:val="16"/>
+        <w:szCs w:val="16"/>
       </w:rPr>
       <w:fldChar w:fldCharType="begin"/>
     </w:r>
     <w:r>
       <w:rPr>
-        <w:color w:val="747678"/>
-        <w:sz w:val="18"/>
+        <w:color w:val="5B616B"/>
+        <w:sz w:val="16"/>
+        <w:szCs w:val="16"/>
       </w:rPr>
       <w:instrText xml:space="preserve"> PAGE </w:instrText>
     </w:r>
     <w:r>
       <w:rPr>
-        <w:color w:val="747678"/>
-        <w:sz w:val="18"/>
+        <w:color w:val="5B616B"/>
+        <w:sz w:val="16"/>
+        <w:szCs w:val="16"/>
       </w:rPr>
       <w:fldChar w:fldCharType="separate"/>
     </w:r>
     <w:r>
       <w:rPr>
-        <w:color w:val="747678"/>
-        <w:sz w:val="18"/>
+        <w:noProof/>
+        <w:color w:val="5B616B"/>
+        <w:sz w:val="16"/>
+        <w:szCs w:val="16"/>
       </w:rPr>
-      <w:t>1</w:t>
+      <w:t>2</w:t>
     </w:r>
     <w:r>
       <w:rPr>
-        <w:color w:val="747678"/>
-        <w:sz w:val="18"/>
+        <w:color w:val="5B616B"/>
+        <w:sz w:val="16"/>
+        <w:szCs w:val="16"/>
       </w:rPr>
       <w:fldChar w:fldCharType="end"/>
     </w:r>
@@ -35295,17 +33153,24 @@
 <w:hdr xmlns:wpc="http://schemas.microsoft.com/office/word/2010/wordprocessingCanvas" xmlns:cx="http://schemas.microsoft.com/office/drawing/2014/chartex" xmlns:cx1="http://schemas.microsoft.com/office/drawing/2015/9/8/chartex" xmlns:cx2="http://schemas.microsoft.com/office/drawing/2015/10/21/chartex" xmlns:cx3="http://schemas.microsoft.com/office/drawing/2016/5/9/chartex" xmlns:cx4="http://schemas.microsoft.com/office/drawing/2016/5/10/chartex" xmlns:cx5="http://schemas.microsoft.com/office/drawing/2016/5/11/chartex" xmlns:cx6="http://schemas.microsoft.com/office/drawing/2016/5/12/chartex" xmlns:cx7="http://schemas.microsoft.com/office/drawing/2016/5/13/chartex" xmlns:cx8="http://schemas.microsoft.com/office/drawing/2016/5/14/chartex" xmlns:mc="http://schemas.openxmlformats.org/markup-compatibility/2006" xmlns:aink="http://schemas.microsoft.com/office/drawing/2016/ink" xmlns:am3d="http://schemas.microsoft.com/office/drawing/2017/model3d" xmlns:o="urn:schemas-microsoft-com:office:office" xmlns:oel="http://schemas.microsoft.com/office/2019/extlst" xmlns:r="http://schemas.openxmlformats.org/officeDocument/2006/relationships" xmlns:m="http://schemas.openxmlformats.org/officeDocument/2006/math" xmlns:v="urn:schemas-microsoft-com:vml" xmlns:wp14="http://schemas.microsoft.com/office/word/2010/wordprocessingDrawing" xmlns:wp="http://schemas.openxmlformats.org/drawingml/2006/wordprocessingDrawing" xmlns:w10="urn:schemas-microsoft-com:office:word" xmlns:w="http://schemas.openxmlformats.org/wordprocessingml/2006/main" xmlns:w14="http://schemas.microsoft.com/office/word/2010/wordml" xmlns:w15="http://schemas.microsoft.com/office/word/2012/wordml" xmlns:w16cex="http://schemas.microsoft.com/office/word/2018/wordml/cex" xmlns:w16cid="http://schemas.microsoft.com/office/word/2016/wordml/cid" xmlns:w16="http://schemas.microsoft.com/office/word/2018/wordml" xmlns:w16du="http://schemas.microsoft.com/office/word/2023/wordml/word16du" xmlns:w16sdtdh="http://schemas.microsoft.com/office/word/2020/wordml/sdtdatahash" xmlns:w16sdtfl="http://schemas.microsoft.com/office/word/2024/wordml/sdtformatlock" xmlns:w16se="http://schemas.microsoft.com/office/word/2015/wordml/symex" xmlns:wpg="http://schemas.microsoft.com/office/word/2010/wordprocessingGroup" xmlns:wpi="http://schemas.microsoft.com/office/word/2010/wordprocessingInk" xmlns:wne="http://schemas.microsoft.com/office/word/2006/wordml" xmlns:wps="http://schemas.microsoft.com/office/word/2010/wordprocessingShape" mc:Ignorable="w14 w15 w16se w16cid w16 w16cex w16sdtdh w16sdtfl w16du wp14">
   <w:p>
     <w:pPr>
+      <w:shd w:val="clear" w:color="auto" w:fill="8B1E24"/>
+      <w:spacing w:before="120"/>
+      <w:jc w:val="right"/>
       <w:rPr>
-        <w:lang w:val="pt-BR"/>
+        <w:b/>
+        <w:color w:val="FFFFFF"/>
+        <w:sz w:val="18"/>
+        <w:szCs w:val="18"/>
       </w:rPr>
     </w:pPr>
     <w:r>
       <w:rPr>
-        <w:color w:val="747678"/>
+        <w:b/>
+        <w:color w:val="FFFFFF"/>
         <w:sz w:val="18"/>
-        <w:lang w:val="pt-BR"/>
+        <w:szCs w:val="18"/>
       </w:rPr>
-      <w:t>Colégio Everest | Relatório Consolidado</w:t>
+      <w:t>COLÉGIO EVEREST  ·  RELATÓRIO CONSOLIDADO</w:t>
     </w:r>
   </w:p>
 </w:hdr>
@@ -35822,10 +33687,10 @@
   <w:docDefaults>
     <w:rPrDefault>
       <w:rPr>
-        <w:rFonts w:asciiTheme="minorHAnsi" w:eastAsiaTheme="minorHAnsi" w:hAnsiTheme="minorHAnsi" w:cstheme="minorBidi"/>
+        <w:rFonts w:ascii="Montserrat" w:eastAsia="Montserrat" w:hAnsi="Montserrat" w:cs="Times New Roman"/>
         <w:sz w:val="24"/>
         <w:szCs w:val="24"/>
-        <w:lang w:val="en-US" w:eastAsia="en-US" w:bidi="ar-SA"/>
+        <w:lang w:val="en-US" w:eastAsia="pt-BR" w:bidi="ar-SA"/>
       </w:rPr>
     </w:rPrDefault>
     <w:pPrDefault>
@@ -36095,9 +33960,9 @@
       <w:spacing w:after="120" w:line="276" w:lineRule="auto"/>
     </w:pPr>
     <w:rPr>
-      <w:rFonts w:ascii="Calibri" w:eastAsia="Calibri" w:hAnsi="Calibri"/>
-      <w:color w:val="000000"/>
+      <w:color w:val="111316"/>
       <w:sz w:val="22"/>
+      <w:szCs w:val="22"/>
     </w:rPr>
   </w:style>
   <w:style w:type="paragraph" w:styleId="Ttulo1">
@@ -36115,10 +33980,9 @@
       <w:outlineLvl w:val="0"/>
     </w:pPr>
     <w:rPr>
-      <w:rFonts w:asciiTheme="majorHAnsi" w:eastAsiaTheme="majorEastAsia" w:hAnsiTheme="majorHAnsi" w:cstheme="majorBidi"/>
       <w:b/>
-      <w:color w:val="004C99"/>
-      <w:sz w:val="32"/>
+      <w:color w:val="8B1E24"/>
+      <w:sz w:val="40"/>
       <w:szCs w:val="40"/>
     </w:rPr>
   </w:style>
@@ -36139,11 +34003,9 @@
       <w:outlineLvl w:val="1"/>
     </w:pPr>
     <w:rPr>
-      <w:rFonts w:asciiTheme="majorHAnsi" w:eastAsiaTheme="majorEastAsia" w:hAnsiTheme="majorHAnsi" w:cstheme="majorBidi"/>
       <w:b/>
-      <w:color w:val="747678"/>
-      <w:sz w:val="26"/>
-      <w:szCs w:val="32"/>
+      <w:sz w:val="30"/>
+      <w:szCs w:val="30"/>
     </w:rPr>
   </w:style>
   <w:style w:type="paragraph" w:styleId="Ttulo3">
@@ -36162,9 +34024,10 @@
       <w:outlineLvl w:val="2"/>
     </w:pPr>
     <w:rPr>
-      <w:rFonts w:eastAsiaTheme="majorEastAsia" w:cstheme="majorBidi"/>
       <w:b/>
-      <w:szCs w:val="28"/>
+      <w:color w:val="8B1E24"/>
+      <w:sz w:val="24"/>
+      <w:szCs w:val="24"/>
     </w:rPr>
   </w:style>
   <w:style w:type="paragraph" w:styleId="Ttulo4">
@@ -36184,10 +34047,7 @@
       <w:outlineLvl w:val="3"/>
     </w:pPr>
     <w:rPr>
-      <w:rFonts w:eastAsiaTheme="majorEastAsia" w:cstheme="majorBidi"/>
-      <w:i/>
-      <w:iCs/>
-      <w:color w:val="0F4761" w:themeColor="accent1" w:themeShade="BF"/>
+      <w:b/>
     </w:rPr>
   </w:style>
   <w:style w:type="paragraph" w:styleId="Ttulo5">
@@ -36207,7 +34067,6 @@
       <w:outlineLvl w:val="4"/>
     </w:pPr>
     <w:rPr>
-      <w:rFonts w:eastAsiaTheme="majorEastAsia" w:cstheme="majorBidi"/>
       <w:color w:val="0F4761" w:themeColor="accent1" w:themeShade="BF"/>
     </w:rPr>
   </w:style>
@@ -36228,7 +34087,6 @@
       <w:outlineLvl w:val="5"/>
     </w:pPr>
     <w:rPr>
-      <w:rFonts w:eastAsiaTheme="majorEastAsia" w:cstheme="majorBidi"/>
       <w:i/>
       <w:iCs/>
       <w:color w:val="595959" w:themeColor="text1" w:themeTint="A6"/>
@@ -36251,7 +34109,6 @@
       <w:outlineLvl w:val="6"/>
     </w:pPr>
     <w:rPr>
-      <w:rFonts w:eastAsiaTheme="majorEastAsia" w:cstheme="majorBidi"/>
       <w:color w:val="595959" w:themeColor="text1" w:themeTint="A6"/>
     </w:rPr>
   </w:style>
@@ -36272,7 +34129,6 @@
       <w:outlineLvl w:val="7"/>
     </w:pPr>
     <w:rPr>
-      <w:rFonts w:eastAsiaTheme="majorEastAsia" w:cstheme="majorBidi"/>
       <w:i/>
       <w:iCs/>
       <w:color w:val="272727" w:themeColor="text1" w:themeTint="D8"/>
@@ -36295,7 +34151,6 @@
       <w:outlineLvl w:val="8"/>
     </w:pPr>
     <w:rPr>
-      <w:rFonts w:eastAsiaTheme="majorEastAsia" w:cstheme="majorBidi"/>
       <w:color w:val="272727" w:themeColor="text1" w:themeTint="D8"/>
     </w:rPr>
   </w:style>
@@ -36362,9 +34217,8 @@
       <w:jc w:val="center"/>
     </w:pPr>
     <w:rPr>
-      <w:rFonts w:asciiTheme="majorHAnsi" w:eastAsiaTheme="majorEastAsia" w:hAnsiTheme="majorHAnsi" w:cstheme="majorBidi"/>
-      <w:spacing w:val="-10"/>
-      <w:kern w:val="28"/>
+      <w:b/>
+      <w:color w:val="8B1E24"/>
       <w:sz w:val="56"/>
       <w:szCs w:val="56"/>
     </w:rPr>
@@ -36376,7 +34230,7 @@
     <w:uiPriority w:val="10"/>
     <w:rsid w:val="00A10FD9"/>
     <w:rPr>
-      <w:rFonts w:asciiTheme="majorHAnsi" w:eastAsiaTheme="majorEastAsia" w:hAnsiTheme="majorHAnsi" w:cstheme="majorBidi"/>
+      <w:rFonts w:ascii="Montserrat" w:eastAsia="Montserrat" w:hAnsi="Montserrat"/>
       <w:spacing w:val="-10"/>
       <w:kern w:val="28"/>
       <w:sz w:val="56"/>
@@ -36409,7 +34263,7 @@
     <w:uiPriority w:val="11"/>
     <w:rsid w:val="00A10FD9"/>
     <w:rPr>
-      <w:rFonts w:eastAsiaTheme="majorEastAsia" w:cstheme="majorBidi"/>
+      <w:rFonts w:eastAsia="Montserrat"/>
       <w:color w:val="595959" w:themeColor="text1" w:themeTint="A6"/>
       <w:spacing w:val="15"/>
       <w:sz w:val="28"/>
@@ -36480,7 +34334,7 @@
     <w:uiPriority w:val="9"/>
     <w:rsid w:val="00A10FD9"/>
     <w:rPr>
-      <w:rFonts w:asciiTheme="majorHAnsi" w:eastAsiaTheme="majorEastAsia" w:hAnsiTheme="majorHAnsi" w:cstheme="majorBidi"/>
+      <w:rFonts w:ascii="Montserrat" w:eastAsia="Montserrat" w:hAnsi="Montserrat"/>
       <w:color w:val="0F4761" w:themeColor="accent1" w:themeShade="BF"/>
       <w:sz w:val="40"/>
       <w:szCs w:val="40"/>
@@ -36494,7 +34348,7 @@
     <w:semiHidden/>
     <w:rsid w:val="00A10FD9"/>
     <w:rPr>
-      <w:rFonts w:asciiTheme="majorHAnsi" w:eastAsiaTheme="majorEastAsia" w:hAnsiTheme="majorHAnsi" w:cstheme="majorBidi"/>
+      <w:rFonts w:ascii="Montserrat" w:eastAsia="Montserrat" w:hAnsi="Montserrat"/>
       <w:color w:val="0F4761" w:themeColor="accent1" w:themeShade="BF"/>
       <w:sz w:val="32"/>
       <w:szCs w:val="32"/>
@@ -36508,7 +34362,7 @@
     <w:semiHidden/>
     <w:rsid w:val="00A10FD9"/>
     <w:rPr>
-      <w:rFonts w:eastAsiaTheme="majorEastAsia" w:cstheme="majorBidi"/>
+      <w:rFonts w:eastAsia="Montserrat"/>
       <w:color w:val="0F4761" w:themeColor="accent1" w:themeShade="BF"/>
       <w:sz w:val="28"/>
       <w:szCs w:val="28"/>
@@ -36522,7 +34376,7 @@
     <w:semiHidden/>
     <w:rsid w:val="00A10FD9"/>
     <w:rPr>
-      <w:rFonts w:eastAsiaTheme="majorEastAsia" w:cstheme="majorBidi"/>
+      <w:rFonts w:eastAsia="Montserrat"/>
       <w:i/>
       <w:iCs/>
       <w:color w:val="0F4761" w:themeColor="accent1" w:themeShade="BF"/>
@@ -36536,7 +34390,7 @@
     <w:semiHidden/>
     <w:rsid w:val="00A10FD9"/>
     <w:rPr>
-      <w:rFonts w:eastAsiaTheme="majorEastAsia" w:cstheme="majorBidi"/>
+      <w:rFonts w:eastAsia="Montserrat"/>
       <w:color w:val="0F4761" w:themeColor="accent1" w:themeShade="BF"/>
     </w:rPr>
   </w:style>
@@ -36548,7 +34402,7 @@
     <w:semiHidden/>
     <w:rsid w:val="00A10FD9"/>
     <w:rPr>
-      <w:rFonts w:eastAsiaTheme="majorEastAsia" w:cstheme="majorBidi"/>
+      <w:rFonts w:eastAsia="Montserrat"/>
       <w:i/>
       <w:iCs/>
       <w:color w:val="595959" w:themeColor="text1" w:themeTint="A6"/>
@@ -36562,7 +34416,7 @@
     <w:semiHidden/>
     <w:rsid w:val="00A10FD9"/>
     <w:rPr>
-      <w:rFonts w:eastAsiaTheme="majorEastAsia" w:cstheme="majorBidi"/>
+      <w:rFonts w:eastAsia="Montserrat"/>
       <w:color w:val="595959" w:themeColor="text1" w:themeTint="A6"/>
     </w:rPr>
   </w:style>
@@ -36574,7 +34428,7 @@
     <w:semiHidden/>
     <w:rsid w:val="00A10FD9"/>
     <w:rPr>
-      <w:rFonts w:eastAsiaTheme="majorEastAsia" w:cstheme="majorBidi"/>
+      <w:rFonts w:eastAsia="Montserrat"/>
       <w:i/>
       <w:iCs/>
       <w:color w:val="272727" w:themeColor="text1" w:themeTint="D8"/>
@@ -36588,7 +34442,7 @@
     <w:semiHidden/>
     <w:rsid w:val="00A10FD9"/>
     <w:rPr>
-      <w:rFonts w:eastAsiaTheme="majorEastAsia" w:cstheme="majorBidi"/>
+      <w:rFonts w:eastAsia="Montserrat"/>
       <w:color w:val="272727" w:themeColor="text1" w:themeTint="D8"/>
     </w:rPr>
   </w:style>
@@ -36709,7 +34563,7 @@
     <w:basedOn w:val="LegendaChar"/>
     <w:link w:val="SourceCode"/>
     <w:rPr>
-      <w:rFonts w:ascii="Consolas" w:hAnsi="Consolas"/>
+      <w:rFonts w:ascii="Montserrat" w:hAnsi="Montserrat"/>
       <w:sz w:val="22"/>
     </w:rPr>
   </w:style>
@@ -36756,7 +34610,7 @@
     <w:name w:val="KeywordTok"/>
     <w:basedOn w:val="VerbatimChar"/>
     <w:rPr>
-      <w:rFonts w:ascii="Consolas" w:hAnsi="Consolas"/>
+      <w:rFonts w:ascii="Montserrat" w:hAnsi="Montserrat"/>
       <w:b/>
       <w:color w:val="007020"/>
       <w:sz w:val="22"/>
@@ -36766,7 +34620,7 @@
     <w:name w:val="DataTypeTok"/>
     <w:basedOn w:val="VerbatimChar"/>
     <w:rPr>
-      <w:rFonts w:ascii="Consolas" w:hAnsi="Consolas"/>
+      <w:rFonts w:ascii="Montserrat" w:hAnsi="Montserrat"/>
       <w:color w:val="902000"/>
       <w:sz w:val="22"/>
     </w:rPr>
@@ -36775,7 +34629,7 @@
     <w:name w:val="DecValTok"/>
     <w:basedOn w:val="VerbatimChar"/>
     <w:rPr>
-      <w:rFonts w:ascii="Consolas" w:hAnsi="Consolas"/>
+      <w:rFonts w:ascii="Montserrat" w:hAnsi="Montserrat"/>
       <w:color w:val="40A070"/>
       <w:sz w:val="22"/>
     </w:rPr>
@@ -36784,7 +34638,7 @@
     <w:name w:val="BaseNTok"/>
     <w:basedOn w:val="VerbatimChar"/>
     <w:rPr>
-      <w:rFonts w:ascii="Consolas" w:hAnsi="Consolas"/>
+      <w:rFonts w:ascii="Montserrat" w:hAnsi="Montserrat"/>
       <w:color w:val="40A070"/>
       <w:sz w:val="22"/>
     </w:rPr>
@@ -36793,7 +34647,7 @@
     <w:name w:val="FloatTok"/>
     <w:basedOn w:val="VerbatimChar"/>
     <w:rPr>
-      <w:rFonts w:ascii="Consolas" w:hAnsi="Consolas"/>
+      <w:rFonts w:ascii="Montserrat" w:hAnsi="Montserrat"/>
       <w:color w:val="40A070"/>
       <w:sz w:val="22"/>
     </w:rPr>
@@ -36802,7 +34656,7 @@
     <w:name w:val="ConstantTok"/>
     <w:basedOn w:val="VerbatimChar"/>
     <w:rPr>
-      <w:rFonts w:ascii="Consolas" w:hAnsi="Consolas"/>
+      <w:rFonts w:ascii="Montserrat" w:hAnsi="Montserrat"/>
       <w:color w:val="880000"/>
       <w:sz w:val="22"/>
     </w:rPr>
@@ -36811,7 +34665,7 @@
     <w:name w:val="CharTok"/>
     <w:basedOn w:val="VerbatimChar"/>
     <w:rPr>
-      <w:rFonts w:ascii="Consolas" w:hAnsi="Consolas"/>
+      <w:rFonts w:ascii="Montserrat" w:hAnsi="Montserrat"/>
       <w:color w:val="4070A0"/>
       <w:sz w:val="22"/>
     </w:rPr>
@@ -36820,7 +34674,7 @@
     <w:name w:val="SpecialCharTok"/>
     <w:basedOn w:val="VerbatimChar"/>
     <w:rPr>
-      <w:rFonts w:ascii="Consolas" w:hAnsi="Consolas"/>
+      <w:rFonts w:ascii="Montserrat" w:hAnsi="Montserrat"/>
       <w:color w:val="4070A0"/>
       <w:sz w:val="22"/>
     </w:rPr>
@@ -36829,7 +34683,7 @@
     <w:name w:val="StringTok"/>
     <w:basedOn w:val="VerbatimChar"/>
     <w:rPr>
-      <w:rFonts w:ascii="Consolas" w:hAnsi="Consolas"/>
+      <w:rFonts w:ascii="Montserrat" w:hAnsi="Montserrat"/>
       <w:color w:val="4070A0"/>
       <w:sz w:val="22"/>
     </w:rPr>
@@ -36838,7 +34692,7 @@
     <w:name w:val="VerbatimStringTok"/>
     <w:basedOn w:val="VerbatimChar"/>
     <w:rPr>
-      <w:rFonts w:ascii="Consolas" w:hAnsi="Consolas"/>
+      <w:rFonts w:ascii="Montserrat" w:hAnsi="Montserrat"/>
       <w:color w:val="4070A0"/>
       <w:sz w:val="22"/>
     </w:rPr>
@@ -36847,7 +34701,7 @@
     <w:name w:val="SpecialStringTok"/>
     <w:basedOn w:val="VerbatimChar"/>
     <w:rPr>
-      <w:rFonts w:ascii="Consolas" w:hAnsi="Consolas"/>
+      <w:rFonts w:ascii="Montserrat" w:hAnsi="Montserrat"/>
       <w:color w:val="BB6688"/>
       <w:sz w:val="22"/>
     </w:rPr>
@@ -36856,7 +34710,7 @@
     <w:name w:val="ImportTok"/>
     <w:basedOn w:val="VerbatimChar"/>
     <w:rPr>
-      <w:rFonts w:ascii="Consolas" w:hAnsi="Consolas"/>
+      <w:rFonts w:ascii="Montserrat" w:hAnsi="Montserrat"/>
       <w:b/>
       <w:color w:val="008000"/>
       <w:sz w:val="22"/>
@@ -36866,7 +34720,7 @@
     <w:name w:val="CommentTok"/>
     <w:basedOn w:val="VerbatimChar"/>
     <w:rPr>
-      <w:rFonts w:ascii="Consolas" w:hAnsi="Consolas"/>
+      <w:rFonts w:ascii="Montserrat" w:hAnsi="Montserrat"/>
       <w:i/>
       <w:color w:val="60A0B0"/>
       <w:sz w:val="22"/>
@@ -36876,7 +34730,7 @@
     <w:name w:val="DocumentationTok"/>
     <w:basedOn w:val="VerbatimChar"/>
     <w:rPr>
-      <w:rFonts w:ascii="Consolas" w:hAnsi="Consolas"/>
+      <w:rFonts w:ascii="Montserrat" w:hAnsi="Montserrat"/>
       <w:i/>
       <w:color w:val="BA2121"/>
       <w:sz w:val="22"/>
@@ -36886,7 +34740,7 @@
     <w:name w:val="AnnotationTok"/>
     <w:basedOn w:val="VerbatimChar"/>
     <w:rPr>
-      <w:rFonts w:ascii="Consolas" w:hAnsi="Consolas"/>
+      <w:rFonts w:ascii="Montserrat" w:hAnsi="Montserrat"/>
       <w:b/>
       <w:i/>
       <w:color w:val="60A0B0"/>
@@ -36897,7 +34751,7 @@
     <w:name w:val="CommentVarTok"/>
     <w:basedOn w:val="VerbatimChar"/>
     <w:rPr>
-      <w:rFonts w:ascii="Consolas" w:hAnsi="Consolas"/>
+      <w:rFonts w:ascii="Montserrat" w:hAnsi="Montserrat"/>
       <w:b/>
       <w:i/>
       <w:color w:val="60A0B0"/>
@@ -36908,7 +34762,7 @@
     <w:name w:val="OtherTok"/>
     <w:basedOn w:val="VerbatimChar"/>
     <w:rPr>
-      <w:rFonts w:ascii="Consolas" w:hAnsi="Consolas"/>
+      <w:rFonts w:ascii="Montserrat" w:hAnsi="Montserrat"/>
       <w:color w:val="007020"/>
       <w:sz w:val="22"/>
     </w:rPr>
@@ -36917,7 +34771,7 @@
     <w:name w:val="FunctionTok"/>
     <w:basedOn w:val="VerbatimChar"/>
     <w:rPr>
-      <w:rFonts w:ascii="Consolas" w:hAnsi="Consolas"/>
+      <w:rFonts w:ascii="Montserrat" w:hAnsi="Montserrat"/>
       <w:color w:val="06287E"/>
       <w:sz w:val="22"/>
     </w:rPr>
@@ -36926,7 +34780,7 @@
     <w:name w:val="VariableTok"/>
     <w:basedOn w:val="VerbatimChar"/>
     <w:rPr>
-      <w:rFonts w:ascii="Consolas" w:hAnsi="Consolas"/>
+      <w:rFonts w:ascii="Montserrat" w:hAnsi="Montserrat"/>
       <w:color w:val="19177C"/>
       <w:sz w:val="22"/>
     </w:rPr>
@@ -36935,7 +34789,7 @@
     <w:name w:val="ControlFlowTok"/>
     <w:basedOn w:val="VerbatimChar"/>
     <w:rPr>
-      <w:rFonts w:ascii="Consolas" w:hAnsi="Consolas"/>
+      <w:rFonts w:ascii="Montserrat" w:hAnsi="Montserrat"/>
       <w:b/>
       <w:color w:val="007020"/>
       <w:sz w:val="22"/>
@@ -36945,7 +34799,7 @@
     <w:name w:val="OperatorTok"/>
     <w:basedOn w:val="VerbatimChar"/>
     <w:rPr>
-      <w:rFonts w:ascii="Consolas" w:hAnsi="Consolas"/>
+      <w:rFonts w:ascii="Montserrat" w:hAnsi="Montserrat"/>
       <w:color w:val="666666"/>
       <w:sz w:val="22"/>
     </w:rPr>
@@ -36954,7 +34808,7 @@
     <w:name w:val="BuiltInTok"/>
     <w:basedOn w:val="VerbatimChar"/>
     <w:rPr>
-      <w:rFonts w:ascii="Consolas" w:hAnsi="Consolas"/>
+      <w:rFonts w:ascii="Montserrat" w:hAnsi="Montserrat"/>
       <w:color w:val="008000"/>
       <w:sz w:val="22"/>
     </w:rPr>
@@ -36963,7 +34817,7 @@
     <w:name w:val="ExtensionTok"/>
     <w:basedOn w:val="VerbatimChar"/>
     <w:rPr>
-      <w:rFonts w:ascii="Consolas" w:hAnsi="Consolas"/>
+      <w:rFonts w:ascii="Montserrat" w:hAnsi="Montserrat"/>
       <w:sz w:val="22"/>
     </w:rPr>
   </w:style>
@@ -36971,7 +34825,7 @@
     <w:name w:val="PreprocessorTok"/>
     <w:basedOn w:val="VerbatimChar"/>
     <w:rPr>
-      <w:rFonts w:ascii="Consolas" w:hAnsi="Consolas"/>
+      <w:rFonts w:ascii="Montserrat" w:hAnsi="Montserrat"/>
       <w:color w:val="BC7A00"/>
       <w:sz w:val="22"/>
     </w:rPr>
@@ -36980,7 +34834,7 @@
     <w:name w:val="AttributeTok"/>
     <w:basedOn w:val="VerbatimChar"/>
     <w:rPr>
-      <w:rFonts w:ascii="Consolas" w:hAnsi="Consolas"/>
+      <w:rFonts w:ascii="Montserrat" w:hAnsi="Montserrat"/>
       <w:color w:val="7D9029"/>
       <w:sz w:val="22"/>
     </w:rPr>
@@ -36989,7 +34843,7 @@
     <w:name w:val="RegionMarkerTok"/>
     <w:basedOn w:val="VerbatimChar"/>
     <w:rPr>
-      <w:rFonts w:ascii="Consolas" w:hAnsi="Consolas"/>
+      <w:rFonts w:ascii="Montserrat" w:hAnsi="Montserrat"/>
       <w:sz w:val="22"/>
     </w:rPr>
   </w:style>
@@ -36997,7 +34851,7 @@
     <w:name w:val="InformationTok"/>
     <w:basedOn w:val="VerbatimChar"/>
     <w:rPr>
-      <w:rFonts w:ascii="Consolas" w:hAnsi="Consolas"/>
+      <w:rFonts w:ascii="Montserrat" w:hAnsi="Montserrat"/>
       <w:b/>
       <w:i/>
       <w:color w:val="60A0B0"/>
@@ -37008,7 +34862,7 @@
     <w:name w:val="WarningTok"/>
     <w:basedOn w:val="VerbatimChar"/>
     <w:rPr>
-      <w:rFonts w:ascii="Consolas" w:hAnsi="Consolas"/>
+      <w:rFonts w:ascii="Montserrat" w:hAnsi="Montserrat"/>
       <w:b/>
       <w:i/>
       <w:color w:val="60A0B0"/>
@@ -37019,7 +34873,7 @@
     <w:name w:val="AlertTok"/>
     <w:basedOn w:val="VerbatimChar"/>
     <w:rPr>
-      <w:rFonts w:ascii="Consolas" w:hAnsi="Consolas"/>
+      <w:rFonts w:ascii="Montserrat" w:hAnsi="Montserrat"/>
       <w:b/>
       <w:color w:val="FF0000"/>
       <w:sz w:val="22"/>
@@ -37029,7 +34883,7 @@
     <w:name w:val="ErrorTok"/>
     <w:basedOn w:val="VerbatimChar"/>
     <w:rPr>
-      <w:rFonts w:ascii="Consolas" w:hAnsi="Consolas"/>
+      <w:rFonts w:ascii="Montserrat" w:hAnsi="Montserrat"/>
       <w:b/>
       <w:color w:val="FF0000"/>
       <w:sz w:val="22"/>
@@ -37039,7 +34893,7 @@
     <w:name w:val="NormalTok"/>
     <w:basedOn w:val="VerbatimChar"/>
     <w:rPr>
-      <w:rFonts w:ascii="Consolas" w:hAnsi="Consolas"/>
+      <w:rFonts w:ascii="Montserrat" w:hAnsi="Montserrat"/>
       <w:sz w:val="22"/>
     </w:rPr>
   </w:style>
@@ -37057,7 +34911,6 @@
     <w:rPr>
       <w:b/>
       <w:bCs/>
-      <w:szCs w:val="22"/>
     </w:rPr>
   </w:style>
   <w:style w:type="paragraph" w:styleId="Sumrio3">
@@ -37226,7 +35079,7 @@
     <w:link w:val="Cabealho"/>
     <w:rsid w:val="007C5652"/>
     <w:rPr>
-      <w:rFonts w:ascii="Calibri" w:eastAsia="Calibri" w:hAnsi="Calibri"/>
+      <w:rFonts w:ascii="Montserrat" w:eastAsia="Montserrat" w:hAnsi="Montserrat"/>
       <w:color w:val="000000"/>
       <w:sz w:val="22"/>
     </w:rPr>
@@ -37250,9 +35103,17 @@
     <w:link w:val="Rodap"/>
     <w:rsid w:val="007C5652"/>
     <w:rPr>
-      <w:rFonts w:ascii="Calibri" w:eastAsia="Calibri" w:hAnsi="Calibri"/>
+      <w:rFonts w:ascii="Montserrat" w:eastAsia="Montserrat" w:hAnsi="Montserrat"/>
       <w:color w:val="000000"/>
       <w:sz w:val="22"/>
+    </w:rPr>
+  </w:style>
+  <w:style w:type="character" w:styleId="TextodoEspaoReservado">
+    <w:name w:val="Placeholder Text"/>
+    <w:basedOn w:val="Fontepargpadro"/>
+    <w:rsid w:val="00E8794E"/>
+    <w:rPr>
+      <w:color w:val="666666"/>
     </w:rPr>
   </w:style>
 </w:styles>
